--- a/GDPR/DPIA/DPIA.docx
+++ b/GDPR/DPIA/DPIA.docx
@@ -1,164 +1,60 @@
 
 <file path=word/document.xml><?xml version="1.0" encoding="utf-8"?>
-<w:document xmlns:wpc="http://schemas.microsoft.com/office/word/2010/wordprocessingCanvas" xmlns:cx="http://schemas.microsoft.com/office/drawing/2014/chartex" xmlns:cx1="http://schemas.microsoft.com/office/drawing/2015/9/8/chartex" xmlns:cx2="http://schemas.microsoft.com/office/drawing/2015/10/21/chartex" xmlns:cx3="http://schemas.microsoft.com/office/drawing/2016/5/9/chartex" xmlns:cx4="http://schemas.microsoft.com/office/drawing/2016/5/10/chartex" xmlns:cx5="http://schemas.microsoft.com/office/drawing/2016/5/11/chartex" xmlns:cx6="http://schemas.microsoft.com/office/drawing/2016/5/12/chartex" xmlns:cx7="http://schemas.microsoft.com/office/drawing/2016/5/13/chartex" xmlns:cx8="http://schemas.microsoft.com/office/drawing/2016/5/14/chartex" xmlns:mc="http://schemas.openxmlformats.org/markup-compatibility/2006" xmlns:aink="http://schemas.microsoft.com/office/drawing/2016/ink" xmlns:am3d="http://schemas.microsoft.com/office/drawing/2017/model3d" xmlns:o="urn:schemas-microsoft-com:office:office" xmlns:r="http://schemas.openxmlformats.org/officeDocument/2006/relationships" xmlns:m="http://schemas.openxmlformats.org/officeDocument/2006/math" xmlns:v="urn:schemas-microsoft-com:vml" xmlns:wp14="http://schemas.microsoft.com/office/word/2010/wordprocessingDrawing" xmlns:wp="http://schemas.openxmlformats.org/drawingml/2006/wordprocessingDrawing" xmlns:w10="urn:schemas-microsoft-com:office:word" xmlns:w="http://schemas.openxmlformats.org/wordprocessingml/2006/main" xmlns:w14="http://schemas.microsoft.com/office/word/2010/wordml" xmlns:w15="http://schemas.microsoft.com/office/word/2012/wordml" xmlns:w16cid="http://schemas.microsoft.com/office/word/2016/wordml/cid" xmlns:w16se="http://schemas.microsoft.com/office/word/2015/wordml/symex" xmlns:wpg="http://schemas.microsoft.com/office/word/2010/wordprocessingGroup" xmlns:wpi="http://schemas.microsoft.com/office/word/2010/wordprocessingInk" xmlns:wne="http://schemas.microsoft.com/office/word/2006/wordml" xmlns:wps="http://schemas.microsoft.com/office/word/2010/wordprocessingShape" mc:Ignorable="w14 w15 w16se w16cid wp14">
+<w:document xmlns:wpc="http://schemas.microsoft.com/office/word/2010/wordprocessingCanvas" xmlns:cx="http://schemas.microsoft.com/office/drawing/2014/chartex" xmlns:cx1="http://schemas.microsoft.com/office/drawing/2015/9/8/chartex" xmlns:cx2="http://schemas.microsoft.com/office/drawing/2015/10/21/chartex" xmlns:cx3="http://schemas.microsoft.com/office/drawing/2016/5/9/chartex" xmlns:cx4="http://schemas.microsoft.com/office/drawing/2016/5/10/chartex" xmlns:cx5="http://schemas.microsoft.com/office/drawing/2016/5/11/chartex" xmlns:cx6="http://schemas.microsoft.com/office/drawing/2016/5/12/chartex" xmlns:cx7="http://schemas.microsoft.com/office/drawing/2016/5/13/chartex" xmlns:cx8="http://schemas.microsoft.com/office/drawing/2016/5/14/chartex" xmlns:mc="http://schemas.openxmlformats.org/markup-compatibility/2006" xmlns:aink="http://schemas.microsoft.com/office/drawing/2016/ink" xmlns:am3d="http://schemas.microsoft.com/office/drawing/2017/model3d" xmlns:o="urn:schemas-microsoft-com:office:office" xmlns:oel="http://schemas.microsoft.com/office/2019/extlst" xmlns:r="http://schemas.openxmlformats.org/officeDocument/2006/relationships" xmlns:m="http://schemas.openxmlformats.org/officeDocument/2006/math" xmlns:v="urn:schemas-microsoft-com:vml" xmlns:wp14="http://schemas.microsoft.com/office/word/2010/wordprocessingDrawing" xmlns:wp="http://schemas.openxmlformats.org/drawingml/2006/wordprocessingDrawing" xmlns:w10="urn:schemas-microsoft-com:office:word" xmlns:w="http://schemas.openxmlformats.org/wordprocessingml/2006/main" xmlns:w14="http://schemas.microsoft.com/office/word/2010/wordml" xmlns:w15="http://schemas.microsoft.com/office/word/2012/wordml" xmlns:w16cei="http://schemas.microsoft.com/office/word/2026/wordml/cei" xmlns:w16cex="http://schemas.microsoft.com/office/word/2018/wordml/cex" xmlns:w16cid="http://schemas.microsoft.com/office/word/2016/wordml/cid" xmlns:w16="http://schemas.microsoft.com/office/word/2018/wordml" xmlns:w16du="http://schemas.microsoft.com/office/word/2023/wordml/word16du" xmlns:w16sdtdh="http://schemas.microsoft.com/office/word/2020/wordml/sdtdatahash" xmlns:w16sdtfl="http://schemas.microsoft.com/office/word/2024/wordml/sdtformatlock" xmlns:w16se="http://schemas.microsoft.com/office/word/2015/wordml/symex" xmlns:wpg="http://schemas.microsoft.com/office/word/2010/wordprocessingGroup" xmlns:wpi="http://schemas.microsoft.com/office/word/2010/wordprocessingInk" xmlns:wne="http://schemas.microsoft.com/office/word/2006/wordml" xmlns:wps="http://schemas.microsoft.com/office/word/2010/wordprocessingShape" mc:Ignorable="w14 w15 w16se w16cid w16 w16cex w16sdtdh w16sdtfl w16du wp14">
   <w:body>
     <w:p>
       <w:pPr>
         <w:pStyle w:val="Title"/>
-        <w:rPr>
-          <w:lang w:val="en-US"/>
-        </w:rPr>
-      </w:pPr>
-      <w:r>
-        <w:rPr>
-          <w:lang w:val="en-US"/>
-        </w:rPr>
+      </w:pPr>
+      <w:r>
         <w:t>Data Protection Impact Assessment (DPIA)</w:t>
       </w:r>
     </w:p>
     <w:p>
-      <w:pPr>
-        <w:rPr>
-          <w:rFonts w:ascii="Calibri" w:hAnsi="Calibri"/>
-          <w:lang w:val="en-US"/>
-        </w:rPr>
-      </w:pPr>
-      <w:r>
-        <w:rPr>
-          <w:rFonts w:ascii="Calibri" w:hAnsi="Calibri"/>
-          <w:lang w:val="en-US"/>
-        </w:rPr>
+      <w:r>
         <w:t>Template</w:t>
       </w:r>
       <w:r>
-        <w:rPr>
-          <w:rFonts w:ascii="Calibri" w:hAnsi="Calibri"/>
-          <w:lang w:val="en-US"/>
-        </w:rPr>
-        <w:t xml:space="preserve"> (version 1.2)</w:t>
-      </w:r>
-      <w:r>
-        <w:rPr>
-          <w:rFonts w:ascii="Calibri" w:hAnsi="Calibri"/>
-          <w:lang w:val="en-US"/>
-        </w:rPr>
+        <w:t xml:space="preserve"> (version 1.</w:t>
+      </w:r>
+      <w:r>
+        <w:t>3</w:t>
+      </w:r>
+      <w:r>
+        <w:t>)</w:t>
+      </w:r>
+      <w:r>
         <w:t xml:space="preserve"> </w:t>
       </w:r>
       <w:r>
-        <w:rPr>
-          <w:rFonts w:ascii="Calibri" w:hAnsi="Calibri"/>
-          <w:lang w:val="en-US"/>
-        </w:rPr>
         <w:t>by</w:t>
       </w:r>
       <w:r>
-        <w:rPr>
-          <w:rFonts w:ascii="Calibri" w:hAnsi="Calibri"/>
-          <w:lang w:val="en-US"/>
-        </w:rPr>
-        <w:t xml:space="preserve"> </w:t>
-      </w:r>
-      <w:proofErr w:type="spellStart"/>
-      <w:r>
-        <w:rPr>
-          <w:rFonts w:ascii="Calibri" w:hAnsi="Calibri"/>
-          <w:lang w:val="en-US"/>
-        </w:rPr>
-        <w:t>Sieuwert</w:t>
-      </w:r>
-      <w:proofErr w:type="spellEnd"/>
-      <w:r>
-        <w:rPr>
-          <w:rFonts w:ascii="Calibri" w:hAnsi="Calibri"/>
-          <w:lang w:val="en-US"/>
-        </w:rPr>
-        <w:t xml:space="preserve"> van </w:t>
-      </w:r>
-      <w:proofErr w:type="spellStart"/>
-      <w:r>
-        <w:rPr>
-          <w:rFonts w:ascii="Calibri" w:hAnsi="Calibri"/>
-          <w:lang w:val="en-US"/>
-        </w:rPr>
-        <w:t>Otterloo</w:t>
-      </w:r>
-      <w:proofErr w:type="spellEnd"/>
-      <w:r>
-        <w:rPr>
-          <w:rFonts w:ascii="Calibri" w:hAnsi="Calibri"/>
-          <w:lang w:val="en-US"/>
-        </w:rPr>
-        <w:t xml:space="preserve"> </w:t>
+        <w:t xml:space="preserve"> Sieuwert van Otterloo </w:t>
       </w:r>
       <w:hyperlink r:id="rId8" w:history="1">
         <w:r>
           <w:rPr>
             <w:rStyle w:val="Hyperlink"/>
-            <w:rFonts w:ascii="Calibri" w:hAnsi="Calibri"/>
-            <w:lang w:val="en-US"/>
           </w:rPr>
           <w:t>www.ictinstitute.nl</w:t>
         </w:r>
       </w:hyperlink>
     </w:p>
-    <w:p>
-      <w:pPr>
-        <w:rPr>
-          <w:rFonts w:ascii="Calibri" w:hAnsi="Calibri"/>
-          <w:lang w:val="en-US"/>
-        </w:rPr>
-      </w:pPr>
-    </w:p>
-    <w:p>
-      <w:pPr>
-        <w:rPr>
-          <w:rFonts w:ascii="Calibri" w:hAnsi="Calibri"/>
-          <w:lang w:val="en-US"/>
-        </w:rPr>
-      </w:pPr>
-      <w:r>
-        <w:rPr>
-          <w:rFonts w:ascii="Calibri" w:hAnsi="Calibri"/>
-          <w:lang w:val="en-US"/>
-        </w:rPr>
+    <w:p/>
+    <w:p>
+      <w:r>
         <w:t>The first part of this template should be filled in for all processing activities. With this, you explain why a DPIA should or should not be done for this activity.</w:t>
       </w:r>
     </w:p>
-    <w:p>
-      <w:pPr>
-        <w:rPr>
-          <w:rFonts w:ascii="Calibri" w:hAnsi="Calibri"/>
-          <w:lang w:val="en-US"/>
-        </w:rPr>
-      </w:pPr>
-    </w:p>
-    <w:p>
-      <w:pPr>
-        <w:rPr>
-          <w:rFonts w:ascii="Calibri" w:hAnsi="Calibri"/>
-          <w:lang w:val="en-US"/>
-        </w:rPr>
-      </w:pPr>
-      <w:r>
-        <w:rPr>
-          <w:rFonts w:ascii="Calibri" w:hAnsi="Calibri"/>
-          <w:lang w:val="en-US"/>
-        </w:rPr>
+    <w:p/>
+    <w:p>
+      <w:r>
         <w:t>Sources template</w:t>
       </w:r>
     </w:p>
     <w:p>
-      <w:pPr>
-        <w:rPr>
-          <w:rFonts w:ascii="Calibri" w:hAnsi="Calibri"/>
-          <w:lang w:val="en-US"/>
-        </w:rPr>
-      </w:pPr>
-      <w:r>
-        <w:rPr>
-          <w:rFonts w:ascii="Calibri" w:hAnsi="Calibri"/>
-          <w:lang w:val="en-US"/>
-        </w:rPr>
+      <w:r>
         <w:t>This template has been developed using the following sources:</w:t>
       </w:r>
     </w:p>
@@ -169,16 +65,8 @@
           <w:ilvl w:val="0"/>
           <w:numId w:val="4"/>
         </w:numPr>
-        <w:rPr>
-          <w:rFonts w:ascii="Calibri" w:hAnsi="Calibri"/>
-          <w:lang w:val="en-US"/>
-        </w:rPr>
-      </w:pPr>
-      <w:r>
-        <w:rPr>
-          <w:rFonts w:ascii="Calibri" w:hAnsi="Calibri"/>
-          <w:lang w:val="en-US"/>
-        </w:rPr>
+      </w:pPr>
+      <w:r>
         <w:t>The GDPR itself</w:t>
       </w:r>
     </w:p>
@@ -189,205 +77,77 @@
           <w:ilvl w:val="0"/>
           <w:numId w:val="4"/>
         </w:numPr>
-        <w:rPr>
-          <w:rFonts w:ascii="Calibri" w:hAnsi="Calibri"/>
-          <w:lang w:val="en-US"/>
-        </w:rPr>
-      </w:pPr>
-      <w:r>
-        <w:rPr>
-          <w:rFonts w:ascii="Calibri" w:hAnsi="Calibri"/>
-          <w:lang w:val="en-US"/>
-        </w:rPr>
+      </w:pPr>
+      <w:r>
         <w:t>The Dutch GDPR manual</w:t>
       </w:r>
       <w:r>
-        <w:rPr>
-          <w:rFonts w:ascii="Calibri" w:hAnsi="Calibri"/>
-          <w:lang w:val="en-US"/>
-        </w:rPr>
         <w:t xml:space="preserve"> </w:t>
       </w:r>
       <w:r>
-        <w:rPr>
-          <w:rFonts w:ascii="Calibri" w:hAnsi="Calibri"/>
-          <w:lang w:val="en-US"/>
-        </w:rPr>
         <w:t>‘</w:t>
       </w:r>
       <w:proofErr w:type="spellStart"/>
       <w:r>
-        <w:rPr>
-          <w:rFonts w:ascii="Calibri" w:hAnsi="Calibri"/>
-          <w:lang w:val="en-US"/>
-        </w:rPr>
         <w:t>Handleiding</w:t>
       </w:r>
       <w:proofErr w:type="spellEnd"/>
       <w:r>
-        <w:rPr>
-          <w:rFonts w:ascii="Calibri" w:hAnsi="Calibri"/>
-          <w:lang w:val="en-US"/>
-        </w:rPr>
         <w:t xml:space="preserve"> </w:t>
       </w:r>
       <w:proofErr w:type="spellStart"/>
       <w:r>
-        <w:rPr>
-          <w:rFonts w:ascii="Calibri" w:hAnsi="Calibri"/>
-          <w:lang w:val="en-US"/>
-        </w:rPr>
         <w:t>Algemene</w:t>
       </w:r>
       <w:proofErr w:type="spellEnd"/>
       <w:r>
-        <w:rPr>
-          <w:rFonts w:ascii="Calibri" w:hAnsi="Calibri"/>
-          <w:lang w:val="en-US"/>
-        </w:rPr>
         <w:t xml:space="preserve"> </w:t>
       </w:r>
       <w:proofErr w:type="spellStart"/>
       <w:r>
-        <w:rPr>
-          <w:rFonts w:ascii="Calibri" w:hAnsi="Calibri"/>
-          <w:lang w:val="en-US"/>
-        </w:rPr>
         <w:t>Verordening</w:t>
       </w:r>
       <w:proofErr w:type="spellEnd"/>
       <w:r>
-        <w:rPr>
-          <w:rFonts w:ascii="Calibri" w:hAnsi="Calibri"/>
-          <w:lang w:val="en-US"/>
-        </w:rPr>
         <w:t xml:space="preserve"> </w:t>
       </w:r>
       <w:proofErr w:type="spellStart"/>
       <w:r>
-        <w:rPr>
-          <w:rFonts w:ascii="Calibri" w:hAnsi="Calibri"/>
-          <w:lang w:val="en-US"/>
-        </w:rPr>
         <w:t>Gegevensbescherming</w:t>
       </w:r>
       <w:proofErr w:type="spellEnd"/>
       <w:r>
-        <w:rPr>
-          <w:rFonts w:ascii="Calibri" w:hAnsi="Calibri"/>
-          <w:lang w:val="en-US"/>
-        </w:rPr>
         <w:t>’ by the Dutch supervisory Authority</w:t>
       </w:r>
       <w:r>
-        <w:rPr>
-          <w:rFonts w:ascii="Calibri" w:hAnsi="Calibri"/>
-          <w:lang w:val="en-US"/>
-        </w:rPr>
         <w:t xml:space="preserve"> </w:t>
       </w:r>
       <w:proofErr w:type="spellStart"/>
       <w:r>
-        <w:rPr>
-          <w:rFonts w:ascii="Calibri" w:hAnsi="Calibri"/>
-          <w:lang w:val="en-US"/>
-        </w:rPr>
         <w:t>Autoriteit</w:t>
       </w:r>
       <w:proofErr w:type="spellEnd"/>
       <w:r>
-        <w:rPr>
-          <w:rFonts w:ascii="Calibri" w:hAnsi="Calibri"/>
-          <w:lang w:val="en-US"/>
-        </w:rPr>
         <w:t xml:space="preserve"> </w:t>
       </w:r>
       <w:proofErr w:type="spellStart"/>
       <w:r>
-        <w:rPr>
-          <w:rFonts w:ascii="Calibri" w:hAnsi="Calibri"/>
-          <w:lang w:val="en-US"/>
-        </w:rPr>
         <w:t>Persoonsgegevens</w:t>
       </w:r>
       <w:proofErr w:type="spellEnd"/>
       <w:r>
-        <w:rPr>
-          <w:rFonts w:ascii="Calibri" w:hAnsi="Calibri"/>
-          <w:lang w:val="en-US"/>
-        </w:rPr>
         <w:t xml:space="preserve"> and Ministry of Justice, security, and </w:t>
       </w:r>
       <w:proofErr w:type="spellStart"/>
       <w:r>
-        <w:rPr>
-          <w:rFonts w:ascii="Calibri" w:hAnsi="Calibri"/>
-          <w:lang w:val="en-US"/>
-        </w:rPr>
         <w:t>defence</w:t>
       </w:r>
       <w:proofErr w:type="spellEnd"/>
       <w:r>
-        <w:rPr>
-          <w:rFonts w:ascii="Calibri" w:hAnsi="Calibri"/>
-          <w:lang w:val="en-US"/>
-        </w:rPr>
         <w:t>. Authors</w:t>
       </w:r>
       <w:r>
-        <w:rPr>
-          <w:rFonts w:ascii="Calibri" w:hAnsi="Calibri"/>
-          <w:lang w:val="en-US"/>
-        </w:rPr>
-        <w:t xml:space="preserve">: Bart W. </w:t>
-      </w:r>
-      <w:proofErr w:type="spellStart"/>
-      <w:r>
-        <w:rPr>
-          <w:rFonts w:ascii="Calibri" w:hAnsi="Calibri"/>
-          <w:lang w:val="en-US"/>
-        </w:rPr>
-        <w:t>Schermer</w:t>
-      </w:r>
-      <w:proofErr w:type="spellEnd"/>
-      <w:r>
-        <w:rPr>
-          <w:rFonts w:ascii="Calibri" w:hAnsi="Calibri"/>
-          <w:lang w:val="en-US"/>
-        </w:rPr>
-        <w:t xml:space="preserve">, Dominique </w:t>
-      </w:r>
-      <w:proofErr w:type="spellStart"/>
-      <w:r>
-        <w:rPr>
-          <w:rFonts w:ascii="Calibri" w:hAnsi="Calibri"/>
-          <w:lang w:val="en-US"/>
-        </w:rPr>
-        <w:t>Hagenauw</w:t>
-      </w:r>
-      <w:proofErr w:type="spellEnd"/>
-      <w:r>
-        <w:rPr>
-          <w:rFonts w:ascii="Calibri" w:hAnsi="Calibri"/>
-          <w:lang w:val="en-US"/>
-        </w:rPr>
-        <w:t xml:space="preserve">, Nathalie </w:t>
-      </w:r>
-      <w:proofErr w:type="spellStart"/>
-      <w:r>
-        <w:rPr>
-          <w:rFonts w:ascii="Calibri" w:hAnsi="Calibri"/>
-          <w:lang w:val="en-US"/>
-        </w:rPr>
-        <w:t>Falot</w:t>
-      </w:r>
-      <w:proofErr w:type="spellEnd"/>
-      <w:r>
-        <w:rPr>
-          <w:rFonts w:ascii="Calibri" w:hAnsi="Calibri"/>
-          <w:lang w:val="en-US"/>
-        </w:rPr>
-        <w:t xml:space="preserve"> </w:t>
+        <w:t xml:space="preserve">: Bart W. Schermer, Dominique Hagenauw, Nathalie Falot </w:t>
       </w:r>
     </w:p>
     <w:p>
@@ -397,97 +157,45 @@
           <w:ilvl w:val="0"/>
           <w:numId w:val="4"/>
         </w:numPr>
-        <w:rPr>
-          <w:rFonts w:ascii="Calibri" w:hAnsi="Calibri"/>
-          <w:lang w:val="en-US"/>
-        </w:rPr>
-      </w:pPr>
-      <w:r>
-        <w:rPr>
-          <w:rFonts w:ascii="Calibri" w:hAnsi="Calibri"/>
-          <w:lang w:val="en-US"/>
-        </w:rPr>
+      </w:pPr>
+      <w:r>
         <w:t>Guidelines for DPIA’s by</w:t>
       </w:r>
       <w:r>
-        <w:rPr>
-          <w:rFonts w:ascii="Calibri" w:hAnsi="Calibri"/>
-          <w:lang w:val="en-US"/>
-        </w:rPr>
         <w:t xml:space="preserve"> </w:t>
       </w:r>
       <w:proofErr w:type="spellStart"/>
       <w:r>
-        <w:rPr>
-          <w:rFonts w:ascii="Calibri" w:hAnsi="Calibri"/>
-          <w:lang w:val="en-US"/>
-        </w:rPr>
         <w:t>groep</w:t>
       </w:r>
       <w:proofErr w:type="spellEnd"/>
       <w:r>
-        <w:rPr>
-          <w:rFonts w:ascii="Calibri" w:hAnsi="Calibri"/>
-          <w:lang w:val="en-US"/>
-        </w:rPr>
         <w:t xml:space="preserve"> </w:t>
       </w:r>
       <w:proofErr w:type="spellStart"/>
       <w:r>
-        <w:rPr>
-          <w:rFonts w:ascii="Calibri" w:hAnsi="Calibri"/>
-          <w:lang w:val="en-US"/>
-        </w:rPr>
         <w:t>Gegevensbescherming</w:t>
       </w:r>
       <w:proofErr w:type="spellEnd"/>
       <w:r>
-        <w:rPr>
-          <w:rFonts w:ascii="Calibri" w:hAnsi="Calibri"/>
-          <w:lang w:val="en-US"/>
-        </w:rPr>
         <w:t xml:space="preserve">, </w:t>
       </w:r>
       <w:r>
-        <w:rPr>
-          <w:rFonts w:ascii="Calibri" w:hAnsi="Calibri"/>
-          <w:lang w:val="en-US"/>
-        </w:rPr>
         <w:t>as last edited and published on</w:t>
       </w:r>
       <w:r>
-        <w:rPr>
-          <w:rFonts w:ascii="Calibri" w:hAnsi="Calibri"/>
-          <w:lang w:val="en-US"/>
-        </w:rPr>
         <w:t xml:space="preserve"> </w:t>
       </w:r>
       <w:r>
-        <w:rPr>
-          <w:rFonts w:ascii="Calibri" w:hAnsi="Calibri"/>
-          <w:lang w:val="en-US"/>
-        </w:rPr>
         <w:t>Oc</w:t>
       </w:r>
       <w:r>
-        <w:rPr>
-          <w:rFonts w:ascii="Calibri" w:hAnsi="Calibri"/>
-          <w:lang w:val="en-US"/>
-        </w:rPr>
         <w:t>tober</w:t>
       </w:r>
       <w:r>
-        <w:rPr>
-          <w:rFonts w:ascii="Calibri" w:hAnsi="Calibri"/>
-          <w:lang w:val="en-US"/>
-        </w:rPr>
         <w:t xml:space="preserve"> 4</w:t>
       </w:r>
       <w:r>
-        <w:rPr>
-          <w:rFonts w:ascii="Calibri" w:hAnsi="Calibri"/>
-          <w:lang w:val="en-US"/>
-        </w:rPr>
         <w:t xml:space="preserve"> 2017 </w:t>
       </w:r>
     </w:p>
@@ -498,119 +206,68 @@
           <w:ilvl w:val="0"/>
           <w:numId w:val="4"/>
         </w:numPr>
-        <w:rPr>
-          <w:rFonts w:ascii="Calibri" w:hAnsi="Calibri"/>
-          <w:lang w:val="en-US"/>
-        </w:rPr>
-      </w:pPr>
-      <w:r>
-        <w:rPr>
-          <w:rFonts w:ascii="Calibri" w:hAnsi="Calibri"/>
-          <w:lang w:val="en-US"/>
-        </w:rPr>
+      </w:pPr>
+      <w:r>
         <w:t xml:space="preserve">Privacy Impact Assessment (PIA): </w:t>
       </w:r>
       <w:proofErr w:type="spellStart"/>
       <w:r>
-        <w:rPr>
-          <w:rFonts w:ascii="Calibri" w:hAnsi="Calibri"/>
-          <w:lang w:val="en-US"/>
-        </w:rPr>
         <w:t>Introductie</w:t>
       </w:r>
       <w:proofErr w:type="spellEnd"/>
       <w:r>
-        <w:rPr>
-          <w:rFonts w:ascii="Calibri" w:hAnsi="Calibri"/>
-          <w:lang w:val="en-US"/>
-        </w:rPr>
         <w:t xml:space="preserve">, </w:t>
       </w:r>
       <w:proofErr w:type="spellStart"/>
       <w:r>
-        <w:rPr>
-          <w:rFonts w:ascii="Calibri" w:hAnsi="Calibri"/>
-          <w:lang w:val="en-US"/>
-        </w:rPr>
         <w:t>handreiking</w:t>
       </w:r>
       <w:proofErr w:type="spellEnd"/>
       <w:r>
-        <w:rPr>
-          <w:rFonts w:ascii="Calibri" w:hAnsi="Calibri"/>
-          <w:lang w:val="en-US"/>
-        </w:rPr>
         <w:t xml:space="preserve"> </w:t>
       </w:r>
       <w:proofErr w:type="spellStart"/>
       <w:r>
-        <w:rPr>
-          <w:rFonts w:ascii="Calibri" w:hAnsi="Calibri"/>
-          <w:lang w:val="en-US"/>
-        </w:rPr>
         <w:t>en</w:t>
       </w:r>
       <w:proofErr w:type="spellEnd"/>
       <w:r>
-        <w:rPr>
-          <w:rFonts w:ascii="Calibri" w:hAnsi="Calibri"/>
-          <w:lang w:val="en-US"/>
-        </w:rPr>
         <w:t xml:space="preserve"> </w:t>
       </w:r>
       <w:proofErr w:type="spellStart"/>
       <w:r>
-        <w:rPr>
-          <w:rFonts w:ascii="Calibri" w:hAnsi="Calibri"/>
-          <w:lang w:val="en-US"/>
-        </w:rPr>
         <w:t>vragenlijst</w:t>
       </w:r>
       <w:proofErr w:type="spellEnd"/>
       <w:r>
-        <w:rPr>
-          <w:rFonts w:ascii="Calibri" w:hAnsi="Calibri"/>
-          <w:lang w:val="en-US"/>
-        </w:rPr>
         <w:t xml:space="preserve"> Versie 1.2 - November 2015 </w:t>
       </w:r>
       <w:r>
-        <w:rPr>
-          <w:rFonts w:ascii="Calibri" w:hAnsi="Calibri"/>
-          <w:lang w:val="en-US"/>
-        </w:rPr>
         <w:t>published by</w:t>
       </w:r>
       <w:r>
-        <w:rPr>
-          <w:rFonts w:ascii="Calibri" w:hAnsi="Calibri"/>
-          <w:lang w:val="en-US"/>
-        </w:rPr>
         <w:t xml:space="preserve"> NOREA</w:t>
       </w:r>
     </w:p>
     <w:p>
       <w:pPr>
         <w:pStyle w:val="ListParagraph"/>
-        <w:rPr>
-          <w:lang w:val="en-US"/>
-        </w:rPr>
-      </w:pPr>
-    </w:p>
-    <w:p>
-      <w:pPr>
-        <w:rPr>
-          <w:lang w:val="en-US"/>
-        </w:rPr>
-      </w:pPr>
-    </w:p>
-    <w:p>
-      <w:pPr>
-        <w:rPr>
-          <w:lang w:val="en-US"/>
-        </w:rPr>
-      </w:pPr>
-    </w:p>
+        <w:numPr>
+          <w:ilvl w:val="0"/>
+          <w:numId w:val="4"/>
+        </w:numPr>
+      </w:pPr>
+      <w:r>
+        <w:t>Omnibus AI amendments to the AI Act - Regulation (EU) 2026/1744</w:t>
+      </w:r>
+    </w:p>
+    <w:p>
+      <w:pPr>
+        <w:pStyle w:val="ListParagraph"/>
+      </w:pPr>
+    </w:p>
+    <w:p/>
+    <w:p/>
     <w:p>
       <w:pPr>
         <w:rPr>
@@ -618,211 +275,120 @@
           <w:color w:val="345A8A" w:themeColor="accent1" w:themeShade="B5"/>
           <w:sz w:val="32"/>
           <w:szCs w:val="32"/>
-          <w:lang w:val="en-US"/>
-        </w:rPr>
-      </w:pPr>
-      <w:r>
-        <w:rPr>
-          <w:lang w:val="en-US"/>
-        </w:rPr>
+        </w:rPr>
+      </w:pPr>
+      <w:r>
         <w:br w:type="page"/>
       </w:r>
     </w:p>
     <w:p>
       <w:pPr>
         <w:pStyle w:val="Heading1"/>
-        <w:rPr>
-          <w:lang w:val="en-US"/>
-        </w:rPr>
-      </w:pPr>
-      <w:r>
-        <w:rPr>
-          <w:lang w:val="en-US"/>
-        </w:rPr>
+      </w:pPr>
+      <w:r>
         <w:lastRenderedPageBreak/>
         <w:t>Organization details</w:t>
       </w:r>
     </w:p>
-    <w:p>
-      <w:pPr>
-        <w:rPr>
-          <w:lang w:val="en-US"/>
-        </w:rPr>
-      </w:pPr>
-    </w:p>
-    <w:p>
-      <w:pPr>
-        <w:rPr>
-          <w:rFonts w:ascii="Calibri" w:hAnsi="Calibri"/>
-          <w:lang w:val="en-US"/>
-        </w:rPr>
-      </w:pPr>
-      <w:r>
-        <w:rPr>
-          <w:rFonts w:ascii="Calibri" w:hAnsi="Calibri"/>
-          <w:lang w:val="en-US"/>
-        </w:rPr>
+    <w:p/>
+    <w:p>
+      <w:r>
         <w:t>Name and address of the organization</w:t>
       </w:r>
       <w:r>
-        <w:rPr>
-          <w:rFonts w:ascii="Calibri" w:hAnsi="Calibri"/>
-          <w:lang w:val="en-US"/>
-        </w:rPr>
         <w:t>:</w:t>
       </w:r>
     </w:p>
-    <w:p>
-      <w:pPr>
-        <w:rPr>
-          <w:rFonts w:ascii="Calibri" w:hAnsi="Calibri"/>
-          <w:lang w:val="en-US"/>
-        </w:rPr>
-      </w:pPr>
-    </w:p>
-    <w:p>
-      <w:pPr>
-        <w:rPr>
-          <w:rFonts w:ascii="Calibri" w:hAnsi="Calibri"/>
-          <w:lang w:val="en-US"/>
-        </w:rPr>
-      </w:pPr>
-      <w:r>
-        <w:rPr>
-          <w:rFonts w:ascii="Calibri" w:hAnsi="Calibri"/>
-          <w:lang w:val="en-US"/>
-        </w:rPr>
+    <w:p/>
+    <w:p>
+      <w:r>
         <w:t>Author DPIA</w:t>
       </w:r>
       <w:r>
-        <w:rPr>
-          <w:rFonts w:ascii="Calibri" w:hAnsi="Calibri"/>
-          <w:lang w:val="en-US"/>
-        </w:rPr>
         <w:t>:</w:t>
       </w:r>
     </w:p>
     <w:p>
-      <w:pPr>
-        <w:rPr>
-          <w:rFonts w:ascii="Calibri" w:hAnsi="Calibri"/>
-          <w:lang w:val="en-US"/>
-        </w:rPr>
-      </w:pPr>
-      <w:r>
-        <w:rPr>
-          <w:rFonts w:ascii="Calibri" w:hAnsi="Calibri"/>
-          <w:lang w:val="en-US"/>
-        </w:rPr>
+      <w:r>
         <w:br/>
         <w:t>Name and contact details DPO (if appointed):</w:t>
       </w:r>
     </w:p>
-    <w:p>
-      <w:pPr>
-        <w:rPr>
-          <w:rFonts w:ascii="Calibri" w:hAnsi="Calibri"/>
-          <w:lang w:val="en-US"/>
-        </w:rPr>
-      </w:pPr>
-    </w:p>
-    <w:p>
-      <w:pPr>
-        <w:rPr>
-          <w:rFonts w:ascii="Calibri" w:hAnsi="Calibri"/>
-          <w:lang w:val="en-US"/>
-        </w:rPr>
-      </w:pPr>
-      <w:r>
-        <w:rPr>
-          <w:rFonts w:ascii="Calibri" w:hAnsi="Calibri"/>
-          <w:lang w:val="en-US"/>
-        </w:rPr>
+    <w:p/>
+    <w:p>
+      <w:r>
         <w:t>Other involved and consulted experts:</w:t>
       </w:r>
     </w:p>
-    <w:p>
-      <w:pPr>
-        <w:rPr>
-          <w:rFonts w:ascii="Calibri" w:hAnsi="Calibri"/>
-          <w:lang w:val="en-US"/>
-        </w:rPr>
-      </w:pPr>
-    </w:p>
-    <w:p>
-      <w:pPr>
-        <w:rPr>
-          <w:rFonts w:ascii="Calibri" w:hAnsi="Calibri"/>
-          <w:lang w:val="en-US"/>
-        </w:rPr>
-      </w:pPr>
-      <w:r>
-        <w:rPr>
-          <w:rFonts w:ascii="Calibri" w:hAnsi="Calibri"/>
-          <w:lang w:val="en-US"/>
-        </w:rPr>
+    <w:p/>
+    <w:p>
+      <w:r>
         <w:t>Plan of action for the DPIA execution:</w:t>
       </w:r>
     </w:p>
     <w:p>
-      <w:pPr>
-        <w:rPr>
-          <w:lang w:val="en-US"/>
-        </w:rPr>
-      </w:pPr>
-      <w:r>
-        <w:rPr>
-          <w:rFonts w:ascii="Calibri" w:hAnsi="Calibri"/>
-          <w:lang w:val="en-US"/>
-        </w:rPr>
+      <w:r>
         <w:t>Write down here on what day with whom has been spoken, which workshops have been done when, and what parties/which people were present.</w:t>
       </w:r>
       <w:r>
-        <w:rPr>
-          <w:lang w:val="en-US"/>
-        </w:rPr>
         <w:br/>
       </w:r>
     </w:p>
     <w:p>
       <w:pPr>
         <w:rPr>
-          <w:lang w:val="en-US"/>
-        </w:rPr>
-      </w:pPr>
+          <w:rFonts w:asciiTheme="majorHAnsi" w:hAnsiTheme="majorHAnsi" w:cstheme="majorHAnsi"/>
+        </w:rPr>
+      </w:pPr>
+      <w:r>
+        <w:rPr>
+          <w:rFonts w:asciiTheme="majorHAnsi" w:hAnsiTheme="majorHAnsi" w:cstheme="majorHAnsi"/>
+        </w:rPr>
+        <w:t>This section is</w:t>
+      </w:r>
+      <w:r>
+        <w:rPr>
+          <w:rFonts w:asciiTheme="majorHAnsi" w:hAnsiTheme="majorHAnsi" w:cstheme="majorHAnsi"/>
+        </w:rPr>
+        <w:t xml:space="preserve"> </w:t>
+      </w:r>
+      <w:r>
+        <w:rPr>
+          <w:rFonts w:asciiTheme="majorHAnsi" w:hAnsiTheme="majorHAnsi" w:cstheme="majorHAnsi"/>
+        </w:rPr>
+        <w:t>shared</w:t>
+      </w:r>
+      <w:r>
+        <w:rPr>
+          <w:rFonts w:asciiTheme="majorHAnsi" w:hAnsiTheme="majorHAnsi" w:cstheme="majorHAnsi"/>
+        </w:rPr>
+        <w:t xml:space="preserve"> with the FRIA</w:t>
+      </w:r>
+      <w:r>
+        <w:rPr>
+          <w:rFonts w:asciiTheme="majorHAnsi" w:hAnsiTheme="majorHAnsi" w:cstheme="majorHAnsi"/>
+        </w:rPr>
+        <w:t xml:space="preserve"> from the AI Act.</w:t>
+      </w:r>
     </w:p>
     <w:p>
       <w:pPr>
         <w:pStyle w:val="Heading1"/>
-        <w:rPr>
-          <w:lang w:val="en-US"/>
-        </w:rPr>
-      </w:pPr>
-      <w:r>
-        <w:rPr>
-          <w:lang w:val="en-US"/>
-        </w:rPr>
+      </w:pPr>
+      <w:r>
         <w:t>Processing activity details</w:t>
       </w:r>
     </w:p>
-    <w:p>
-      <w:pPr>
-        <w:rPr>
-          <w:lang w:val="en-US"/>
-        </w:rPr>
-      </w:pPr>
-    </w:p>
-    <w:p>
-      <w:pPr>
-        <w:rPr>
-          <w:rFonts w:ascii="Calibri" w:hAnsi="Calibri"/>
-          <w:lang w:val="en-US"/>
-        </w:rPr>
-      </w:pPr>
-      <w:r>
-        <w:rPr>
-          <w:rFonts w:ascii="Calibri" w:hAnsi="Calibri"/>
-          <w:lang w:val="en-US"/>
+    <w:p/>
+    <w:p>
+      <w:pPr>
+        <w:rPr>
+          <w:rFonts w:asciiTheme="majorHAnsi" w:hAnsiTheme="majorHAnsi" w:cstheme="majorHAnsi"/>
+        </w:rPr>
+      </w:pPr>
+      <w:r>
+        <w:rPr>
+          <w:rFonts w:asciiTheme="majorHAnsi" w:hAnsiTheme="majorHAnsi" w:cstheme="majorHAnsi"/>
         </w:rPr>
         <w:t>Describe what personal data is involved (name, email, medical information, …)</w:t>
       </w:r>
@@ -830,22 +396,19 @@
     <w:p>
       <w:pPr>
         <w:rPr>
-          <w:rFonts w:ascii="Calibri" w:hAnsi="Calibri"/>
-          <w:lang w:val="en-US"/>
-        </w:rPr>
-      </w:pPr>
-    </w:p>
-    <w:p>
-      <w:pPr>
-        <w:rPr>
-          <w:rFonts w:ascii="Calibri" w:hAnsi="Calibri"/>
-          <w:lang w:val="en-US"/>
-        </w:rPr>
-      </w:pPr>
-      <w:r>
-        <w:rPr>
-          <w:rFonts w:ascii="Calibri" w:hAnsi="Calibri"/>
-          <w:lang w:val="en-US"/>
+          <w:rFonts w:asciiTheme="majorHAnsi" w:hAnsiTheme="majorHAnsi" w:cstheme="majorHAnsi"/>
+        </w:rPr>
+      </w:pPr>
+    </w:p>
+    <w:p>
+      <w:pPr>
+        <w:rPr>
+          <w:rFonts w:asciiTheme="majorHAnsi" w:hAnsiTheme="majorHAnsi" w:cstheme="majorHAnsi"/>
+        </w:rPr>
+      </w:pPr>
+      <w:r>
+        <w:rPr>
+          <w:rFonts w:asciiTheme="majorHAnsi" w:hAnsiTheme="majorHAnsi" w:cstheme="majorHAnsi"/>
         </w:rPr>
         <w:t>With what purpose and in which process are these data used?</w:t>
       </w:r>
@@ -853,22 +416,19 @@
     <w:p>
       <w:pPr>
         <w:rPr>
-          <w:rFonts w:ascii="Calibri" w:hAnsi="Calibri"/>
-          <w:lang w:val="en-US"/>
-        </w:rPr>
-      </w:pPr>
-    </w:p>
-    <w:p>
-      <w:pPr>
-        <w:rPr>
-          <w:rFonts w:ascii="Calibri" w:hAnsi="Calibri"/>
-          <w:lang w:val="en-US"/>
-        </w:rPr>
-      </w:pPr>
-      <w:r>
-        <w:rPr>
-          <w:rFonts w:ascii="Calibri" w:hAnsi="Calibri"/>
-          <w:lang w:val="en-US"/>
+          <w:rFonts w:asciiTheme="majorHAnsi" w:hAnsiTheme="majorHAnsi" w:cstheme="majorHAnsi"/>
+        </w:rPr>
+      </w:pPr>
+    </w:p>
+    <w:p>
+      <w:pPr>
+        <w:rPr>
+          <w:rFonts w:asciiTheme="majorHAnsi" w:hAnsiTheme="majorHAnsi" w:cstheme="majorHAnsi"/>
+        </w:rPr>
+      </w:pPr>
+      <w:r>
+        <w:rPr>
+          <w:rFonts w:asciiTheme="majorHAnsi" w:hAnsiTheme="majorHAnsi" w:cstheme="majorHAnsi"/>
         </w:rPr>
         <w:t>What type of data subjects do the personal data belong to? (website visitors, students, customers, …)</w:t>
       </w:r>
@@ -876,22 +436,19 @@
     <w:p>
       <w:pPr>
         <w:rPr>
-          <w:rFonts w:ascii="Calibri" w:hAnsi="Calibri"/>
-          <w:lang w:val="en-US"/>
-        </w:rPr>
-      </w:pPr>
-    </w:p>
-    <w:p>
-      <w:pPr>
-        <w:rPr>
-          <w:rFonts w:ascii="Calibri" w:hAnsi="Calibri"/>
-          <w:lang w:val="en-US"/>
-        </w:rPr>
-      </w:pPr>
-      <w:r>
-        <w:rPr>
-          <w:rFonts w:ascii="Calibri" w:hAnsi="Calibri"/>
-          <w:lang w:val="en-US"/>
+          <w:rFonts w:asciiTheme="majorHAnsi" w:hAnsiTheme="majorHAnsi" w:cstheme="majorHAnsi"/>
+        </w:rPr>
+      </w:pPr>
+    </w:p>
+    <w:p>
+      <w:pPr>
+        <w:rPr>
+          <w:rFonts w:asciiTheme="majorHAnsi" w:hAnsiTheme="majorHAnsi" w:cstheme="majorHAnsi"/>
+        </w:rPr>
+      </w:pPr>
+      <w:r>
+        <w:rPr>
+          <w:rFonts w:asciiTheme="majorHAnsi" w:hAnsiTheme="majorHAnsi" w:cstheme="majorHAnsi"/>
         </w:rPr>
         <w:t>Is this DPIA for an existing situation, or for a new proposed situation?</w:t>
       </w:r>
@@ -899,350 +456,189 @@
     <w:p>
       <w:pPr>
         <w:rPr>
-          <w:lang w:val="en-US"/>
-        </w:rPr>
-      </w:pPr>
+          <w:rFonts w:asciiTheme="majorHAnsi" w:hAnsiTheme="majorHAnsi" w:cstheme="majorHAnsi"/>
+        </w:rPr>
+      </w:pPr>
+    </w:p>
+    <w:p>
+      <w:pPr>
+        <w:rPr>
+          <w:rFonts w:asciiTheme="majorHAnsi" w:hAnsiTheme="majorHAnsi" w:cstheme="majorHAnsi"/>
+        </w:rPr>
+      </w:pPr>
+    </w:p>
+    <w:p>
+      <w:pPr>
+        <w:rPr>
+          <w:rFonts w:asciiTheme="majorHAnsi" w:hAnsiTheme="majorHAnsi" w:cstheme="majorHAnsi"/>
+        </w:rPr>
+      </w:pPr>
+      <w:r>
+        <w:rPr>
+          <w:rFonts w:asciiTheme="majorHAnsi" w:hAnsiTheme="majorHAnsi" w:cstheme="majorHAnsi"/>
+        </w:rPr>
+        <w:t>Is the activity related to the detection or correction of biases in AI systems?</w:t>
+      </w:r>
+      <w:r>
+        <w:rPr>
+          <w:rFonts w:asciiTheme="majorHAnsi" w:hAnsiTheme="majorHAnsi" w:cstheme="majorHAnsi"/>
+        </w:rPr>
+        <w:t xml:space="preserve"> (If so, the use special category of data for this activity is exceptionally allowed).</w:t>
+      </w:r>
+    </w:p>
+    <w:p>
+      <w:pPr>
+        <w:rPr>
+          <w:rFonts w:asciiTheme="majorHAnsi" w:hAnsiTheme="majorHAnsi" w:cstheme="majorHAnsi"/>
+        </w:rPr>
+      </w:pPr>
+    </w:p>
+    <w:p>
+      <w:pPr>
+        <w:rPr>
+          <w:rFonts w:asciiTheme="majorHAnsi" w:hAnsiTheme="majorHAnsi" w:cstheme="majorHAnsi"/>
+        </w:rPr>
+      </w:pPr>
+      <w:r>
+        <w:rPr>
+          <w:rFonts w:asciiTheme="majorHAnsi" w:hAnsiTheme="majorHAnsi" w:cstheme="majorHAnsi"/>
+        </w:rPr>
+        <w:t>This section is</w:t>
+      </w:r>
+      <w:r>
+        <w:rPr>
+          <w:rFonts w:asciiTheme="majorHAnsi" w:hAnsiTheme="majorHAnsi" w:cstheme="majorHAnsi"/>
+        </w:rPr>
+        <w:t xml:space="preserve"> shared</w:t>
+      </w:r>
+      <w:r>
+        <w:rPr>
+          <w:rFonts w:asciiTheme="majorHAnsi" w:hAnsiTheme="majorHAnsi" w:cstheme="majorHAnsi"/>
+        </w:rPr>
+        <w:t xml:space="preserve"> with the FRIA</w:t>
+      </w:r>
+      <w:r>
+        <w:rPr>
+          <w:rFonts w:asciiTheme="majorHAnsi" w:hAnsiTheme="majorHAnsi" w:cstheme="majorHAnsi"/>
+        </w:rPr>
+        <w:t xml:space="preserve"> from the AI Act.</w:t>
+      </w:r>
     </w:p>
     <w:p>
       <w:pPr>
         <w:pStyle w:val="Heading1"/>
-        <w:rPr>
-          <w:lang w:val="en-US"/>
-        </w:rPr>
-      </w:pPr>
-      <w:r>
-        <w:rPr>
-          <w:lang w:val="en-US"/>
-        </w:rPr>
+      </w:pPr>
+      <w:r>
         <w:t>Should a DPIA be done?</w:t>
       </w:r>
     </w:p>
-    <w:p>
-      <w:pPr>
-        <w:rPr>
-          <w:lang w:val="en-US"/>
-        </w:rPr>
-      </w:pPr>
-    </w:p>
-    <w:p>
-      <w:pPr>
-        <w:rPr>
-          <w:rFonts w:ascii="Calibri" w:hAnsi="Calibri"/>
-          <w:lang w:val="en-US"/>
-        </w:rPr>
-      </w:pPr>
-      <w:r>
-        <w:rPr>
-          <w:rFonts w:ascii="Calibri" w:hAnsi="Calibri"/>
-          <w:lang w:val="en-US"/>
-        </w:rPr>
+    <w:p/>
+    <w:p>
+      <w:r>
         <w:t>A DPIA is mandatory when it is on the ‘DPIA-list’ of a supervisory authority. In the Netherlands, the Dutch Data Protection Authority published the following list of topics for which a DPIA is mandatory:</w:t>
       </w:r>
     </w:p>
     <w:p>
-      <w:pPr>
-        <w:rPr>
-          <w:rFonts w:ascii="Calibri" w:hAnsi="Calibri"/>
-          <w:lang w:val="en-US"/>
-        </w:rPr>
-      </w:pPr>
-      <w:r>
-        <w:rPr>
-          <w:rFonts w:ascii="Calibri" w:hAnsi="Calibri"/>
-          <w:lang w:val="en-US"/>
-        </w:rPr>
+      <w:r>
         <w:t>1. Secret surveillance</w:t>
       </w:r>
     </w:p>
     <w:p>
-      <w:pPr>
-        <w:rPr>
-          <w:rFonts w:ascii="Calibri" w:hAnsi="Calibri"/>
-          <w:lang w:val="en-US"/>
-        </w:rPr>
-      </w:pPr>
-      <w:r>
-        <w:rPr>
-          <w:rFonts w:ascii="Calibri" w:hAnsi="Calibri"/>
-          <w:lang w:val="en-US"/>
-        </w:rPr>
+      <w:r>
         <w:t>2. Blacklists</w:t>
       </w:r>
     </w:p>
     <w:p>
-      <w:pPr>
-        <w:rPr>
-          <w:rFonts w:ascii="Calibri" w:hAnsi="Calibri"/>
-          <w:lang w:val="en-US"/>
-        </w:rPr>
-      </w:pPr>
-      <w:r>
-        <w:rPr>
-          <w:rFonts w:ascii="Calibri" w:hAnsi="Calibri"/>
-          <w:lang w:val="en-US"/>
-        </w:rPr>
+      <w:r>
         <w:t>3. Fight against fraud</w:t>
       </w:r>
     </w:p>
     <w:p>
-      <w:pPr>
-        <w:rPr>
-          <w:rFonts w:ascii="Calibri" w:hAnsi="Calibri"/>
-          <w:lang w:val="en-US"/>
-        </w:rPr>
-      </w:pPr>
-      <w:r>
-        <w:rPr>
-          <w:rFonts w:ascii="Calibri" w:hAnsi="Calibri"/>
-          <w:lang w:val="en-US"/>
-        </w:rPr>
+      <w:r>
         <w:t>4. Credit scores</w:t>
       </w:r>
     </w:p>
     <w:p>
-      <w:pPr>
-        <w:rPr>
-          <w:rFonts w:ascii="Calibri" w:hAnsi="Calibri"/>
-          <w:lang w:val="en-US"/>
-        </w:rPr>
-      </w:pPr>
-      <w:r>
-        <w:rPr>
-          <w:rFonts w:ascii="Calibri" w:hAnsi="Calibri"/>
-          <w:lang w:val="en-US"/>
-        </w:rPr>
+      <w:r>
         <w:t>5. Financial posi</w:t>
       </w:r>
       <w:r>
-        <w:rPr>
-          <w:rFonts w:ascii="Calibri" w:hAnsi="Calibri"/>
-          <w:lang w:val="en-US"/>
-        </w:rPr>
         <w:t>tio</w:t>
       </w:r>
       <w:r>
-        <w:rPr>
-          <w:rFonts w:ascii="Calibri" w:hAnsi="Calibri"/>
-          <w:lang w:val="en-US"/>
-        </w:rPr>
         <w:t>n</w:t>
       </w:r>
     </w:p>
     <w:p>
-      <w:pPr>
-        <w:rPr>
-          <w:rFonts w:ascii="Calibri" w:hAnsi="Calibri"/>
-          <w:lang w:val="en-US"/>
-        </w:rPr>
-      </w:pPr>
-      <w:r>
-        <w:rPr>
-          <w:rFonts w:ascii="Calibri" w:hAnsi="Calibri"/>
-          <w:lang w:val="en-US"/>
-        </w:rPr>
+      <w:r>
         <w:t>6. Genetic personal data</w:t>
       </w:r>
     </w:p>
     <w:p>
-      <w:pPr>
-        <w:rPr>
-          <w:rFonts w:ascii="Calibri" w:hAnsi="Calibri"/>
-          <w:lang w:val="en-US"/>
-        </w:rPr>
-      </w:pPr>
-      <w:r>
-        <w:rPr>
-          <w:rFonts w:ascii="Calibri" w:hAnsi="Calibri"/>
-          <w:lang w:val="en-US"/>
-        </w:rPr>
+      <w:r>
         <w:t>7. Health data</w:t>
       </w:r>
     </w:p>
     <w:p>
-      <w:pPr>
-        <w:rPr>
-          <w:rFonts w:ascii="Calibri" w:hAnsi="Calibri"/>
-          <w:lang w:val="en-US"/>
-        </w:rPr>
-      </w:pPr>
-      <w:r>
-        <w:rPr>
-          <w:rFonts w:ascii="Calibri" w:hAnsi="Calibri"/>
-          <w:lang w:val="en-US"/>
-        </w:rPr>
+      <w:r>
         <w:t>8. Partnerships</w:t>
       </w:r>
     </w:p>
     <w:p>
-      <w:pPr>
-        <w:rPr>
-          <w:rFonts w:ascii="Calibri" w:hAnsi="Calibri"/>
-          <w:lang w:val="en-US"/>
-        </w:rPr>
-      </w:pPr>
-      <w:r>
-        <w:rPr>
-          <w:rFonts w:ascii="Calibri" w:hAnsi="Calibri"/>
-          <w:lang w:val="en-US"/>
-        </w:rPr>
+      <w:r>
         <w:t>9. Camera surveillance</w:t>
       </w:r>
     </w:p>
     <w:p>
-      <w:pPr>
-        <w:rPr>
-          <w:rFonts w:ascii="Calibri" w:hAnsi="Calibri"/>
-          <w:lang w:val="en-US"/>
-        </w:rPr>
-      </w:pPr>
-      <w:r>
-        <w:rPr>
-          <w:rFonts w:ascii="Calibri" w:hAnsi="Calibri"/>
-          <w:lang w:val="en-US"/>
-        </w:rPr>
+      <w:r>
         <w:t>10. Flexible camera surveillance</w:t>
       </w:r>
     </w:p>
     <w:p>
-      <w:pPr>
-        <w:rPr>
-          <w:rFonts w:ascii="Calibri" w:hAnsi="Calibri"/>
-          <w:lang w:val="en-US"/>
-        </w:rPr>
-      </w:pPr>
-      <w:r>
-        <w:rPr>
-          <w:rFonts w:ascii="Calibri" w:hAnsi="Calibri"/>
-          <w:lang w:val="en-US"/>
-        </w:rPr>
+      <w:r>
         <w:t>11. Controlling of employees</w:t>
       </w:r>
     </w:p>
     <w:p>
-      <w:pPr>
-        <w:rPr>
-          <w:rFonts w:ascii="Calibri" w:hAnsi="Calibri"/>
-          <w:lang w:val="en-US"/>
-        </w:rPr>
-      </w:pPr>
-      <w:r>
-        <w:rPr>
-          <w:rFonts w:ascii="Calibri" w:hAnsi="Calibri"/>
-          <w:lang w:val="en-US"/>
-        </w:rPr>
+      <w:r>
+        <w:lastRenderedPageBreak/>
         <w:t>12. Location information</w:t>
       </w:r>
     </w:p>
     <w:p>
-      <w:pPr>
-        <w:rPr>
-          <w:rFonts w:ascii="Calibri" w:hAnsi="Calibri"/>
-          <w:lang w:val="en-US"/>
-        </w:rPr>
-      </w:pPr>
-      <w:r>
-        <w:rPr>
-          <w:rFonts w:ascii="Calibri" w:hAnsi="Calibri"/>
-          <w:lang w:val="en-US"/>
-        </w:rPr>
+      <w:r>
         <w:t>13. Communication data</w:t>
       </w:r>
     </w:p>
     <w:p>
-      <w:pPr>
-        <w:rPr>
-          <w:rFonts w:ascii="Calibri" w:hAnsi="Calibri"/>
-          <w:lang w:val="en-US"/>
-        </w:rPr>
-      </w:pPr>
-      <w:r>
-        <w:rPr>
-          <w:rFonts w:ascii="Calibri" w:hAnsi="Calibri"/>
-          <w:lang w:val="en-US"/>
-        </w:rPr>
+      <w:r>
         <w:t>14. Internet of things</w:t>
       </w:r>
     </w:p>
     <w:p>
-      <w:pPr>
-        <w:rPr>
-          <w:rFonts w:ascii="Calibri" w:hAnsi="Calibri"/>
-          <w:lang w:val="en-US"/>
-        </w:rPr>
-      </w:pPr>
-      <w:r>
-        <w:rPr>
-          <w:rFonts w:ascii="Calibri" w:hAnsi="Calibri"/>
-          <w:lang w:val="en-US"/>
-        </w:rPr>
+      <w:r>
         <w:t>15. Profiling</w:t>
       </w:r>
     </w:p>
     <w:p>
-      <w:pPr>
-        <w:rPr>
-          <w:rFonts w:ascii="Calibri" w:hAnsi="Calibri"/>
-          <w:lang w:val="en-US"/>
-        </w:rPr>
-      </w:pPr>
-      <w:r>
-        <w:rPr>
-          <w:rFonts w:ascii="Calibri" w:hAnsi="Calibri"/>
-          <w:lang w:val="en-US"/>
-        </w:rPr>
+      <w:r>
         <w:t>16. Observation and influencing of behavior</w:t>
       </w:r>
     </w:p>
     <w:p>
-      <w:pPr>
-        <w:rPr>
-          <w:rFonts w:ascii="Calibri" w:hAnsi="Calibri"/>
-          <w:lang w:val="en-US"/>
-        </w:rPr>
-      </w:pPr>
-      <w:r>
-        <w:rPr>
-          <w:rFonts w:ascii="Calibri" w:hAnsi="Calibri"/>
-          <w:lang w:val="en-US"/>
-        </w:rPr>
-        <w:lastRenderedPageBreak/>
+      <w:r>
         <w:t>17. Biometric Information</w:t>
       </w:r>
     </w:p>
-    <w:p>
-      <w:pPr>
-        <w:rPr>
-          <w:rFonts w:ascii="Calibri" w:hAnsi="Calibri"/>
-          <w:lang w:val="en-US"/>
-        </w:rPr>
-      </w:pPr>
-    </w:p>
-    <w:p>
-      <w:pPr>
-        <w:rPr>
-          <w:rFonts w:ascii="Calibri" w:hAnsi="Calibri"/>
-          <w:lang w:val="en-US"/>
-        </w:rPr>
-      </w:pPr>
-      <w:r>
-        <w:rPr>
-          <w:rFonts w:ascii="Calibri" w:hAnsi="Calibri"/>
-          <w:lang w:val="en-US"/>
-        </w:rPr>
+    <w:p/>
+    <w:p>
+      <w:r>
         <w:t xml:space="preserve">A DPIA is </w:t>
       </w:r>
       <w:r>
-        <w:rPr>
-          <w:rFonts w:ascii="Calibri" w:hAnsi="Calibri"/>
-          <w:lang w:val="en-US"/>
-        </w:rPr>
         <w:t>furthermore</w:t>
       </w:r>
       <w:r>
-        <w:rPr>
-          <w:rFonts w:ascii="Calibri" w:hAnsi="Calibri"/>
-          <w:lang w:val="en-US"/>
-        </w:rPr>
         <w:t xml:space="preserve"> mandatory when a processing activity will likely have a high risk to the rights and freedoms of the involved data subjects (the people whose personal data is processed). This is certainly the case when an organization:</w:t>
       </w:r>
     </w:p>
@@ -1253,16 +649,8 @@
           <w:ilvl w:val="0"/>
           <w:numId w:val="12"/>
         </w:numPr>
-        <w:rPr>
-          <w:rFonts w:ascii="Calibri" w:hAnsi="Calibri"/>
-          <w:lang w:val="en-US"/>
-        </w:rPr>
-      </w:pPr>
-      <w:r>
-        <w:rPr>
-          <w:rFonts w:ascii="Calibri" w:hAnsi="Calibri"/>
-          <w:lang w:val="en-US"/>
-        </w:rPr>
+      </w:pPr>
+      <w:r>
         <w:t>systematically and extensively evaluates personal data, such as profiling;</w:t>
       </w:r>
     </w:p>
@@ -1273,16 +661,8 @@
           <w:ilvl w:val="0"/>
           <w:numId w:val="12"/>
         </w:numPr>
-        <w:rPr>
-          <w:rFonts w:ascii="Calibri" w:hAnsi="Calibri"/>
-          <w:lang w:val="en-US"/>
-        </w:rPr>
-      </w:pPr>
-      <w:r>
-        <w:rPr>
-          <w:rFonts w:ascii="Calibri" w:hAnsi="Calibri"/>
-          <w:lang w:val="en-US"/>
-        </w:rPr>
+      </w:pPr>
+      <w:r>
         <w:t>processes special categories of personal data on a large scale;</w:t>
       </w:r>
     </w:p>
@@ -1293,39 +673,14 @@
           <w:ilvl w:val="0"/>
           <w:numId w:val="12"/>
         </w:numPr>
-        <w:rPr>
-          <w:rFonts w:ascii="Calibri" w:hAnsi="Calibri"/>
-          <w:lang w:val="en-US"/>
-        </w:rPr>
-      </w:pPr>
-      <w:r>
-        <w:rPr>
-          <w:rFonts w:ascii="Calibri" w:hAnsi="Calibri"/>
-          <w:lang w:val="en-US"/>
-        </w:rPr>
+      </w:pPr>
+      <w:r>
         <w:t>systematically monitors data subjects in a publicly accessible area on a large scale.</w:t>
       </w:r>
     </w:p>
-    <w:p>
-      <w:pPr>
-        <w:rPr>
-          <w:rFonts w:ascii="Calibri" w:hAnsi="Calibri"/>
-          <w:lang w:val="en-US"/>
-        </w:rPr>
-      </w:pPr>
-    </w:p>
-    <w:p>
-      <w:pPr>
-        <w:rPr>
-          <w:rFonts w:ascii="Calibri" w:hAnsi="Calibri"/>
-          <w:lang w:val="en-US"/>
-        </w:rPr>
-      </w:pPr>
-      <w:r>
-        <w:rPr>
-          <w:rFonts w:ascii="Calibri" w:hAnsi="Calibri"/>
-          <w:lang w:val="en-US"/>
-        </w:rPr>
+    <w:p/>
+    <w:p>
+      <w:r>
         <w:t>To determine whether there might be a high risk, the supervisory authorities use the following heuristics. There is a high risk to the rights and freedoms of data subjects when two or more of the following nine criteria apply:</w:t>
       </w:r>
     </w:p>
@@ -1336,23 +691,11 @@
           <w:ilvl w:val="0"/>
           <w:numId w:val="3"/>
         </w:numPr>
-        <w:rPr>
-          <w:rFonts w:ascii="Calibri" w:hAnsi="Calibri"/>
-          <w:lang w:val="en-US"/>
-        </w:rPr>
-      </w:pPr>
-      <w:r>
-        <w:rPr>
-          <w:rFonts w:ascii="Calibri" w:hAnsi="Calibri"/>
-          <w:lang w:val="en-US"/>
-        </w:rPr>
+      </w:pPr>
+      <w:r>
         <w:t>e</w:t>
       </w:r>
       <w:r>
-        <w:rPr>
-          <w:rFonts w:ascii="Calibri" w:hAnsi="Calibri"/>
-          <w:lang w:val="en-US"/>
-        </w:rPr>
         <w:t>valuation of people or scoring;</w:t>
       </w:r>
     </w:p>
@@ -1363,23 +706,11 @@
           <w:ilvl w:val="0"/>
           <w:numId w:val="3"/>
         </w:numPr>
-        <w:rPr>
-          <w:rFonts w:ascii="Calibri" w:hAnsi="Calibri"/>
-          <w:lang w:val="en-US"/>
-        </w:rPr>
-      </w:pPr>
-      <w:r>
-        <w:rPr>
-          <w:rFonts w:ascii="Calibri" w:hAnsi="Calibri"/>
-          <w:lang w:val="en-US"/>
-        </w:rPr>
+      </w:pPr>
+      <w:r>
         <w:t>a</w:t>
       </w:r>
       <w:r>
-        <w:rPr>
-          <w:rFonts w:ascii="Calibri" w:hAnsi="Calibri"/>
-          <w:lang w:val="en-US"/>
-        </w:rPr>
         <w:t>utomated decision making with legal effect or comparable substantive effect;</w:t>
       </w:r>
     </w:p>
@@ -1390,23 +721,11 @@
           <w:ilvl w:val="0"/>
           <w:numId w:val="3"/>
         </w:numPr>
-        <w:rPr>
-          <w:rFonts w:ascii="Calibri" w:hAnsi="Calibri"/>
-          <w:lang w:val="en-US"/>
-        </w:rPr>
-      </w:pPr>
-      <w:r>
-        <w:rPr>
-          <w:rFonts w:ascii="Calibri" w:hAnsi="Calibri"/>
-          <w:lang w:val="en-US"/>
-        </w:rPr>
+      </w:pPr>
+      <w:r>
         <w:t>s</w:t>
       </w:r>
       <w:r>
-        <w:rPr>
-          <w:rFonts w:ascii="Calibri" w:hAnsi="Calibri"/>
-          <w:lang w:val="en-US"/>
-        </w:rPr>
         <w:t>ystematic monitoring;</w:t>
       </w:r>
     </w:p>
@@ -1417,23 +736,11 @@
           <w:ilvl w:val="0"/>
           <w:numId w:val="3"/>
         </w:numPr>
-        <w:rPr>
-          <w:rFonts w:ascii="Calibri" w:hAnsi="Calibri"/>
-          <w:lang w:val="en-US"/>
-        </w:rPr>
-      </w:pPr>
-      <w:r>
-        <w:rPr>
-          <w:rFonts w:ascii="Calibri" w:hAnsi="Calibri"/>
-          <w:lang w:val="en-US"/>
-        </w:rPr>
+      </w:pPr>
+      <w:r>
         <w:t>s</w:t>
       </w:r>
       <w:r>
-        <w:rPr>
-          <w:rFonts w:ascii="Calibri" w:hAnsi="Calibri"/>
-          <w:lang w:val="en-US"/>
-        </w:rPr>
         <w:t>pecial categories of personal data or other sensitive data;</w:t>
       </w:r>
     </w:p>
@@ -1444,23 +751,11 @@
           <w:ilvl w:val="0"/>
           <w:numId w:val="3"/>
         </w:numPr>
-        <w:rPr>
-          <w:rFonts w:ascii="Calibri" w:hAnsi="Calibri"/>
-          <w:lang w:val="en-US"/>
-        </w:rPr>
-      </w:pPr>
-      <w:r>
-        <w:rPr>
-          <w:rFonts w:ascii="Calibri" w:hAnsi="Calibri"/>
-          <w:lang w:val="en-US"/>
-        </w:rPr>
+      </w:pPr>
+      <w:r>
         <w:t>p</w:t>
       </w:r>
       <w:r>
-        <w:rPr>
-          <w:rFonts w:ascii="Calibri" w:hAnsi="Calibri"/>
-          <w:lang w:val="en-US"/>
-        </w:rPr>
         <w:t>rocessing of personal data on a large scale;</w:t>
       </w:r>
     </w:p>
@@ -1471,23 +766,11 @@
           <w:ilvl w:val="0"/>
           <w:numId w:val="3"/>
         </w:numPr>
-        <w:rPr>
-          <w:rFonts w:ascii="Calibri" w:hAnsi="Calibri"/>
-          <w:lang w:val="en-US"/>
-        </w:rPr>
-      </w:pPr>
-      <w:r>
-        <w:rPr>
-          <w:rFonts w:ascii="Calibri" w:hAnsi="Calibri"/>
-          <w:lang w:val="en-US"/>
-        </w:rPr>
+      </w:pPr>
+      <w:r>
         <w:t>m</w:t>
       </w:r>
       <w:r>
-        <w:rPr>
-          <w:rFonts w:ascii="Calibri" w:hAnsi="Calibri"/>
-          <w:lang w:val="en-US"/>
-        </w:rPr>
         <w:t>atching or merging of data sets;</w:t>
       </w:r>
     </w:p>
@@ -1498,23 +781,11 @@
           <w:ilvl w:val="0"/>
           <w:numId w:val="3"/>
         </w:numPr>
-        <w:rPr>
-          <w:rFonts w:ascii="Calibri" w:hAnsi="Calibri"/>
-          <w:lang w:val="en-US"/>
-        </w:rPr>
-      </w:pPr>
-      <w:r>
-        <w:rPr>
-          <w:rFonts w:ascii="Calibri" w:hAnsi="Calibri"/>
-          <w:lang w:val="en-US"/>
-        </w:rPr>
+      </w:pPr>
+      <w:r>
         <w:t>p</w:t>
       </w:r>
       <w:r>
-        <w:rPr>
-          <w:rFonts w:ascii="Calibri" w:hAnsi="Calibri"/>
-          <w:lang w:val="en-US"/>
-        </w:rPr>
         <w:t>ersonal data on vulnerable persons;</w:t>
       </w:r>
     </w:p>
@@ -1525,16 +796,8 @@
           <w:ilvl w:val="0"/>
           <w:numId w:val="3"/>
         </w:numPr>
-        <w:rPr>
-          <w:rFonts w:ascii="Calibri" w:hAnsi="Calibri"/>
-          <w:lang w:val="en-US"/>
-        </w:rPr>
-      </w:pPr>
-      <w:r>
-        <w:rPr>
-          <w:rFonts w:ascii="Calibri" w:hAnsi="Calibri"/>
-          <w:lang w:val="en-US"/>
-        </w:rPr>
+      </w:pPr>
+      <w:r>
         <w:t>innovative use of a new technological or organizational solution;</w:t>
       </w:r>
     </w:p>
@@ -1545,679 +808,269 @@
           <w:ilvl w:val="0"/>
           <w:numId w:val="3"/>
         </w:numPr>
-        <w:rPr>
-          <w:rFonts w:ascii="Calibri" w:hAnsi="Calibri"/>
-          <w:lang w:val="en-US"/>
-        </w:rPr>
-      </w:pPr>
-      <w:r>
-        <w:rPr>
-          <w:rFonts w:ascii="Calibri" w:hAnsi="Calibri"/>
-          <w:lang w:val="en-US"/>
-        </w:rPr>
+      </w:pPr>
+      <w:r>
         <w:t>restricting or blocking access to a right, service, or contract</w:t>
       </w:r>
     </w:p>
-    <w:p>
-      <w:pPr>
-        <w:rPr>
-          <w:rFonts w:ascii="Calibri" w:hAnsi="Calibri"/>
-          <w:lang w:val="en-US"/>
-        </w:rPr>
-      </w:pPr>
-    </w:p>
-    <w:p>
-      <w:pPr>
-        <w:rPr>
-          <w:rFonts w:ascii="Calibri" w:hAnsi="Calibri"/>
-          <w:lang w:val="en-US"/>
-        </w:rPr>
-      </w:pPr>
-      <w:r>
-        <w:rPr>
-          <w:rFonts w:ascii="Calibri" w:hAnsi="Calibri"/>
-          <w:lang w:val="en-US"/>
-        </w:rPr>
+    <w:p/>
+    <w:p>
+      <w:r>
         <w:t>Which criteria apply to the processing activity? Indicate for each criterium whether it applies and why (not).</w:t>
       </w:r>
     </w:p>
-    <w:p>
-      <w:pPr>
-        <w:rPr>
-          <w:lang w:val="en-US"/>
-        </w:rPr>
-      </w:pPr>
-    </w:p>
-    <w:p>
-      <w:pPr>
-        <w:rPr>
-          <w:lang w:val="en-US"/>
-        </w:rPr>
-      </w:pPr>
+    <w:p/>
+    <w:p>
+      <w:pPr>
+        <w:rPr>
+          <w:rFonts w:asciiTheme="majorHAnsi" w:hAnsiTheme="majorHAnsi" w:cstheme="majorHAnsi"/>
+        </w:rPr>
+      </w:pPr>
+      <w:r>
+        <w:rPr>
+          <w:rFonts w:asciiTheme="majorHAnsi" w:hAnsiTheme="majorHAnsi" w:cstheme="majorHAnsi"/>
+        </w:rPr>
+        <w:t>In case of high-risk AI system deployment, this DPIA should be extended to FRIA according to the A</w:t>
+      </w:r>
+      <w:r>
+        <w:rPr>
+          <w:rFonts w:asciiTheme="majorHAnsi" w:hAnsiTheme="majorHAnsi" w:cstheme="majorHAnsi"/>
+        </w:rPr>
+        <w:t>I</w:t>
+      </w:r>
+      <w:r>
+        <w:rPr>
+          <w:rFonts w:asciiTheme="majorHAnsi" w:hAnsiTheme="majorHAnsi" w:cstheme="majorHAnsi"/>
+        </w:rPr>
+        <w:t xml:space="preserve"> Act.</w:t>
+      </w:r>
     </w:p>
     <w:p>
       <w:pPr>
         <w:pStyle w:val="Heading1"/>
-        <w:rPr>
-          <w:lang w:val="en-US"/>
-        </w:rPr>
-      </w:pPr>
-      <w:r>
-        <w:rPr>
-          <w:lang w:val="en-US"/>
-        </w:rPr>
+      </w:pPr>
+      <w:r>
         <w:t>Systematic description of the processing activity</w:t>
       </w:r>
     </w:p>
-    <w:p>
-      <w:pPr>
-        <w:rPr>
-          <w:lang w:val="en-US"/>
-        </w:rPr>
-      </w:pPr>
-    </w:p>
-    <w:p>
-      <w:pPr>
-        <w:rPr>
-          <w:lang w:val="en-US"/>
-        </w:rPr>
-      </w:pPr>
-    </w:p>
-    <w:p>
-      <w:pPr>
-        <w:rPr>
-          <w:rFonts w:ascii="Calibri" w:hAnsi="Calibri"/>
-          <w:lang w:val="en-US"/>
-        </w:rPr>
-      </w:pPr>
-      <w:r>
-        <w:rPr>
-          <w:rFonts w:ascii="Calibri" w:hAnsi="Calibri"/>
-          <w:lang w:val="en-US"/>
-        </w:rPr>
+    <w:p/>
+    <w:p/>
+    <w:p>
+      <w:r>
         <w:t>Describe in more detail how the processing activity works.</w:t>
       </w:r>
     </w:p>
     <w:p>
-      <w:pPr>
-        <w:rPr>
-          <w:rFonts w:ascii="Calibri" w:hAnsi="Calibri"/>
-          <w:lang w:val="en-US"/>
-        </w:rPr>
-      </w:pPr>
-      <w:r>
-        <w:rPr>
-          <w:rFonts w:ascii="Calibri" w:hAnsi="Calibri"/>
-          <w:lang w:val="en-US"/>
-        </w:rPr>
+      <w:r>
         <w:br/>
         <w:t>How / where is the information collected? From the data subject, or other source?</w:t>
       </w:r>
     </w:p>
     <w:p>
-      <w:pPr>
-        <w:rPr>
-          <w:rFonts w:ascii="Calibri" w:hAnsi="Calibri"/>
-          <w:lang w:val="en-US"/>
-        </w:rPr>
-      </w:pPr>
-      <w:r>
-        <w:rPr>
-          <w:rFonts w:ascii="Calibri" w:hAnsi="Calibri"/>
-          <w:lang w:val="en-US"/>
-        </w:rPr>
+      <w:r>
         <w:br/>
         <w:t>Where is the data stored? Who can access it?</w:t>
       </w:r>
     </w:p>
-    <w:p>
-      <w:pPr>
-        <w:rPr>
-          <w:rFonts w:ascii="Calibri" w:hAnsi="Calibri"/>
-          <w:lang w:val="en-US"/>
-        </w:rPr>
-      </w:pPr>
-    </w:p>
-    <w:p>
-      <w:pPr>
-        <w:rPr>
-          <w:rFonts w:ascii="Calibri" w:hAnsi="Calibri"/>
-          <w:lang w:val="en-US"/>
-        </w:rPr>
-      </w:pPr>
-      <w:r>
-        <w:rPr>
-          <w:rFonts w:ascii="Calibri" w:hAnsi="Calibri"/>
-          <w:lang w:val="en-US"/>
-        </w:rPr>
+    <w:p/>
+    <w:p>
+      <w:r>
         <w:t>How is the data used? Is all collected data used?</w:t>
       </w:r>
     </w:p>
-    <w:p>
-      <w:pPr>
-        <w:rPr>
-          <w:rFonts w:ascii="Calibri" w:hAnsi="Calibri"/>
-          <w:lang w:val="en-US"/>
-        </w:rPr>
-      </w:pPr>
-    </w:p>
-    <w:p>
-      <w:pPr>
-        <w:rPr>
-          <w:rFonts w:ascii="Calibri" w:hAnsi="Calibri"/>
-          <w:lang w:val="en-US"/>
-        </w:rPr>
-      </w:pPr>
-      <w:r>
-        <w:rPr>
-          <w:rFonts w:ascii="Calibri" w:hAnsi="Calibri"/>
-          <w:lang w:val="en-US"/>
-        </w:rPr>
+    <w:p/>
+    <w:p>
+      <w:r>
         <w:t>What is the purpose of the processing? Can this goal be reached without processing the personal data?</w:t>
       </w:r>
     </w:p>
-    <w:p>
-      <w:pPr>
-        <w:rPr>
-          <w:rFonts w:ascii="Calibri" w:hAnsi="Calibri"/>
-          <w:lang w:val="en-US"/>
-        </w:rPr>
-      </w:pPr>
-    </w:p>
-    <w:p>
-      <w:pPr>
-        <w:rPr>
-          <w:rFonts w:ascii="Calibri" w:hAnsi="Calibri"/>
-          <w:lang w:val="en-US"/>
-        </w:rPr>
-      </w:pPr>
-      <w:r>
-        <w:rPr>
-          <w:rFonts w:ascii="Calibri" w:hAnsi="Calibri"/>
-          <w:lang w:val="en-US"/>
-        </w:rPr>
+    <w:p/>
+    <w:p>
+      <w:r>
         <w:t>Is consent requested from the data subject in the process? Is there the ability to sign out/opt out of the service?</w:t>
       </w:r>
     </w:p>
-    <w:p>
-      <w:pPr>
-        <w:rPr>
-          <w:rFonts w:ascii="Calibri" w:hAnsi="Calibri"/>
-          <w:lang w:val="en-US"/>
-        </w:rPr>
-      </w:pPr>
-    </w:p>
-    <w:p>
-      <w:pPr>
-        <w:rPr>
-          <w:rFonts w:ascii="Calibri" w:hAnsi="Calibri"/>
-          <w:lang w:val="en-US"/>
-        </w:rPr>
-      </w:pPr>
-      <w:r>
-        <w:rPr>
-          <w:rFonts w:ascii="Calibri" w:hAnsi="Calibri"/>
-          <w:lang w:val="en-US"/>
-        </w:rPr>
+    <w:p/>
+    <w:p>
+      <w:r>
+        <w:lastRenderedPageBreak/>
         <w:t xml:space="preserve">What is the envisioned storage term of the data? How and when will you delete the data afterwards? </w:t>
       </w:r>
     </w:p>
-    <w:p>
-      <w:pPr>
-        <w:rPr>
-          <w:rFonts w:ascii="Calibri" w:hAnsi="Calibri"/>
-          <w:lang w:val="en-US"/>
-        </w:rPr>
-      </w:pPr>
-    </w:p>
-    <w:p>
-      <w:pPr>
-        <w:rPr>
-          <w:rFonts w:ascii="Calibri" w:hAnsi="Calibri"/>
-          <w:lang w:val="en-US"/>
-        </w:rPr>
-      </w:pPr>
-      <w:r>
-        <w:rPr>
-          <w:rFonts w:ascii="Calibri" w:hAnsi="Calibri"/>
-          <w:lang w:val="en-US"/>
-        </w:rPr>
+    <w:p/>
+    <w:p>
+      <w:r>
         <w:t>What hardware and software are used during the processing?</w:t>
       </w:r>
     </w:p>
-    <w:p>
-      <w:pPr>
-        <w:rPr>
-          <w:lang w:val="en-US"/>
-        </w:rPr>
-      </w:pPr>
-    </w:p>
-    <w:p>
-      <w:pPr>
-        <w:rPr>
-          <w:rFonts w:ascii="Calibri" w:hAnsi="Calibri"/>
-          <w:lang w:val="en-US"/>
-        </w:rPr>
-      </w:pPr>
-      <w:r>
-        <w:rPr>
-          <w:rFonts w:ascii="Calibri" w:hAnsi="Calibri"/>
-          <w:lang w:val="en-US"/>
-        </w:rPr>
-        <w:lastRenderedPageBreak/>
+    <w:p/>
+    <w:p>
+      <w:r>
         <w:t>Which departments, suppliers, and other parties are involved as processers in this processing activity?</w:t>
       </w:r>
     </w:p>
-    <w:p>
-      <w:pPr>
-        <w:rPr>
-          <w:rFonts w:ascii="Calibri" w:hAnsi="Calibri"/>
-          <w:lang w:val="en-US"/>
-        </w:rPr>
-      </w:pPr>
-    </w:p>
-    <w:p>
-      <w:pPr>
-        <w:rPr>
-          <w:rFonts w:ascii="Calibri" w:hAnsi="Calibri"/>
-          <w:lang w:val="en-US"/>
-        </w:rPr>
-      </w:pPr>
-      <w:r>
-        <w:rPr>
-          <w:rFonts w:ascii="Calibri" w:hAnsi="Calibri"/>
-          <w:lang w:val="en-US"/>
-        </w:rPr>
+    <w:p/>
+    <w:p>
+      <w:r>
         <w:t>Is the data transferred across borders? To and from which countries?</w:t>
       </w:r>
     </w:p>
-    <w:p>
-      <w:pPr>
-        <w:rPr>
-          <w:rFonts w:ascii="Calibri" w:hAnsi="Calibri"/>
-          <w:lang w:val="en-US"/>
-        </w:rPr>
-      </w:pPr>
-    </w:p>
-    <w:p>
-      <w:pPr>
-        <w:rPr>
-          <w:rFonts w:ascii="Calibri" w:hAnsi="Calibri"/>
-          <w:lang w:val="en-US"/>
-        </w:rPr>
-      </w:pPr>
-      <w:r>
-        <w:rPr>
-          <w:rFonts w:ascii="Calibri" w:hAnsi="Calibri"/>
-          <w:lang w:val="en-US"/>
-        </w:rPr>
+    <w:p/>
+    <w:p>
+      <w:r>
         <w:t>Where are the data archived? Is this on paper or digital?</w:t>
       </w:r>
     </w:p>
-    <w:p>
-      <w:pPr>
-        <w:rPr>
-          <w:rFonts w:ascii="Calibri" w:hAnsi="Calibri"/>
-          <w:lang w:val="en-US"/>
-        </w:rPr>
-      </w:pPr>
-    </w:p>
-    <w:p>
-      <w:pPr>
-        <w:rPr>
-          <w:rFonts w:ascii="Calibri" w:hAnsi="Calibri"/>
-          <w:lang w:val="en-US"/>
-        </w:rPr>
-      </w:pPr>
-      <w:r>
-        <w:rPr>
-          <w:rFonts w:ascii="Calibri" w:hAnsi="Calibri"/>
-          <w:lang w:val="en-US"/>
-        </w:rPr>
+    <w:p/>
+    <w:p>
+      <w:r>
         <w:t>What is the expected scope of processing? (amount of data subjects involved)</w:t>
       </w:r>
     </w:p>
+    <w:p/>
+    <w:p>
+      <w:pPr>
+        <w:rPr>
+          <w:rFonts w:asciiTheme="majorHAnsi" w:hAnsiTheme="majorHAnsi" w:cstheme="majorHAnsi"/>
+        </w:rPr>
+      </w:pPr>
+      <w:r>
+        <w:rPr>
+          <w:rFonts w:asciiTheme="majorHAnsi" w:hAnsiTheme="majorHAnsi" w:cstheme="majorHAnsi"/>
+        </w:rPr>
+        <w:t>This section is</w:t>
+      </w:r>
+      <w:r>
+        <w:rPr>
+          <w:rFonts w:asciiTheme="majorHAnsi" w:hAnsiTheme="majorHAnsi" w:cstheme="majorHAnsi"/>
+        </w:rPr>
+        <w:t xml:space="preserve"> shared</w:t>
+      </w:r>
+      <w:r>
+        <w:rPr>
+          <w:rFonts w:asciiTheme="majorHAnsi" w:hAnsiTheme="majorHAnsi" w:cstheme="majorHAnsi"/>
+        </w:rPr>
+        <w:t xml:space="preserve"> with the FRIA</w:t>
+      </w:r>
+      <w:r>
+        <w:rPr>
+          <w:rFonts w:asciiTheme="majorHAnsi" w:hAnsiTheme="majorHAnsi" w:cstheme="majorHAnsi"/>
+        </w:rPr>
+        <w:t xml:space="preserve"> from the AI Act.</w:t>
+      </w:r>
+    </w:p>
     <w:p>
       <w:pPr>
         <w:pStyle w:val="Heading1"/>
-        <w:rPr>
-          <w:lang w:val="en-US"/>
-        </w:rPr>
-      </w:pPr>
-      <w:r>
-        <w:rPr>
-          <w:lang w:val="en-US"/>
-        </w:rPr>
+      </w:pPr>
+      <w:r>
         <w:t>Judging necessity and proportionality</w:t>
       </w:r>
     </w:p>
-    <w:p>
-      <w:pPr>
-        <w:rPr>
-          <w:lang w:val="en-US"/>
-        </w:rPr>
-      </w:pPr>
-    </w:p>
-    <w:p>
-      <w:pPr>
-        <w:rPr>
-          <w:rFonts w:ascii="Calibri" w:hAnsi="Calibri"/>
-          <w:lang w:val="en-US"/>
-        </w:rPr>
-      </w:pPr>
-      <w:r>
-        <w:rPr>
-          <w:rFonts w:ascii="Calibri" w:hAnsi="Calibri"/>
-          <w:lang w:val="en-US"/>
-        </w:rPr>
+    <w:p/>
+    <w:p>
+      <w:r>
         <w:t>Is there a clearly specified purpose? What is this goal, and why is it legitimate?</w:t>
       </w:r>
       <w:r>
-        <w:rPr>
-          <w:rFonts w:ascii="Calibri" w:hAnsi="Calibri"/>
-          <w:lang w:val="en-US"/>
-        </w:rPr>
         <w:t xml:space="preserve"> </w:t>
       </w:r>
     </w:p>
-    <w:p>
-      <w:pPr>
-        <w:rPr>
-          <w:rFonts w:ascii="Calibri" w:hAnsi="Calibri"/>
-          <w:lang w:val="en-US"/>
-        </w:rPr>
-      </w:pPr>
-    </w:p>
-    <w:p>
-      <w:pPr>
-        <w:rPr>
-          <w:rFonts w:ascii="Calibri" w:hAnsi="Calibri"/>
-          <w:lang w:val="en-US"/>
-        </w:rPr>
-      </w:pPr>
-      <w:r>
-        <w:rPr>
-          <w:rFonts w:ascii="Calibri" w:hAnsi="Calibri"/>
-          <w:lang w:val="en-US"/>
-        </w:rPr>
+    <w:p/>
+    <w:p>
+      <w:r>
         <w:t>Can this goal be achieved without using the personal data? Why not, or why is the other way not used?</w:t>
       </w:r>
     </w:p>
-    <w:p>
-      <w:pPr>
-        <w:rPr>
-          <w:rFonts w:ascii="Calibri" w:hAnsi="Calibri"/>
-          <w:lang w:val="en-US"/>
-        </w:rPr>
-      </w:pPr>
-    </w:p>
-    <w:p>
-      <w:pPr>
-        <w:rPr>
-          <w:rFonts w:ascii="Calibri" w:hAnsi="Calibri"/>
-          <w:lang w:val="en-US"/>
-        </w:rPr>
-      </w:pPr>
-      <w:r>
-        <w:rPr>
-          <w:rFonts w:ascii="Calibri" w:hAnsi="Calibri"/>
-          <w:lang w:val="en-US"/>
-        </w:rPr>
+    <w:p/>
+    <w:p>
+      <w:r>
         <w:t>Is there an envisioned maximum storage term?</w:t>
       </w:r>
     </w:p>
-    <w:p>
-      <w:pPr>
-        <w:rPr>
-          <w:rFonts w:ascii="Calibri" w:hAnsi="Calibri"/>
-          <w:lang w:val="en-US"/>
-        </w:rPr>
-      </w:pPr>
-    </w:p>
-    <w:p>
-      <w:pPr>
-        <w:rPr>
-          <w:rFonts w:ascii="Calibri" w:hAnsi="Calibri"/>
-          <w:lang w:val="en-US"/>
-        </w:rPr>
-      </w:pPr>
-      <w:r>
-        <w:rPr>
-          <w:rFonts w:ascii="Calibri" w:hAnsi="Calibri"/>
-          <w:lang w:val="en-US"/>
-        </w:rPr>
+    <w:p/>
+    <w:p>
+      <w:r>
         <w:t>Are data subject informed enough and correctly? Is it clear to the data subjects what rights they have and how they can execute these?</w:t>
       </w:r>
     </w:p>
-    <w:p>
-      <w:pPr>
-        <w:rPr>
-          <w:rFonts w:ascii="Calibri" w:hAnsi="Calibri"/>
-          <w:lang w:val="en-US"/>
-        </w:rPr>
-      </w:pPr>
-    </w:p>
-    <w:p>
-      <w:pPr>
-        <w:rPr>
-          <w:rFonts w:ascii="Calibri" w:hAnsi="Calibri"/>
-          <w:lang w:val="en-US"/>
-        </w:rPr>
-      </w:pPr>
-      <w:r>
-        <w:rPr>
-          <w:rFonts w:ascii="Calibri" w:hAnsi="Calibri"/>
-          <w:lang w:val="en-US"/>
-        </w:rPr>
+    <w:p/>
+    <w:p>
+      <w:r>
         <w:t xml:space="preserve">How is the right of access guaranteed? </w:t>
       </w:r>
     </w:p>
-    <w:p>
-      <w:pPr>
-        <w:rPr>
-          <w:rFonts w:ascii="Calibri" w:hAnsi="Calibri"/>
-          <w:lang w:val="en-US"/>
-        </w:rPr>
-      </w:pPr>
-    </w:p>
-    <w:p>
-      <w:pPr>
-        <w:rPr>
-          <w:rFonts w:ascii="Calibri" w:hAnsi="Calibri"/>
-          <w:lang w:val="en-US"/>
-        </w:rPr>
-      </w:pPr>
-      <w:r>
-        <w:rPr>
-          <w:rFonts w:ascii="Calibri" w:hAnsi="Calibri"/>
-          <w:lang w:val="en-US"/>
-        </w:rPr>
+    <w:p/>
+    <w:p>
+      <w:r>
         <w:t>How is the right to rectification guaranteed?</w:t>
       </w:r>
     </w:p>
-    <w:p>
-      <w:pPr>
-        <w:rPr>
-          <w:rFonts w:ascii="Calibri" w:hAnsi="Calibri"/>
-          <w:lang w:val="en-US"/>
-        </w:rPr>
-      </w:pPr>
-    </w:p>
-    <w:p>
-      <w:pPr>
-        <w:rPr>
-          <w:rFonts w:ascii="Calibri" w:hAnsi="Calibri"/>
-          <w:lang w:val="en-US"/>
-        </w:rPr>
-      </w:pPr>
-      <w:r>
-        <w:rPr>
-          <w:rFonts w:ascii="Calibri" w:hAnsi="Calibri"/>
-          <w:lang w:val="en-US"/>
-        </w:rPr>
+    <w:p/>
+    <w:p>
+      <w:r>
         <w:t>How is the right to erasure guaranteed?</w:t>
       </w:r>
     </w:p>
-    <w:p>
-      <w:pPr>
-        <w:rPr>
-          <w:rFonts w:ascii="Calibri" w:hAnsi="Calibri"/>
-          <w:lang w:val="en-US"/>
-        </w:rPr>
-      </w:pPr>
-    </w:p>
-    <w:p>
-      <w:pPr>
-        <w:rPr>
-          <w:rFonts w:ascii="Calibri" w:hAnsi="Calibri"/>
-          <w:lang w:val="en-US"/>
-        </w:rPr>
-      </w:pPr>
-      <w:r>
-        <w:rPr>
-          <w:rFonts w:ascii="Calibri" w:hAnsi="Calibri"/>
-          <w:lang w:val="en-US"/>
-        </w:rPr>
+    <w:p/>
+    <w:p>
+      <w:r>
         <w:t>How is the right to restriction of processing guaranteed?</w:t>
       </w:r>
     </w:p>
-    <w:p>
-      <w:pPr>
-        <w:rPr>
-          <w:rFonts w:ascii="Calibri" w:hAnsi="Calibri"/>
-          <w:lang w:val="en-US"/>
-        </w:rPr>
-      </w:pPr>
-    </w:p>
-    <w:p>
-      <w:pPr>
-        <w:rPr>
-          <w:rFonts w:ascii="Calibri" w:hAnsi="Calibri"/>
-          <w:lang w:val="en-US"/>
-        </w:rPr>
-      </w:pPr>
-      <w:r>
-        <w:rPr>
-          <w:rFonts w:ascii="Calibri" w:hAnsi="Calibri"/>
-          <w:lang w:val="en-US"/>
-        </w:rPr>
+    <w:p/>
+    <w:p>
+      <w:r>
         <w:t>How is the right of data portability guaranteed?</w:t>
       </w:r>
     </w:p>
-    <w:p>
-      <w:pPr>
-        <w:rPr>
-          <w:rFonts w:ascii="Calibri" w:hAnsi="Calibri"/>
-          <w:lang w:val="en-US"/>
-        </w:rPr>
-      </w:pPr>
-    </w:p>
-    <w:p>
-      <w:pPr>
-        <w:rPr>
-          <w:rFonts w:ascii="Calibri" w:hAnsi="Calibri"/>
-          <w:lang w:val="en-US"/>
-        </w:rPr>
-      </w:pPr>
-      <w:r>
-        <w:rPr>
-          <w:rFonts w:ascii="Calibri" w:hAnsi="Calibri"/>
-          <w:lang w:val="en-US"/>
-        </w:rPr>
+    <w:p/>
+    <w:p>
+      <w:r>
         <w:t>How is the right to object guaranteed?</w:t>
       </w:r>
     </w:p>
-    <w:p>
-      <w:pPr>
-        <w:rPr>
-          <w:rFonts w:ascii="Calibri" w:hAnsi="Calibri"/>
-          <w:lang w:val="en-US"/>
-        </w:rPr>
-      </w:pPr>
-    </w:p>
-    <w:p>
-      <w:pPr>
-        <w:rPr>
-          <w:rFonts w:ascii="Calibri" w:hAnsi="Calibri"/>
-          <w:lang w:val="en-US"/>
-        </w:rPr>
-      </w:pPr>
-      <w:r>
-        <w:rPr>
-          <w:rFonts w:ascii="Calibri" w:hAnsi="Calibri"/>
-          <w:lang w:val="en-US"/>
-        </w:rPr>
+    <w:p/>
+    <w:p>
+      <w:r>
         <w:t>If automated individual decision-making is done during the processing activity, can data subjects execute their right to object to it?</w:t>
       </w:r>
     </w:p>
     <w:p>
       <w:pPr>
         <w:rPr>
-          <w:rFonts w:ascii="Calibri" w:eastAsiaTheme="majorEastAsia" w:hAnsi="Calibri" w:cstheme="majorBidi"/>
+          <w:rFonts w:eastAsiaTheme="majorEastAsia" w:cstheme="majorBidi"/>
           <w:b/>
           <w:bCs/>
           <w:color w:val="345A8A" w:themeColor="accent1" w:themeShade="B5"/>
           <w:sz w:val="32"/>
           <w:szCs w:val="32"/>
-          <w:lang w:val="en-US"/>
-        </w:rPr>
-      </w:pPr>
-      <w:r>
-        <w:rPr>
-          <w:rFonts w:ascii="Calibri" w:hAnsi="Calibri"/>
-          <w:lang w:val="en-US"/>
-        </w:rPr>
+        </w:rPr>
+      </w:pPr>
+      <w:r>
         <w:br w:type="page"/>
       </w:r>
     </w:p>
     <w:p>
       <w:pPr>
         <w:pStyle w:val="Heading1"/>
-        <w:rPr>
-          <w:lang w:val="en-US"/>
-        </w:rPr>
-      </w:pPr>
-      <w:r>
-        <w:rPr>
-          <w:lang w:val="en-US"/>
-        </w:rPr>
+      </w:pPr>
+      <w:r>
         <w:lastRenderedPageBreak/>
         <w:t>Judging the privacy risks</w:t>
       </w:r>
     </w:p>
-    <w:p>
-      <w:pPr>
-        <w:rPr>
-          <w:lang w:val="en-US"/>
-        </w:rPr>
-      </w:pPr>
-    </w:p>
+    <w:p/>
     <w:p>
       <w:pPr>
         <w:pStyle w:val="Heading2"/>
-        <w:rPr>
-          <w:lang w:val="en-US"/>
-        </w:rPr>
-      </w:pPr>
-      <w:r>
-        <w:rPr>
-          <w:lang w:val="en-US"/>
-        </w:rPr>
+      </w:pPr>
+      <w:r>
         <w:t>Estimating the risks</w:t>
       </w:r>
     </w:p>
     <w:p>
-      <w:pPr>
-        <w:rPr>
-          <w:rFonts w:ascii="Calibri" w:hAnsi="Calibri"/>
-          <w:lang w:val="en-US"/>
-        </w:rPr>
-      </w:pPr>
-      <w:r>
-        <w:rPr>
-          <w:rFonts w:ascii="Calibri" w:hAnsi="Calibri"/>
-          <w:lang w:val="en-US"/>
-        </w:rPr>
+      <w:r>
         <w:t>How big do you estimate the change and impact of the following risks:</w:t>
       </w:r>
     </w:p>
@@ -2228,10 +1081,10 @@
         <w:tblLook w:val="04A0" w:firstRow="1" w:lastRow="0" w:firstColumn="1" w:lastColumn="0" w:noHBand="0" w:noVBand="1"/>
       </w:tblPr>
       <w:tblGrid>
-        <w:gridCol w:w="2129"/>
-        <w:gridCol w:w="2129"/>
-        <w:gridCol w:w="2129"/>
-        <w:gridCol w:w="2129"/>
+        <w:gridCol w:w="2096"/>
+        <w:gridCol w:w="2063"/>
+        <w:gridCol w:w="2062"/>
+        <w:gridCol w:w="2069"/>
       </w:tblGrid>
       <w:tr>
         <w:tc>
@@ -2239,17 +1092,7 @@
             <w:tcW w:w="2129" w:type="dxa"/>
           </w:tcPr>
           <w:p>
-            <w:pPr>
-              <w:rPr>
-                <w:rFonts w:ascii="Calibri" w:hAnsi="Calibri"/>
-                <w:lang w:val="en-US"/>
-              </w:rPr>
-            </w:pPr>
             <w:r>
-              <w:rPr>
-                <w:rFonts w:ascii="Calibri" w:hAnsi="Calibri"/>
-                <w:lang w:val="en-US"/>
-              </w:rPr>
               <w:t>Risk</w:t>
             </w:r>
           </w:p>
@@ -2259,17 +1102,7 @@
             <w:tcW w:w="2129" w:type="dxa"/>
           </w:tcPr>
           <w:p>
-            <w:pPr>
-              <w:rPr>
-                <w:rFonts w:ascii="Calibri" w:hAnsi="Calibri"/>
-                <w:lang w:val="en-US"/>
-              </w:rPr>
-            </w:pPr>
             <w:r>
-              <w:rPr>
-                <w:rFonts w:ascii="Calibri" w:hAnsi="Calibri"/>
-                <w:lang w:val="en-US"/>
-              </w:rPr>
               <w:t>How can this risk happen?</w:t>
             </w:r>
           </w:p>
@@ -2279,31 +1112,13 @@
             <w:tcW w:w="2129" w:type="dxa"/>
           </w:tcPr>
           <w:p>
-            <w:pPr>
-              <w:rPr>
-                <w:rFonts w:ascii="Calibri" w:hAnsi="Calibri"/>
-                <w:lang w:val="en-US"/>
-              </w:rPr>
-            </w:pPr>
             <w:r>
-              <w:rPr>
-                <w:rFonts w:ascii="Calibri" w:hAnsi="Calibri"/>
-                <w:lang w:val="en-US"/>
-              </w:rPr>
               <w:t>Chan</w:t>
             </w:r>
             <w:r>
-              <w:rPr>
-                <w:rFonts w:ascii="Calibri" w:hAnsi="Calibri"/>
-                <w:lang w:val="en-US"/>
-              </w:rPr>
               <w:t>c</w:t>
             </w:r>
             <w:r>
-              <w:rPr>
-                <w:rFonts w:ascii="Calibri" w:hAnsi="Calibri"/>
-                <w:lang w:val="en-US"/>
-              </w:rPr>
               <w:t>e it happens within one year</w:t>
             </w:r>
           </w:p>
@@ -2313,17 +1128,7 @@
             <w:tcW w:w="2129" w:type="dxa"/>
           </w:tcPr>
           <w:p>
-            <w:pPr>
-              <w:rPr>
-                <w:rFonts w:ascii="Calibri" w:hAnsi="Calibri"/>
-                <w:lang w:val="en-US"/>
-              </w:rPr>
-            </w:pPr>
             <w:r>
-              <w:rPr>
-                <w:rFonts w:ascii="Calibri" w:hAnsi="Calibri"/>
-                <w:lang w:val="en-US"/>
-              </w:rPr>
               <w:t>Impact on data subjects</w:t>
             </w:r>
           </w:p>
@@ -2335,17 +1140,7 @@
             <w:tcW w:w="2129" w:type="dxa"/>
           </w:tcPr>
           <w:p>
-            <w:pPr>
-              <w:rPr>
-                <w:rFonts w:ascii="Calibri" w:hAnsi="Calibri"/>
-                <w:lang w:val="en-US"/>
-              </w:rPr>
-            </w:pPr>
             <w:r>
-              <w:rPr>
-                <w:rFonts w:ascii="Calibri" w:hAnsi="Calibri"/>
-                <w:lang w:val="en-US"/>
-              </w:rPr>
               <w:t>Unauthorized access – internal personnel</w:t>
             </w:r>
           </w:p>
@@ -2354,31 +1149,14 @@
           <w:tcPr>
             <w:tcW w:w="2129" w:type="dxa"/>
           </w:tcPr>
-          <w:p>
-            <w:pPr>
-              <w:rPr>
-                <w:rFonts w:ascii="Calibri" w:hAnsi="Calibri"/>
-                <w:lang w:val="en-US"/>
-              </w:rPr>
-            </w:pPr>
-          </w:p>
+          <w:p/>
         </w:tc>
         <w:tc>
           <w:tcPr>
             <w:tcW w:w="2129" w:type="dxa"/>
           </w:tcPr>
           <w:p>
-            <w:pPr>
-              <w:rPr>
-                <w:rFonts w:ascii="Calibri" w:hAnsi="Calibri"/>
-                <w:lang w:val="en-US"/>
-              </w:rPr>
-            </w:pPr>
             <w:r>
-              <w:rPr>
-                <w:rFonts w:ascii="Calibri" w:hAnsi="Calibri"/>
-                <w:lang w:val="en-US"/>
-              </w:rPr>
               <w:t>High because …</w:t>
             </w:r>
           </w:p>
@@ -2388,17 +1166,7 @@
             <w:tcW w:w="2129" w:type="dxa"/>
           </w:tcPr>
           <w:p>
-            <w:pPr>
-              <w:rPr>
-                <w:rFonts w:ascii="Calibri" w:hAnsi="Calibri"/>
-                <w:lang w:val="en-US"/>
-              </w:rPr>
-            </w:pPr>
             <w:r>
-              <w:rPr>
-                <w:rFonts w:ascii="Calibri" w:hAnsi="Calibri"/>
-                <w:lang w:val="en-US"/>
-              </w:rPr>
               <w:t>Low because…</w:t>
             </w:r>
           </w:p>
@@ -2410,17 +1178,7 @@
             <w:tcW w:w="2129" w:type="dxa"/>
           </w:tcPr>
           <w:p>
-            <w:pPr>
-              <w:rPr>
-                <w:rFonts w:ascii="Calibri" w:hAnsi="Calibri"/>
-                <w:lang w:val="en-US"/>
-              </w:rPr>
-            </w:pPr>
             <w:r>
-              <w:rPr>
-                <w:rFonts w:ascii="Calibri" w:hAnsi="Calibri"/>
-                <w:lang w:val="en-US"/>
-              </w:rPr>
               <w:t>Unauthorized access – external parties</w:t>
             </w:r>
           </w:p>
@@ -2429,40 +1187,19 @@
           <w:tcPr>
             <w:tcW w:w="2129" w:type="dxa"/>
           </w:tcPr>
-          <w:p>
-            <w:pPr>
-              <w:rPr>
-                <w:rFonts w:ascii="Calibri" w:hAnsi="Calibri"/>
-                <w:lang w:val="en-US"/>
-              </w:rPr>
-            </w:pPr>
-          </w:p>
+          <w:p/>
         </w:tc>
         <w:tc>
           <w:tcPr>
             <w:tcW w:w="2129" w:type="dxa"/>
           </w:tcPr>
-          <w:p>
-            <w:pPr>
-              <w:rPr>
-                <w:rFonts w:ascii="Calibri" w:hAnsi="Calibri"/>
-                <w:lang w:val="en-US"/>
-              </w:rPr>
-            </w:pPr>
-          </w:p>
+          <w:p/>
         </w:tc>
         <w:tc>
           <w:tcPr>
             <w:tcW w:w="2129" w:type="dxa"/>
           </w:tcPr>
-          <w:p>
-            <w:pPr>
-              <w:rPr>
-                <w:rFonts w:ascii="Calibri" w:hAnsi="Calibri"/>
-                <w:lang w:val="en-US"/>
-              </w:rPr>
-            </w:pPr>
-          </w:p>
+          <w:p/>
         </w:tc>
       </w:tr>
       <w:tr>
@@ -2471,17 +1208,7 @@
             <w:tcW w:w="2129" w:type="dxa"/>
           </w:tcPr>
           <w:p>
-            <w:pPr>
-              <w:rPr>
-                <w:rFonts w:ascii="Calibri" w:hAnsi="Calibri"/>
-                <w:lang w:val="en-US"/>
-              </w:rPr>
-            </w:pPr>
             <w:r>
-              <w:rPr>
-                <w:rFonts w:ascii="Calibri" w:hAnsi="Calibri"/>
-                <w:lang w:val="en-US"/>
-              </w:rPr>
               <w:t>Undesirable alteration of data – internal personnel</w:t>
             </w:r>
           </w:p>
@@ -2490,40 +1217,19 @@
           <w:tcPr>
             <w:tcW w:w="2129" w:type="dxa"/>
           </w:tcPr>
-          <w:p>
-            <w:pPr>
-              <w:rPr>
-                <w:rFonts w:ascii="Calibri" w:hAnsi="Calibri"/>
-                <w:lang w:val="en-US"/>
-              </w:rPr>
-            </w:pPr>
-          </w:p>
+          <w:p/>
         </w:tc>
         <w:tc>
           <w:tcPr>
             <w:tcW w:w="2129" w:type="dxa"/>
           </w:tcPr>
-          <w:p>
-            <w:pPr>
-              <w:rPr>
-                <w:rFonts w:ascii="Calibri" w:hAnsi="Calibri"/>
-                <w:lang w:val="en-US"/>
-              </w:rPr>
-            </w:pPr>
-          </w:p>
+          <w:p/>
         </w:tc>
         <w:tc>
           <w:tcPr>
             <w:tcW w:w="2129" w:type="dxa"/>
           </w:tcPr>
-          <w:p>
-            <w:pPr>
-              <w:rPr>
-                <w:rFonts w:ascii="Calibri" w:hAnsi="Calibri"/>
-                <w:lang w:val="en-US"/>
-              </w:rPr>
-            </w:pPr>
-          </w:p>
+          <w:p/>
         </w:tc>
       </w:tr>
       <w:tr>
@@ -2532,17 +1238,7 @@
             <w:tcW w:w="2129" w:type="dxa"/>
           </w:tcPr>
           <w:p>
-            <w:pPr>
-              <w:rPr>
-                <w:rFonts w:ascii="Calibri" w:hAnsi="Calibri"/>
-                <w:lang w:val="en-US"/>
-              </w:rPr>
-            </w:pPr>
             <w:r>
-              <w:rPr>
-                <w:rFonts w:ascii="Calibri" w:hAnsi="Calibri"/>
-                <w:lang w:val="en-US"/>
-              </w:rPr>
               <w:t>Undesirable alteration of data – external parties</w:t>
             </w:r>
           </w:p>
@@ -2551,40 +1247,19 @@
           <w:tcPr>
             <w:tcW w:w="2129" w:type="dxa"/>
           </w:tcPr>
-          <w:p>
-            <w:pPr>
-              <w:rPr>
-                <w:rFonts w:ascii="Calibri" w:hAnsi="Calibri"/>
-                <w:lang w:val="en-US"/>
-              </w:rPr>
-            </w:pPr>
-          </w:p>
+          <w:p/>
         </w:tc>
         <w:tc>
           <w:tcPr>
             <w:tcW w:w="2129" w:type="dxa"/>
           </w:tcPr>
-          <w:p>
-            <w:pPr>
-              <w:rPr>
-                <w:rFonts w:ascii="Calibri" w:hAnsi="Calibri"/>
-                <w:lang w:val="en-US"/>
-              </w:rPr>
-            </w:pPr>
-          </w:p>
+          <w:p/>
         </w:tc>
         <w:tc>
           <w:tcPr>
             <w:tcW w:w="2129" w:type="dxa"/>
           </w:tcPr>
-          <w:p>
-            <w:pPr>
-              <w:rPr>
-                <w:rFonts w:ascii="Calibri" w:hAnsi="Calibri"/>
-                <w:lang w:val="en-US"/>
-              </w:rPr>
-            </w:pPr>
-          </w:p>
+          <w:p/>
         </w:tc>
       </w:tr>
       <w:tr>
@@ -2593,17 +1268,7 @@
             <w:tcW w:w="2129" w:type="dxa"/>
           </w:tcPr>
           <w:p>
-            <w:pPr>
-              <w:rPr>
-                <w:rFonts w:ascii="Calibri" w:hAnsi="Calibri"/>
-                <w:lang w:val="en-US"/>
-              </w:rPr>
-            </w:pPr>
             <w:r>
-              <w:rPr>
-                <w:rFonts w:ascii="Calibri" w:hAnsi="Calibri"/>
-                <w:lang w:val="en-US"/>
-              </w:rPr>
               <w:t>Disappearance / loss of data</w:t>
             </w:r>
           </w:p>
@@ -2612,62 +1277,25 @@
           <w:tcPr>
             <w:tcW w:w="2129" w:type="dxa"/>
           </w:tcPr>
-          <w:p>
-            <w:pPr>
-              <w:rPr>
-                <w:rFonts w:ascii="Calibri" w:hAnsi="Calibri"/>
-                <w:lang w:val="en-US"/>
-              </w:rPr>
-            </w:pPr>
-          </w:p>
+          <w:p/>
         </w:tc>
         <w:tc>
           <w:tcPr>
             <w:tcW w:w="2129" w:type="dxa"/>
           </w:tcPr>
-          <w:p>
-            <w:pPr>
-              <w:rPr>
-                <w:rFonts w:ascii="Calibri" w:hAnsi="Calibri"/>
-                <w:lang w:val="en-US"/>
-              </w:rPr>
-            </w:pPr>
-          </w:p>
+          <w:p/>
         </w:tc>
         <w:tc>
           <w:tcPr>
             <w:tcW w:w="2129" w:type="dxa"/>
           </w:tcPr>
-          <w:p>
-            <w:pPr>
-              <w:rPr>
-                <w:rFonts w:ascii="Calibri" w:hAnsi="Calibri"/>
-                <w:lang w:val="en-US"/>
-              </w:rPr>
-            </w:pPr>
-          </w:p>
+          <w:p/>
         </w:tc>
       </w:tr>
     </w:tbl>
-    <w:p>
-      <w:pPr>
-        <w:rPr>
-          <w:lang w:val="en-US"/>
-        </w:rPr>
-      </w:pPr>
-    </w:p>
-    <w:p>
-      <w:pPr>
-        <w:rPr>
-          <w:rFonts w:ascii="Calibri" w:hAnsi="Calibri"/>
-          <w:lang w:val="en-US"/>
-        </w:rPr>
-      </w:pPr>
-      <w:r>
-        <w:rPr>
-          <w:rFonts w:ascii="Calibri" w:hAnsi="Calibri"/>
-          <w:lang w:val="en-US"/>
-        </w:rPr>
+    <w:p/>
+    <w:p>
+      <w:r>
         <w:t>What is the exact impact of a personal data breach (data leak) on the involved data subjects?</w:t>
       </w:r>
     </w:p>
@@ -2678,23 +1306,11 @@
           <w:ilvl w:val="0"/>
           <w:numId w:val="5"/>
         </w:numPr>
-        <w:rPr>
-          <w:rFonts w:ascii="Calibri" w:hAnsi="Calibri"/>
-          <w:lang w:val="en-US"/>
-        </w:rPr>
-      </w:pPr>
-      <w:r>
-        <w:rPr>
-          <w:rFonts w:ascii="Calibri" w:hAnsi="Calibri"/>
-          <w:lang w:val="en-US"/>
-        </w:rPr>
+      </w:pPr>
+      <w:r>
         <w:t>Does it have negative consequences for these individuals?</w:t>
       </w:r>
       <w:r>
-        <w:rPr>
-          <w:rFonts w:ascii="Calibri" w:hAnsi="Calibri"/>
-          <w:lang w:val="en-US"/>
-        </w:rPr>
         <w:t xml:space="preserve"> </w:t>
       </w:r>
     </w:p>
@@ -2705,30 +1321,14 @@
           <w:ilvl w:val="0"/>
           <w:numId w:val="5"/>
         </w:numPr>
-        <w:rPr>
-          <w:rFonts w:ascii="Calibri" w:hAnsi="Calibri"/>
-          <w:lang w:val="en-US"/>
-        </w:rPr>
-      </w:pPr>
-      <w:r>
-        <w:rPr>
-          <w:rFonts w:ascii="Calibri" w:hAnsi="Calibri"/>
-          <w:lang w:val="en-US"/>
-        </w:rPr>
+      </w:pPr>
+      <w:r>
         <w:t>Is there a chance o</w:t>
       </w:r>
       <w:r>
-        <w:rPr>
-          <w:rFonts w:ascii="Calibri" w:hAnsi="Calibri"/>
-          <w:lang w:val="en-US"/>
-        </w:rPr>
         <w:t>f</w:t>
       </w:r>
       <w:r>
-        <w:rPr>
-          <w:rFonts w:ascii="Calibri" w:hAnsi="Calibri"/>
-          <w:lang w:val="en-US"/>
-        </w:rPr>
         <w:t xml:space="preserve"> financial damage?</w:t>
       </w:r>
     </w:p>
@@ -2739,524 +1339,208 @@
           <w:ilvl w:val="0"/>
           <w:numId w:val="5"/>
         </w:numPr>
-        <w:rPr>
-          <w:rFonts w:ascii="Calibri" w:hAnsi="Calibri"/>
-          <w:lang w:val="en-US"/>
-        </w:rPr>
-      </w:pPr>
-      <w:r>
-        <w:rPr>
-          <w:rFonts w:ascii="Calibri" w:hAnsi="Calibri"/>
-          <w:lang w:val="en-US"/>
-        </w:rPr>
+      </w:pPr>
+      <w:r>
         <w:t>Is there a chance o</w:t>
       </w:r>
       <w:r>
-        <w:rPr>
-          <w:rFonts w:ascii="Calibri" w:hAnsi="Calibri"/>
-          <w:lang w:val="en-US"/>
-        </w:rPr>
         <w:t>f</w:t>
       </w:r>
       <w:r>
-        <w:rPr>
-          <w:rFonts w:ascii="Calibri" w:hAnsi="Calibri"/>
-          <w:lang w:val="en-US"/>
-        </w:rPr>
         <w:t xml:space="preserve"> identity theft or fraud?</w:t>
       </w:r>
     </w:p>
+    <w:p/>
+    <w:p>
+      <w:r>
+        <w:t xml:space="preserve">This section </w:t>
+      </w:r>
+      <w:r>
+        <w:t xml:space="preserve">may be </w:t>
+      </w:r>
+      <w:r>
+        <w:t>shared with the FRIA</w:t>
+      </w:r>
+      <w:r>
+        <w:t xml:space="preserve"> (privacy</w:t>
+      </w:r>
+      <w:r>
+        <w:t xml:space="preserve"> and consequences of breaching privacy</w:t>
+      </w:r>
+      <w:r>
+        <w:t xml:space="preserve"> is one of the possible risks to fundamental rights in the FRIA)</w:t>
+      </w:r>
+      <w:r>
+        <w:t>.</w:t>
+      </w:r>
+    </w:p>
     <w:p>
       <w:pPr>
         <w:pStyle w:val="Heading1"/>
-        <w:rPr>
-          <w:lang w:val="en-US"/>
-        </w:rPr>
-      </w:pPr>
-      <w:r>
-        <w:rPr>
-          <w:lang w:val="en-US"/>
-        </w:rPr>
+      </w:pPr>
+      <w:r>
         <w:t>Measures</w:t>
       </w:r>
     </w:p>
-    <w:p>
-      <w:pPr>
-        <w:rPr>
-          <w:lang w:val="en-US"/>
-        </w:rPr>
-      </w:pPr>
-    </w:p>
-    <w:p>
-      <w:pPr>
-        <w:rPr>
-          <w:rFonts w:ascii="Calibri" w:hAnsi="Calibri"/>
-          <w:lang w:val="en-US"/>
-        </w:rPr>
-      </w:pPr>
-      <w:r>
-        <w:rPr>
-          <w:rFonts w:ascii="Calibri" w:hAnsi="Calibri"/>
-          <w:lang w:val="en-US"/>
-        </w:rPr>
+    <w:p/>
+    <w:p>
+      <w:r>
         <w:t>Please indicate per risk which measures you will take to protect the personal data:</w:t>
       </w:r>
     </w:p>
-    <w:p>
-      <w:pPr>
-        <w:rPr>
-          <w:rFonts w:ascii="Calibri" w:hAnsi="Calibri"/>
-          <w:lang w:val="en-US"/>
-        </w:rPr>
-      </w:pPr>
-    </w:p>
-    <w:p>
-      <w:pPr>
-        <w:rPr>
-          <w:rFonts w:ascii="Calibri" w:hAnsi="Calibri"/>
-          <w:lang w:val="en-US"/>
-        </w:rPr>
-      </w:pPr>
-      <w:r>
-        <w:rPr>
-          <w:rFonts w:ascii="Calibri" w:hAnsi="Calibri"/>
-          <w:lang w:val="en-US"/>
-        </w:rPr>
+    <w:p/>
+    <w:p>
+      <w:r>
         <w:t>Are there any additional organizational measures you will take?</w:t>
       </w:r>
     </w:p>
-    <w:p>
-      <w:pPr>
-        <w:rPr>
-          <w:rFonts w:ascii="Calibri" w:hAnsi="Calibri"/>
-          <w:lang w:val="en-US"/>
-        </w:rPr>
-      </w:pPr>
-    </w:p>
-    <w:p>
-      <w:pPr>
-        <w:rPr>
-          <w:rFonts w:ascii="Calibri" w:hAnsi="Calibri"/>
-          <w:lang w:val="en-US"/>
-        </w:rPr>
-      </w:pPr>
-      <w:r>
-        <w:rPr>
-          <w:rFonts w:ascii="Calibri" w:hAnsi="Calibri"/>
-          <w:lang w:val="en-US"/>
-        </w:rPr>
+    <w:p/>
+    <w:p>
+      <w:r>
         <w:t>Are there any additional technical measures you will take?</w:t>
       </w:r>
     </w:p>
-    <w:p>
-      <w:pPr>
-        <w:rPr>
-          <w:rFonts w:ascii="Calibri" w:hAnsi="Calibri"/>
-          <w:lang w:val="en-US"/>
-        </w:rPr>
-      </w:pPr>
-    </w:p>
-    <w:p>
-      <w:pPr>
-        <w:rPr>
-          <w:rFonts w:ascii="Calibri" w:hAnsi="Calibri"/>
-          <w:lang w:val="en-US"/>
-        </w:rPr>
-      </w:pPr>
-    </w:p>
-    <w:p>
-      <w:pPr>
-        <w:rPr>
-          <w:rFonts w:ascii="Calibri" w:hAnsi="Calibri"/>
-          <w:lang w:val="en-US"/>
-        </w:rPr>
-      </w:pPr>
-      <w:r>
-        <w:rPr>
-          <w:rFonts w:ascii="Calibri" w:hAnsi="Calibri"/>
-          <w:lang w:val="en-US"/>
-        </w:rPr>
+    <w:p/>
+    <w:p/>
+    <w:p>
+      <w:r>
         <w:t>Is it clear who is responsible for keeping up and evaluating the taken measures after the project is over? Who is this?</w:t>
       </w:r>
     </w:p>
-    <w:p>
-      <w:pPr>
-        <w:rPr>
-          <w:lang w:val="en-US"/>
-        </w:rPr>
-      </w:pPr>
+    <w:p/>
+    <w:p>
+      <w:r>
+        <w:t>This section may be shared with the FRIA (controls for privacy risk can be part of the FRIA).</w:t>
+      </w:r>
     </w:p>
     <w:p>
       <w:pPr>
         <w:pStyle w:val="Heading1"/>
-        <w:rPr>
-          <w:lang w:val="en-US"/>
-        </w:rPr>
-      </w:pPr>
-      <w:r>
-        <w:rPr>
-          <w:lang w:val="en-US"/>
-        </w:rPr>
+      </w:pPr>
+      <w:r>
         <w:t>Advice of the Data</w:t>
       </w:r>
       <w:r>
-        <w:rPr>
-          <w:lang w:val="en-US"/>
-        </w:rPr>
         <w:t xml:space="preserve"> Protection Officer</w:t>
       </w:r>
     </w:p>
     <w:p>
-      <w:pPr>
-        <w:rPr>
-          <w:rFonts w:ascii="Calibri" w:hAnsi="Calibri"/>
-          <w:lang w:val="en-US"/>
-        </w:rPr>
-      </w:pPr>
-      <w:r>
-        <w:rPr>
-          <w:rFonts w:ascii="Calibri" w:hAnsi="Calibri"/>
-          <w:lang w:val="en-US"/>
-        </w:rPr>
+      <w:r>
         <w:t>Have you appointed a Data Protection Officer (DPO)? In that case, it is mandatory to request this person’s advice on the situation. Document the DPO’s advice below:</w:t>
       </w:r>
     </w:p>
     <w:p>
-      <w:pPr>
-        <w:rPr>
-          <w:rFonts w:ascii="Calibri" w:hAnsi="Calibri"/>
-          <w:lang w:val="en-US"/>
-        </w:rPr>
-      </w:pPr>
-      <w:r>
-        <w:rPr>
-          <w:rFonts w:ascii="Calibri" w:hAnsi="Calibri"/>
-          <w:lang w:val="en-US"/>
-        </w:rPr>
+      <w:r>
         <w:t xml:space="preserve"> </w:t>
       </w:r>
       <w:r>
-        <w:rPr>
-          <w:rFonts w:ascii="Calibri" w:hAnsi="Calibri"/>
-          <w:lang w:val="en-US"/>
-        </w:rPr>
         <w:br/>
       </w:r>
       <w:r>
-        <w:rPr>
-          <w:rFonts w:ascii="Calibri" w:hAnsi="Calibri"/>
-          <w:lang w:val="en-US"/>
-        </w:rPr>
         <w:t>Name DPO:</w:t>
       </w:r>
     </w:p>
     <w:p>
-      <w:pPr>
-        <w:rPr>
-          <w:rFonts w:ascii="Calibri" w:hAnsi="Calibri"/>
-          <w:lang w:val="en-US"/>
-        </w:rPr>
-      </w:pPr>
-      <w:r>
-        <w:rPr>
-          <w:rFonts w:ascii="Calibri" w:hAnsi="Calibri"/>
-          <w:lang w:val="en-US"/>
-        </w:rPr>
+      <w:r>
+        <w:lastRenderedPageBreak/>
         <w:t>Data of advice:</w:t>
       </w:r>
     </w:p>
-    <w:p>
-      <w:pPr>
-        <w:rPr>
-          <w:rFonts w:ascii="Calibri" w:hAnsi="Calibri"/>
-          <w:lang w:val="en-US"/>
-        </w:rPr>
-      </w:pPr>
-    </w:p>
-    <w:p>
-      <w:pPr>
-        <w:rPr>
-          <w:rFonts w:ascii="Calibri" w:hAnsi="Calibri"/>
-          <w:lang w:val="en-US"/>
-        </w:rPr>
-      </w:pPr>
-      <w:r>
-        <w:rPr>
-          <w:rFonts w:ascii="Calibri" w:hAnsi="Calibri"/>
-          <w:lang w:val="en-US"/>
-        </w:rPr>
+    <w:p/>
+    <w:p>
+      <w:r>
         <w:t>For the DPO to answer:</w:t>
       </w:r>
     </w:p>
-    <w:p>
-      <w:pPr>
-        <w:rPr>
-          <w:lang w:val="en-US"/>
-        </w:rPr>
-      </w:pPr>
-    </w:p>
-    <w:p>
-      <w:pPr>
-        <w:rPr>
-          <w:rFonts w:ascii="Calibri" w:hAnsi="Calibri"/>
-          <w:lang w:val="en-US"/>
-        </w:rPr>
-      </w:pPr>
-      <w:r>
-        <w:rPr>
-          <w:rFonts w:ascii="Calibri" w:hAnsi="Calibri"/>
-          <w:lang w:val="en-US"/>
-        </w:rPr>
-        <w:lastRenderedPageBreak/>
+    <w:p/>
+    <w:p>
+      <w:r>
         <w:t>Have the processing activity and the purposes of processing been described clearly enough?</w:t>
       </w:r>
     </w:p>
-    <w:p>
-      <w:pPr>
-        <w:rPr>
-          <w:rFonts w:ascii="Calibri" w:hAnsi="Calibri"/>
-          <w:lang w:val="en-US"/>
-        </w:rPr>
-      </w:pPr>
-    </w:p>
-    <w:p>
-      <w:pPr>
-        <w:rPr>
-          <w:rFonts w:ascii="Calibri" w:hAnsi="Calibri"/>
-          <w:lang w:val="en-US"/>
-        </w:rPr>
-      </w:pPr>
-      <w:r>
-        <w:rPr>
-          <w:rFonts w:ascii="Calibri" w:hAnsi="Calibri"/>
-          <w:lang w:val="en-US"/>
-        </w:rPr>
+    <w:p/>
+    <w:p>
+      <w:r>
         <w:t>Is the processing of personal data necessary and/or proportional for the purposes?</w:t>
       </w:r>
     </w:p>
-    <w:p>
-      <w:pPr>
-        <w:rPr>
-          <w:rFonts w:ascii="Calibri" w:hAnsi="Calibri"/>
-          <w:lang w:val="en-US"/>
-        </w:rPr>
-      </w:pPr>
-    </w:p>
-    <w:p>
-      <w:pPr>
-        <w:rPr>
-          <w:rFonts w:ascii="Calibri" w:hAnsi="Calibri"/>
-          <w:lang w:val="en-US"/>
-        </w:rPr>
-      </w:pPr>
-      <w:r>
-        <w:rPr>
-          <w:rFonts w:ascii="Calibri" w:hAnsi="Calibri"/>
-          <w:lang w:val="en-US"/>
-        </w:rPr>
+    <w:p/>
+    <w:p>
+      <w:r>
         <w:t>Have the privacy risks been explored and document well enough? What risks are missing?</w:t>
       </w:r>
     </w:p>
-    <w:p>
-      <w:pPr>
-        <w:rPr>
-          <w:lang w:val="en-US"/>
-        </w:rPr>
-      </w:pPr>
-    </w:p>
+    <w:p/>
     <w:p>
       <w:pPr>
         <w:pStyle w:val="Heading1"/>
-        <w:rPr>
-          <w:lang w:val="en-US"/>
-        </w:rPr>
-      </w:pPr>
-      <w:r>
-        <w:rPr>
-          <w:lang w:val="en-US"/>
-        </w:rPr>
+      </w:pPr>
+      <w:r>
         <w:t>Advice of data subjects and representatives</w:t>
       </w:r>
     </w:p>
     <w:p>
-      <w:pPr>
-        <w:rPr>
-          <w:rFonts w:ascii="Calibri" w:hAnsi="Calibri"/>
-          <w:lang w:val="en-US"/>
-        </w:rPr>
-      </w:pPr>
-      <w:r>
-        <w:rPr>
-          <w:rFonts w:ascii="Calibri" w:hAnsi="Calibri"/>
-          <w:lang w:val="en-US"/>
-        </w:rPr>
+      <w:r>
         <w:t>Has the processing activity been discussed with data subject or representatives before doing this DPIA? What was their reaction? How is this included in the DPIA?</w:t>
       </w:r>
     </w:p>
-    <w:p>
-      <w:pPr>
-        <w:rPr>
-          <w:lang w:val="en-US"/>
-        </w:rPr>
-      </w:pPr>
-    </w:p>
+    <w:p/>
     <w:p>
       <w:pPr>
         <w:pStyle w:val="Heading1"/>
-        <w:rPr>
-          <w:lang w:val="en-US"/>
-        </w:rPr>
-      </w:pPr>
-      <w:r>
-        <w:rPr>
-          <w:lang w:val="en-US"/>
-        </w:rPr>
+      </w:pPr>
+      <w:r>
         <w:t>Prior consultation</w:t>
       </w:r>
     </w:p>
     <w:p>
-      <w:pPr>
-        <w:rPr>
-          <w:rFonts w:ascii="Calibri" w:hAnsi="Calibri"/>
-          <w:lang w:val="en-US"/>
-        </w:rPr>
-      </w:pPr>
-      <w:r>
-        <w:rPr>
-          <w:rFonts w:ascii="Calibri" w:hAnsi="Calibri"/>
-          <w:lang w:val="en-US"/>
-        </w:rPr>
+      <w:r>
         <w:t xml:space="preserve">Does the DPIA indicate that the planned measures do not completely mitigate the possible risks? </w:t>
       </w:r>
       <w:r>
-        <w:rPr>
-          <w:rFonts w:ascii="Calibri" w:hAnsi="Calibri"/>
-          <w:lang w:val="en-US"/>
-        </w:rPr>
         <w:t>Answer with a clear yes or no below, and give a motivation.</w:t>
       </w:r>
     </w:p>
-    <w:p>
-      <w:pPr>
-        <w:rPr>
-          <w:rFonts w:ascii="Calibri" w:hAnsi="Calibri"/>
-          <w:lang w:val="en-US"/>
-        </w:rPr>
-      </w:pPr>
-    </w:p>
-    <w:p>
-      <w:pPr>
-        <w:rPr>
-          <w:rFonts w:ascii="Calibri" w:hAnsi="Calibri"/>
-          <w:lang w:val="en-US"/>
-        </w:rPr>
-      </w:pPr>
-    </w:p>
-    <w:p>
-      <w:pPr>
-        <w:rPr>
-          <w:rFonts w:ascii="Calibri" w:hAnsi="Calibri"/>
-          <w:lang w:val="en-US"/>
-        </w:rPr>
-      </w:pPr>
-      <w:r>
-        <w:rPr>
-          <w:rFonts w:ascii="Calibri" w:hAnsi="Calibri"/>
-          <w:lang w:val="en-US"/>
-        </w:rPr>
+    <w:p/>
+    <w:p/>
+    <w:p>
+      <w:r>
         <w:t>Yes / No, because …</w:t>
       </w:r>
     </w:p>
-    <w:p>
-      <w:pPr>
-        <w:rPr>
-          <w:rFonts w:ascii="Calibri" w:hAnsi="Calibri"/>
-          <w:lang w:val="en-US"/>
-        </w:rPr>
-      </w:pPr>
-    </w:p>
-    <w:p>
-      <w:pPr>
-        <w:rPr>
-          <w:rFonts w:ascii="Calibri" w:hAnsi="Calibri"/>
-          <w:lang w:val="en-US"/>
-        </w:rPr>
-      </w:pPr>
-      <w:r>
-        <w:rPr>
-          <w:rFonts w:ascii="Calibri" w:hAnsi="Calibri"/>
-          <w:lang w:val="en-US"/>
-        </w:rPr>
+    <w:p/>
+    <w:p>
+      <w:r>
         <w:t xml:space="preserve">If you answered Yes, you should request a prior consultation with your Supervisory </w:t>
       </w:r>
       <w:r>
-        <w:rPr>
-          <w:rFonts w:ascii="Calibri" w:hAnsi="Calibri"/>
-          <w:lang w:val="en-US"/>
-        </w:rPr>
         <w:t>A</w:t>
       </w:r>
       <w:r>
-        <w:rPr>
-          <w:rFonts w:ascii="Calibri" w:hAnsi="Calibri"/>
-          <w:lang w:val="en-US"/>
-        </w:rPr>
         <w:t xml:space="preserve">uthority (the </w:t>
       </w:r>
       <w:proofErr w:type="spellStart"/>
       <w:r>
-        <w:rPr>
-          <w:rFonts w:ascii="Calibri" w:hAnsi="Calibri"/>
-          <w:lang w:val="en-US"/>
-        </w:rPr>
         <w:t>Autoriteit</w:t>
       </w:r>
       <w:proofErr w:type="spellEnd"/>
       <w:r>
-        <w:rPr>
-          <w:rFonts w:ascii="Calibri" w:hAnsi="Calibri"/>
-          <w:lang w:val="en-US"/>
-        </w:rPr>
         <w:t xml:space="preserve"> </w:t>
       </w:r>
       <w:proofErr w:type="spellStart"/>
       <w:r>
-        <w:rPr>
-          <w:rFonts w:ascii="Calibri" w:hAnsi="Calibri"/>
-          <w:lang w:val="en-US"/>
-        </w:rPr>
         <w:t>Persoonsgegevens</w:t>
       </w:r>
       <w:proofErr w:type="spellEnd"/>
       <w:r>
-        <w:rPr>
-          <w:rFonts w:ascii="Calibri" w:hAnsi="Calibri"/>
-          <w:lang w:val="en-US"/>
-        </w:rPr>
         <w:t xml:space="preserve"> in the Netherlands). For this, you must </w:t>
       </w:r>
       <w:r>
-        <w:rPr>
-          <w:rFonts w:ascii="Calibri" w:hAnsi="Calibri"/>
-          <w:lang w:val="en-US"/>
-        </w:rPr>
         <w:t>provide this DPIA to them.</w:t>
       </w:r>
     </w:p>
-    <w:p>
-      <w:pPr>
-        <w:rPr>
-          <w:lang w:val="en-US"/>
-        </w:rPr>
-      </w:pPr>
-    </w:p>
-    <w:p>
-      <w:pPr>
-        <w:rPr>
-          <w:lang w:val="en-US"/>
-        </w:rPr>
-      </w:pPr>
-    </w:p>
+    <w:p/>
+    <w:p/>
     <w:p>
       <w:pPr>
         <w:rPr>
@@ -3266,65 +1550,39 @@
           <w:color w:val="4F81BD" w:themeColor="accent1"/>
           <w:sz w:val="26"/>
           <w:szCs w:val="26"/>
-          <w:lang w:val="en-US"/>
-        </w:rPr>
-      </w:pPr>
-      <w:r>
-        <w:rPr>
-          <w:lang w:val="en-US"/>
-        </w:rPr>
+        </w:rPr>
+      </w:pPr>
+      <w:r>
         <w:br w:type="page"/>
       </w:r>
     </w:p>
     <w:p>
       <w:pPr>
         <w:pStyle w:val="Heading2"/>
-        <w:rPr>
-          <w:lang w:val="en-US"/>
-        </w:rPr>
-      </w:pPr>
-      <w:r>
-        <w:rPr>
-          <w:lang w:val="en-US"/>
-        </w:rPr>
+      </w:pPr>
+      <w:r>
         <w:lastRenderedPageBreak/>
         <w:t xml:space="preserve">Appendix </w:t>
       </w:r>
       <w:r>
-        <w:rPr>
-          <w:lang w:val="en-US"/>
-        </w:rPr>
         <w:t>testing questions</w:t>
       </w:r>
       <w:r>
-        <w:rPr>
-          <w:lang w:val="en-US"/>
-        </w:rPr>
         <w:t xml:space="preserve"> impact NOREA</w:t>
       </w:r>
     </w:p>
-    <w:p>
-      <w:pPr>
-        <w:rPr>
-          <w:lang w:val="en-US"/>
-        </w:rPr>
-      </w:pPr>
-    </w:p>
-    <w:p>
-      <w:pPr>
-        <w:rPr>
-          <w:rFonts w:ascii="Calibri" w:hAnsi="Calibri"/>
+    <w:p/>
+    <w:p>
+      <w:pPr>
+        <w:rPr>
           <w:i/>
           <w:sz w:val="18"/>
-          <w:lang w:val="en-US"/>
-        </w:rPr>
-      </w:pPr>
-      <w:r>
-        <w:rPr>
-          <w:rFonts w:ascii="Calibri" w:hAnsi="Calibri"/>
+        </w:rPr>
+      </w:pPr>
+      <w:r>
+        <w:rPr>
           <w:i/>
           <w:sz w:val="18"/>
-          <w:lang w:val="en-US"/>
         </w:rPr>
         <w:t>The use of this appendix is optional, and may be used to improve the assessment of privacy risks. New insights from these questions must be incorporated into the main document. We recommend answering these questions too, in order to test the data estimates above. The questions originate from the NOREA guide.</w:t>
       </w:r>
@@ -3332,25 +1590,19 @@
     <w:p>
       <w:pPr>
         <w:rPr>
-          <w:rFonts w:ascii="Calibri" w:hAnsi="Calibri"/>
-          <w:sz w:val="18"/>
-          <w:lang w:val="en-US"/>
-        </w:rPr>
-      </w:pPr>
-    </w:p>
-    <w:p>
-      <w:pPr>
-        <w:rPr>
-          <w:rFonts w:ascii="Calibri" w:hAnsi="Calibri"/>
-          <w:sz w:val="18"/>
-          <w:lang w:val="en-US"/>
-        </w:rPr>
-      </w:pPr>
-      <w:r>
-        <w:rPr>
-          <w:rFonts w:ascii="Calibri" w:hAnsi="Calibri"/>
-          <w:sz w:val="18"/>
-          <w:lang w:val="en-US"/>
+          <w:sz w:val="18"/>
+        </w:rPr>
+      </w:pPr>
+    </w:p>
+    <w:p>
+      <w:pPr>
+        <w:rPr>
+          <w:sz w:val="18"/>
+        </w:rPr>
+      </w:pPr>
+      <w:r>
+        <w:rPr>
+          <w:sz w:val="18"/>
         </w:rPr>
         <w:t>Answering Yes indicates: You have an increased risk, the impact of your project on those involved and the way in which they will react is difficult to estimate. This could lead to an increased risk of image damage, disruption of business continuity, and actions by enforcers and supervisors.</w:t>
       </w:r>
@@ -3358,25 +1610,19 @@
     <w:p>
       <w:pPr>
         <w:rPr>
-          <w:rFonts w:ascii="Calibri" w:hAnsi="Calibri"/>
-          <w:sz w:val="18"/>
-          <w:lang w:val="en-US"/>
-        </w:rPr>
-      </w:pPr>
-    </w:p>
-    <w:p>
-      <w:pPr>
-        <w:rPr>
-          <w:rFonts w:ascii="Calibri" w:hAnsi="Calibri"/>
-          <w:sz w:val="18"/>
-          <w:lang w:val="en-US"/>
-        </w:rPr>
-      </w:pPr>
-      <w:r>
-        <w:rPr>
-          <w:rFonts w:ascii="Calibri" w:hAnsi="Calibri"/>
-          <w:sz w:val="18"/>
-          <w:lang w:val="en-US"/>
+          <w:sz w:val="18"/>
+        </w:rPr>
+      </w:pPr>
+    </w:p>
+    <w:p>
+      <w:pPr>
+        <w:rPr>
+          <w:sz w:val="18"/>
+        </w:rPr>
+      </w:pPr>
+      <w:r>
+        <w:rPr>
+          <w:sz w:val="18"/>
         </w:rPr>
         <w:t>Is new technology introduced? For example intelligent transport systems, location or tracking systems based on GPS, mobile technology, face recognition in conjunction with camera surveillance.</w:t>
       </w:r>
@@ -3384,25 +1630,19 @@
     <w:p>
       <w:pPr>
         <w:rPr>
-          <w:rFonts w:ascii="Calibri" w:hAnsi="Calibri"/>
-          <w:sz w:val="18"/>
-          <w:lang w:val="en-US"/>
-        </w:rPr>
-      </w:pPr>
-    </w:p>
-    <w:p>
-      <w:pPr>
-        <w:rPr>
-          <w:rFonts w:ascii="Calibri" w:hAnsi="Calibri"/>
-          <w:sz w:val="18"/>
-          <w:lang w:val="en-US"/>
-        </w:rPr>
-      </w:pPr>
-      <w:r>
-        <w:rPr>
-          <w:rFonts w:ascii="Calibri" w:hAnsi="Calibri"/>
-          <w:sz w:val="18"/>
-          <w:lang w:val="en-US"/>
+          <w:sz w:val="18"/>
+        </w:rPr>
+      </w:pPr>
+    </w:p>
+    <w:p>
+      <w:pPr>
+        <w:rPr>
+          <w:sz w:val="18"/>
+        </w:rPr>
+      </w:pPr>
+      <w:r>
+        <w:rPr>
+          <w:sz w:val="18"/>
         </w:rPr>
         <w:t>Is there any introduction of technology that can cause questions or resistance from the public? For example, biometrics, RFID, behavioral targeting (profiling).</w:t>
       </w:r>
@@ -3410,25 +1650,19 @@
     <w:p>
       <w:pPr>
         <w:rPr>
-          <w:rFonts w:ascii="Calibri" w:hAnsi="Calibri"/>
-          <w:sz w:val="18"/>
-          <w:lang w:val="en-US"/>
-        </w:rPr>
-      </w:pPr>
-    </w:p>
-    <w:p>
-      <w:pPr>
-        <w:rPr>
-          <w:rFonts w:ascii="Calibri" w:hAnsi="Calibri"/>
-          <w:sz w:val="18"/>
-          <w:lang w:val="en-US"/>
-        </w:rPr>
-      </w:pPr>
-      <w:r>
-        <w:rPr>
-          <w:rFonts w:ascii="Calibri" w:hAnsi="Calibri"/>
-          <w:sz w:val="18"/>
-          <w:lang w:val="en-US"/>
+          <w:sz w:val="18"/>
+        </w:rPr>
+      </w:pPr>
+    </w:p>
+    <w:p>
+      <w:pPr>
+        <w:rPr>
+          <w:sz w:val="18"/>
+        </w:rPr>
+      </w:pPr>
+      <w:r>
+        <w:rPr>
+          <w:sz w:val="18"/>
         </w:rPr>
         <w:t>Is existing technology introduced in a new context? Such as camera surveillance or drug control in the workplace.</w:t>
       </w:r>
@@ -3436,33 +1670,25 @@
     <w:p>
       <w:pPr>
         <w:rPr>
-          <w:rFonts w:ascii="Calibri" w:hAnsi="Calibri"/>
-          <w:sz w:val="18"/>
-          <w:lang w:val="en-US"/>
-        </w:rPr>
-      </w:pPr>
-    </w:p>
-    <w:p>
-      <w:pPr>
-        <w:rPr>
-          <w:rFonts w:ascii="Calibri" w:hAnsi="Calibri"/>
-          <w:sz w:val="18"/>
-          <w:lang w:val="en-US"/>
-        </w:rPr>
-      </w:pPr>
-      <w:r>
-        <w:rPr>
-          <w:rFonts w:ascii="Calibri" w:hAnsi="Calibri"/>
-          <w:sz w:val="18"/>
-          <w:lang w:val="en-US"/>
+          <w:sz w:val="18"/>
+        </w:rPr>
+      </w:pPr>
+    </w:p>
+    <w:p>
+      <w:pPr>
+        <w:rPr>
+          <w:sz w:val="18"/>
+        </w:rPr>
+      </w:pPr>
+      <w:r>
+        <w:rPr>
+          <w:sz w:val="18"/>
         </w:rPr>
         <w:t>Are</w:t>
       </w:r>
       <w:r>
         <w:rPr>
-          <w:rFonts w:ascii="Calibri" w:hAnsi="Calibri"/>
-          <w:sz w:val="18"/>
-          <w:lang w:val="en-US"/>
+          <w:sz w:val="18"/>
         </w:rPr>
         <w:t xml:space="preserve"> there any other major shifts in the way the organization works, the way in which personal data are processed and / or the technology that is used in that process? For example, merging or linking various government registrations, introducing new forms of identification or replacement of a system in which personal data is stored.</w:t>
       </w:r>
@@ -3470,25 +1696,19 @@
     <w:p>
       <w:pPr>
         <w:rPr>
-          <w:rFonts w:ascii="Calibri" w:hAnsi="Calibri"/>
-          <w:sz w:val="18"/>
-          <w:lang w:val="en-US"/>
-        </w:rPr>
-      </w:pPr>
-    </w:p>
-    <w:p>
-      <w:pPr>
-        <w:rPr>
-          <w:rFonts w:ascii="Calibri" w:hAnsi="Calibri"/>
-          <w:sz w:val="18"/>
-          <w:lang w:val="en-US"/>
-        </w:rPr>
-      </w:pPr>
-      <w:r>
-        <w:rPr>
-          <w:rFonts w:ascii="Calibri" w:hAnsi="Calibri"/>
-          <w:sz w:val="18"/>
-          <w:lang w:val="en-US"/>
+          <w:sz w:val="18"/>
+        </w:rPr>
+      </w:pPr>
+    </w:p>
+    <w:p>
+      <w:pPr>
+        <w:rPr>
+          <w:sz w:val="18"/>
+        </w:rPr>
+      </w:pPr>
+      <w:r>
+        <w:rPr>
+          <w:sz w:val="18"/>
         </w:rPr>
         <w:t>Are there (in addition to the GDPR) many laws and regulations regarding personal data that the project has to deal with? Keep in mind when answering:</w:t>
       </w:r>
@@ -3496,16 +1716,12 @@
     <w:p>
       <w:pPr>
         <w:rPr>
-          <w:rFonts w:ascii="Calibri" w:hAnsi="Calibri"/>
-          <w:sz w:val="18"/>
-          <w:lang w:val="en-US"/>
-        </w:rPr>
-      </w:pPr>
-      <w:r>
-        <w:rPr>
-          <w:rFonts w:ascii="Calibri" w:hAnsi="Calibri"/>
-          <w:sz w:val="18"/>
-          <w:lang w:val="en-US"/>
+          <w:sz w:val="18"/>
+        </w:rPr>
+      </w:pPr>
+      <w:r>
+        <w:rPr>
+          <w:sz w:val="18"/>
         </w:rPr>
         <w:t>1. Sectoral legislation. 2. Code of conduct. 3. General administrative measures. 4. Jurisprudence. 5. International aspects.</w:t>
       </w:r>
@@ -3513,41 +1729,31 @@
     <w:p>
       <w:pPr>
         <w:rPr>
-          <w:rFonts w:ascii="Calibri" w:hAnsi="Calibri"/>
-          <w:sz w:val="18"/>
-          <w:lang w:val="en-US"/>
-        </w:rPr>
-      </w:pPr>
-    </w:p>
-    <w:p>
-      <w:pPr>
-        <w:rPr>
-          <w:rFonts w:ascii="Calibri" w:hAnsi="Calibri"/>
-          <w:sz w:val="18"/>
-          <w:lang w:val="en-US"/>
-        </w:rPr>
-      </w:pPr>
-      <w:r>
-        <w:rPr>
-          <w:rFonts w:ascii="Calibri" w:hAnsi="Calibri"/>
-          <w:sz w:val="18"/>
-          <w:lang w:val="en-US"/>
+          <w:sz w:val="18"/>
+        </w:rPr>
+      </w:pPr>
+    </w:p>
+    <w:p>
+      <w:pPr>
+        <w:rPr>
+          <w:sz w:val="18"/>
+        </w:rPr>
+      </w:pPr>
+      <w:r>
+        <w:rPr>
+          <w:sz w:val="18"/>
         </w:rPr>
         <w:t xml:space="preserve">Are there many social stakeholders? Think of employees, customers, suppliers, interest groups, </w:t>
       </w:r>
       <w:r>
         <w:rPr>
-          <w:rFonts w:ascii="Calibri" w:hAnsi="Calibri"/>
-          <w:sz w:val="18"/>
-          <w:lang w:val="en-US"/>
+          <w:sz w:val="18"/>
         </w:rPr>
         <w:t>civilians</w:t>
       </w:r>
       <w:r>
         <w:rPr>
-          <w:rFonts w:ascii="Calibri" w:hAnsi="Calibri"/>
-          <w:sz w:val="18"/>
-          <w:lang w:val="en-US"/>
+          <w:sz w:val="18"/>
         </w:rPr>
         <w:t>, clients and regulators.</w:t>
       </w:r>
@@ -3555,16 +1761,12 @@
     <w:p>
       <w:pPr>
         <w:rPr>
-          <w:rFonts w:ascii="Calibri" w:hAnsi="Calibri"/>
-          <w:sz w:val="18"/>
-          <w:lang w:val="en-US"/>
-        </w:rPr>
-      </w:pPr>
-      <w:r>
-        <w:rPr>
-          <w:rFonts w:ascii="Calibri" w:hAnsi="Calibri"/>
-          <w:sz w:val="18"/>
-          <w:lang w:val="en-US"/>
+          <w:sz w:val="18"/>
+        </w:rPr>
+      </w:pPr>
+      <w:r>
+        <w:rPr>
+          <w:sz w:val="18"/>
         </w:rPr>
         <w:t>Which professional groups are involved in processing?</w:t>
       </w:r>
@@ -3572,25 +1774,19 @@
     <w:p>
       <w:pPr>
         <w:rPr>
-          <w:rFonts w:ascii="Calibri" w:hAnsi="Calibri"/>
-          <w:sz w:val="18"/>
-          <w:lang w:val="en-US"/>
-        </w:rPr>
-      </w:pPr>
-    </w:p>
-    <w:p>
-      <w:pPr>
-        <w:rPr>
-          <w:rFonts w:ascii="Calibri" w:hAnsi="Calibri"/>
-          <w:sz w:val="18"/>
-          <w:lang w:val="en-US"/>
-        </w:rPr>
-      </w:pPr>
-      <w:r>
-        <w:rPr>
-          <w:rFonts w:ascii="Calibri" w:hAnsi="Calibri"/>
-          <w:sz w:val="18"/>
-          <w:lang w:val="en-US"/>
+          <w:sz w:val="18"/>
+        </w:rPr>
+      </w:pPr>
+    </w:p>
+    <w:p>
+      <w:pPr>
+        <w:rPr>
+          <w:sz w:val="18"/>
+        </w:rPr>
+      </w:pPr>
+      <w:r>
+        <w:rPr>
+          <w:sz w:val="18"/>
         </w:rPr>
         <w:t>Are many parties involved in the implementation of the project? Keep in mind: 1. Contractors and service providers 2. Hardware and software suppliers 3. IT Service providers.</w:t>
       </w:r>
@@ -3598,77 +1794,59 @@
     <w:p>
       <w:pPr>
         <w:rPr>
-          <w:rFonts w:ascii="Calibri" w:hAnsi="Calibri"/>
-          <w:sz w:val="18"/>
-          <w:lang w:val="en-US"/>
-        </w:rPr>
-      </w:pPr>
-    </w:p>
-    <w:p>
-      <w:pPr>
-        <w:rPr>
-          <w:rFonts w:ascii="Calibri" w:hAnsi="Calibri"/>
-          <w:sz w:val="18"/>
-          <w:lang w:val="en-US"/>
-        </w:rPr>
-      </w:pPr>
-      <w:r>
-        <w:rPr>
-          <w:rFonts w:ascii="Calibri" w:hAnsi="Calibri"/>
-          <w:sz w:val="18"/>
-          <w:lang w:val="en-US"/>
+          <w:sz w:val="18"/>
+        </w:rPr>
+      </w:pPr>
+    </w:p>
+    <w:p>
+      <w:pPr>
+        <w:rPr>
+          <w:sz w:val="18"/>
+        </w:rPr>
+      </w:pPr>
+      <w:r>
+        <w:rPr>
+          <w:sz w:val="18"/>
         </w:rPr>
         <w:t xml:space="preserve">Can the goal be achieved with </w:t>
       </w:r>
       <w:proofErr w:type="spellStart"/>
       <w:r>
         <w:rPr>
-          <w:rFonts w:ascii="Calibri" w:hAnsi="Calibri"/>
-          <w:sz w:val="18"/>
-          <w:lang w:val="en-US"/>
+          <w:sz w:val="18"/>
         </w:rPr>
         <w:t>anonymi</w:t>
       </w:r>
       <w:r>
         <w:rPr>
-          <w:rFonts w:ascii="Calibri" w:hAnsi="Calibri"/>
-          <w:sz w:val="18"/>
-          <w:lang w:val="en-US"/>
+          <w:sz w:val="18"/>
         </w:rPr>
         <w:t>s</w:t>
       </w:r>
       <w:r>
         <w:rPr>
-          <w:rFonts w:ascii="Calibri" w:hAnsi="Calibri"/>
-          <w:sz w:val="18"/>
-          <w:lang w:val="en-US"/>
+          <w:sz w:val="18"/>
         </w:rPr>
         <w:t>ed</w:t>
       </w:r>
       <w:proofErr w:type="spellEnd"/>
       <w:r>
         <w:rPr>
-          <w:rFonts w:ascii="Calibri" w:hAnsi="Calibri"/>
-          <w:sz w:val="18"/>
-          <w:lang w:val="en-US"/>
+          <w:sz w:val="18"/>
         </w:rPr>
         <w:t xml:space="preserve"> or </w:t>
       </w:r>
       <w:proofErr w:type="spellStart"/>
       <w:r>
         <w:rPr>
-          <w:rFonts w:ascii="Calibri" w:hAnsi="Calibri"/>
-          <w:sz w:val="18"/>
-          <w:lang w:val="en-US"/>
+          <w:sz w:val="18"/>
         </w:rPr>
         <w:t>pseudonymised</w:t>
       </w:r>
       <w:proofErr w:type="spellEnd"/>
       <w:r>
         <w:rPr>
-          <w:rFonts w:ascii="Calibri" w:hAnsi="Calibri"/>
-          <w:sz w:val="18"/>
-          <w:lang w:val="en-US"/>
+          <w:sz w:val="18"/>
         </w:rPr>
         <w:t xml:space="preserve"> data (while this is not being used at the moment)?</w:t>
       </w:r>
@@ -3676,65 +1854,49 @@
     <w:p>
       <w:pPr>
         <w:rPr>
-          <w:rFonts w:ascii="Calibri" w:hAnsi="Calibri"/>
-          <w:sz w:val="18"/>
-          <w:lang w:val="en-US"/>
-        </w:rPr>
-      </w:pPr>
-    </w:p>
-    <w:p>
-      <w:pPr>
-        <w:rPr>
-          <w:rFonts w:ascii="Calibri" w:hAnsi="Calibri"/>
-          <w:sz w:val="18"/>
-          <w:lang w:val="en-US"/>
-        </w:rPr>
-      </w:pPr>
-      <w:r>
-        <w:rPr>
-          <w:rFonts w:ascii="Calibri" w:hAnsi="Calibri"/>
-          <w:sz w:val="18"/>
-          <w:lang w:val="en-US"/>
+          <w:sz w:val="18"/>
+        </w:rPr>
+      </w:pPr>
+    </w:p>
+    <w:p>
+      <w:pPr>
+        <w:rPr>
+          <w:sz w:val="18"/>
+        </w:rPr>
+      </w:pPr>
+      <w:r>
+        <w:rPr>
+          <w:sz w:val="18"/>
         </w:rPr>
         <w:t xml:space="preserve">Can the data be used to map and / or assess the behavior, presence or performance of people (even if this is not the goal)? Think, for example, of geolocation, personnel tracking systems, decision support </w:t>
       </w:r>
       <w:r>
         <w:rPr>
-          <w:rFonts w:ascii="Calibri" w:hAnsi="Calibri"/>
-          <w:sz w:val="18"/>
-          <w:lang w:val="en-US"/>
+          <w:sz w:val="18"/>
         </w:rPr>
         <w:t>for (</w:t>
       </w:r>
       <w:r>
         <w:rPr>
-          <w:rFonts w:ascii="Calibri" w:hAnsi="Calibri"/>
-          <w:sz w:val="18"/>
-          <w:lang w:val="en-US"/>
+          <w:sz w:val="18"/>
         </w:rPr>
         <w:t>not</w:t>
       </w:r>
       <w:r>
         <w:rPr>
-          <w:rFonts w:ascii="Calibri" w:hAnsi="Calibri"/>
-          <w:sz w:val="18"/>
-          <w:lang w:val="en-US"/>
+          <w:sz w:val="18"/>
         </w:rPr>
         <w:t>)</w:t>
       </w:r>
       <w:r>
         <w:rPr>
-          <w:rFonts w:ascii="Calibri" w:hAnsi="Calibri"/>
-          <w:sz w:val="18"/>
-          <w:lang w:val="en-US"/>
+          <w:sz w:val="18"/>
         </w:rPr>
         <w:t xml:space="preserve"> offering products or services</w:t>
       </w:r>
       <w:r>
         <w:rPr>
-          <w:rFonts w:ascii="Calibri" w:hAnsi="Calibri"/>
-          <w:sz w:val="18"/>
-          <w:lang w:val="en-US"/>
+          <w:sz w:val="18"/>
         </w:rPr>
         <w:t>?</w:t>
       </w:r>
@@ -3742,25 +1904,19 @@
     <w:p>
       <w:pPr>
         <w:rPr>
-          <w:rFonts w:ascii="Calibri" w:hAnsi="Calibri"/>
-          <w:sz w:val="18"/>
-          <w:lang w:val="en-US"/>
-        </w:rPr>
-      </w:pPr>
-    </w:p>
-    <w:p>
-      <w:pPr>
-        <w:rPr>
-          <w:rFonts w:ascii="Calibri" w:hAnsi="Calibri"/>
-          <w:sz w:val="18"/>
-          <w:lang w:val="en-US"/>
-        </w:rPr>
-      </w:pPr>
-      <w:r>
-        <w:rPr>
-          <w:rFonts w:ascii="Calibri" w:hAnsi="Calibri"/>
-          <w:sz w:val="18"/>
-          <w:lang w:val="en-US"/>
+          <w:sz w:val="18"/>
+        </w:rPr>
+      </w:pPr>
+    </w:p>
+    <w:p>
+      <w:pPr>
+        <w:rPr>
+          <w:sz w:val="18"/>
+        </w:rPr>
+      </w:pPr>
+      <w:r>
+        <w:rPr>
+          <w:sz w:val="18"/>
         </w:rPr>
         <w:t>Do you process special personal data, sensitive personal data, unique biometric identifiers, BSN-numbers or other data for which there is a (perceived) increased sensitivity? For example, fingerprints, DNA profiles, credit card information, financial information, inheritance aspects, work performance or data subject to confidentiality?</w:t>
       </w:r>
@@ -3768,16 +1924,12 @@
     <w:p>
       <w:pPr>
         <w:rPr>
-          <w:rFonts w:ascii="Calibri" w:hAnsi="Calibri"/>
-          <w:sz w:val="18"/>
-          <w:lang w:val="en-US"/>
-        </w:rPr>
-      </w:pPr>
-      <w:r>
-        <w:rPr>
-          <w:rFonts w:ascii="Calibri" w:hAnsi="Calibri"/>
-          <w:sz w:val="18"/>
-          <w:lang w:val="en-US"/>
+          <w:sz w:val="18"/>
+        </w:rPr>
+      </w:pPr>
+      <w:r>
+        <w:rPr>
+          <w:sz w:val="18"/>
         </w:rPr>
         <w:t>Do you process data on vulnerable groups or people? For example, minors, mentally handicapped, prisoners, supervised persons, people whose physical safety is at risk (see Appendix F).</w:t>
       </w:r>
@@ -3785,25 +1937,19 @@
     <w:p>
       <w:pPr>
         <w:rPr>
-          <w:rFonts w:ascii="Calibri" w:hAnsi="Calibri"/>
-          <w:sz w:val="18"/>
-          <w:lang w:val="en-US"/>
-        </w:rPr>
-      </w:pPr>
-    </w:p>
-    <w:p>
-      <w:pPr>
-        <w:rPr>
-          <w:rFonts w:ascii="Calibri" w:hAnsi="Calibri"/>
-          <w:sz w:val="18"/>
-          <w:lang w:val="en-US"/>
-        </w:rPr>
-      </w:pPr>
-      <w:r>
-        <w:rPr>
-          <w:rFonts w:ascii="Calibri" w:hAnsi="Calibri"/>
-          <w:sz w:val="18"/>
-          <w:lang w:val="en-US"/>
+          <w:sz w:val="18"/>
+        </w:rPr>
+      </w:pPr>
+    </w:p>
+    <w:p>
+      <w:pPr>
+        <w:rPr>
+          <w:sz w:val="18"/>
+        </w:rPr>
+      </w:pPr>
+      <w:r>
+        <w:rPr>
+          <w:sz w:val="18"/>
         </w:rPr>
         <w:t>Do the data relate to the entirety or large parts of the population of a country?</w:t>
       </w:r>
@@ -3811,25 +1957,19 @@
     <w:p>
       <w:pPr>
         <w:rPr>
-          <w:rFonts w:ascii="Calibri" w:hAnsi="Calibri"/>
-          <w:sz w:val="18"/>
-          <w:lang w:val="en-US"/>
-        </w:rPr>
-      </w:pPr>
-    </w:p>
-    <w:p>
-      <w:pPr>
-        <w:rPr>
-          <w:rFonts w:ascii="Calibri" w:hAnsi="Calibri"/>
-          <w:sz w:val="18"/>
-          <w:lang w:val="en-US"/>
-        </w:rPr>
-      </w:pPr>
-      <w:r>
-        <w:rPr>
-          <w:rFonts w:ascii="Calibri" w:hAnsi="Calibri"/>
-          <w:sz w:val="18"/>
-          <w:lang w:val="en-US"/>
+          <w:sz w:val="18"/>
+        </w:rPr>
+      </w:pPr>
+    </w:p>
+    <w:p>
+      <w:pPr>
+        <w:rPr>
+          <w:sz w:val="18"/>
+        </w:rPr>
+      </w:pPr>
+      <w:r>
+        <w:rPr>
+          <w:sz w:val="18"/>
         </w:rPr>
         <w:t>Are the data sold to third parties?</w:t>
       </w:r>
@@ -3837,61 +1977,33 @@
     <w:p>
       <w:pPr>
         <w:pStyle w:val="Heading2"/>
-        <w:rPr>
-          <w:lang w:val="en-US"/>
-        </w:rPr>
-      </w:pPr>
-      <w:r>
-        <w:rPr>
-          <w:lang w:val="en-US"/>
-        </w:rPr>
+      </w:pPr>
+      <w:r>
         <w:t>Appendix</w:t>
       </w:r>
       <w:r>
-        <w:rPr>
-          <w:lang w:val="en-US"/>
-        </w:rPr>
         <w:t xml:space="preserve"> 2 – </w:t>
       </w:r>
       <w:r>
-        <w:rPr>
-          <w:lang w:val="en-US"/>
-        </w:rPr>
         <w:t>Criteria for an acceptable Data Protection Impact As</w:t>
       </w:r>
       <w:r>
-        <w:rPr>
-          <w:lang w:val="en-US"/>
-        </w:rPr>
         <w:t>sessment</w:t>
       </w:r>
       <w:r>
-        <w:rPr>
-          <w:lang w:val="en-US"/>
-        </w:rPr>
         <w:t xml:space="preserve"> </w:t>
       </w:r>
     </w:p>
-    <w:p>
-      <w:pPr>
-        <w:rPr>
-          <w:lang w:val="en-US"/>
-        </w:rPr>
-      </w:pPr>
-    </w:p>
-    <w:p>
-      <w:pPr>
-        <w:rPr>
-          <w:rFonts w:ascii="Calibri" w:hAnsi="Calibri"/>
-          <w:sz w:val="18"/>
-          <w:lang w:val="en-US"/>
-        </w:rPr>
-      </w:pPr>
-      <w:r>
-        <w:rPr>
-          <w:rFonts w:ascii="Calibri" w:hAnsi="Calibri"/>
-          <w:sz w:val="18"/>
-          <w:lang w:val="en-US"/>
+    <w:p/>
+    <w:p>
+      <w:pPr>
+        <w:rPr>
+          <w:sz w:val="18"/>
+        </w:rPr>
+      </w:pPr>
+      <w:r>
+        <w:rPr>
+          <w:sz w:val="18"/>
         </w:rPr>
         <w:t>The European Working Party on Data Protection “Working Party Article 29”</w:t>
       </w:r>
@@ -3899,16 +2011,12 @@
     <w:p>
       <w:pPr>
         <w:rPr>
-          <w:rFonts w:ascii="Calibri" w:hAnsi="Calibri"/>
-          <w:sz w:val="18"/>
-          <w:lang w:val="en-US"/>
-        </w:rPr>
-      </w:pPr>
-      <w:r>
-        <w:rPr>
-          <w:rFonts w:ascii="Calibri" w:hAnsi="Calibri"/>
-          <w:sz w:val="18"/>
-          <w:lang w:val="en-US"/>
+          <w:sz w:val="18"/>
+        </w:rPr>
+      </w:pPr>
+      <w:r>
+        <w:rPr>
+          <w:sz w:val="18"/>
         </w:rPr>
         <w:t> (abbreviated as WP29) has published a document ‘Guidelines on Data Protection Impact Assessment (DPIA) and determining whether processing is “likely to result in a high risk” for the purposes of Regulation 2016/679.’</w:t>
       </w:r>
@@ -3916,25 +2024,19 @@
     <w:p>
       <w:pPr>
         <w:rPr>
-          <w:rFonts w:ascii="Calibri" w:hAnsi="Calibri"/>
-          <w:sz w:val="18"/>
-          <w:lang w:val="en-US"/>
-        </w:rPr>
-      </w:pPr>
-    </w:p>
-    <w:p>
-      <w:pPr>
-        <w:rPr>
-          <w:rFonts w:ascii="Calibri" w:hAnsi="Calibri"/>
-          <w:sz w:val="18"/>
-          <w:lang w:val="en-US"/>
-        </w:rPr>
-      </w:pPr>
-      <w:r>
-        <w:rPr>
-          <w:rFonts w:ascii="Calibri" w:hAnsi="Calibri"/>
-          <w:sz w:val="18"/>
-          <w:lang w:val="en-US"/>
+          <w:sz w:val="18"/>
+        </w:rPr>
+      </w:pPr>
+    </w:p>
+    <w:p>
+      <w:pPr>
+        <w:rPr>
+          <w:sz w:val="18"/>
+        </w:rPr>
+      </w:pPr>
+      <w:r>
+        <w:rPr>
+          <w:sz w:val="18"/>
         </w:rPr>
         <w:t>This contains a list of criteria that you can use to assess whether a DPIA, or a method for performing a DPIA, is sufficient to comply with the GDPR.</w:t>
       </w:r>
@@ -3942,27 +2044,21 @@
     <w:p>
       <w:pPr>
         <w:rPr>
-          <w:rFonts w:ascii="Calibri" w:hAnsi="Calibri"/>
-          <w:sz w:val="18"/>
-          <w:lang w:val="en-US"/>
-        </w:rPr>
-      </w:pPr>
-    </w:p>
-    <w:p>
-      <w:pPr>
-        <w:rPr>
-          <w:rFonts w:ascii="Calibri" w:hAnsi="Calibri"/>
+          <w:sz w:val="18"/>
+        </w:rPr>
+      </w:pPr>
+    </w:p>
+    <w:p>
+      <w:pPr>
+        <w:rPr>
           <w:b/>
           <w:sz w:val="18"/>
-          <w:lang w:val="en-US"/>
-        </w:rPr>
-      </w:pPr>
-      <w:r>
-        <w:rPr>
-          <w:rFonts w:ascii="Calibri" w:hAnsi="Calibri"/>
+        </w:rPr>
+      </w:pPr>
+      <w:r>
+        <w:rPr>
           <w:b/>
           <w:sz w:val="18"/>
-          <w:lang w:val="en-US"/>
         </w:rPr>
         <w:t>A systematic description of the processing is provided (Article 35(7)(a)):</w:t>
       </w:r>
@@ -3975,16 +2071,12 @@
           <w:numId w:val="7"/>
         </w:numPr>
         <w:rPr>
-          <w:rFonts w:ascii="Calibri" w:hAnsi="Calibri"/>
-          <w:sz w:val="18"/>
-          <w:lang w:val="en-US"/>
-        </w:rPr>
-      </w:pPr>
-      <w:r>
-        <w:rPr>
-          <w:rFonts w:ascii="Calibri" w:hAnsi="Calibri"/>
-          <w:sz w:val="18"/>
-          <w:lang w:val="en-US"/>
+          <w:sz w:val="18"/>
+        </w:rPr>
+      </w:pPr>
+      <w:r>
+        <w:rPr>
+          <w:sz w:val="18"/>
         </w:rPr>
         <w:t xml:space="preserve">nature, scope, context and purposes of the processing are taken into account (recital 90); </w:t>
       </w:r>
@@ -3997,16 +2089,12 @@
           <w:numId w:val="7"/>
         </w:numPr>
         <w:rPr>
-          <w:rFonts w:ascii="Calibri" w:hAnsi="Calibri"/>
-          <w:sz w:val="18"/>
-          <w:lang w:val="en-US"/>
-        </w:rPr>
-      </w:pPr>
-      <w:r>
-        <w:rPr>
-          <w:rFonts w:ascii="Calibri" w:hAnsi="Calibri"/>
-          <w:sz w:val="18"/>
-          <w:lang w:val="en-US"/>
+          <w:sz w:val="18"/>
+        </w:rPr>
+      </w:pPr>
+      <w:r>
+        <w:rPr>
+          <w:sz w:val="18"/>
         </w:rPr>
         <w:lastRenderedPageBreak/>
         <w:t xml:space="preserve">personal data, recipients and period for which the personal data will be stored are recorded; </w:t>
@@ -4020,16 +2108,12 @@
           <w:numId w:val="7"/>
         </w:numPr>
         <w:rPr>
-          <w:rFonts w:ascii="Calibri" w:hAnsi="Calibri"/>
-          <w:sz w:val="18"/>
-          <w:lang w:val="en-US"/>
-        </w:rPr>
-      </w:pPr>
-      <w:r>
-        <w:rPr>
-          <w:rFonts w:ascii="Calibri" w:hAnsi="Calibri"/>
-          <w:sz w:val="18"/>
-          <w:lang w:val="en-US"/>
+          <w:sz w:val="18"/>
+        </w:rPr>
+      </w:pPr>
+      <w:r>
+        <w:rPr>
+          <w:sz w:val="18"/>
         </w:rPr>
         <w:t xml:space="preserve">a functional description of the processing operation is provided; </w:t>
       </w:r>
@@ -4042,16 +2126,12 @@
           <w:numId w:val="7"/>
         </w:numPr>
         <w:rPr>
-          <w:rFonts w:ascii="Calibri" w:hAnsi="Calibri"/>
-          <w:sz w:val="18"/>
-          <w:lang w:val="en-US"/>
-        </w:rPr>
-      </w:pPr>
-      <w:r>
-        <w:rPr>
-          <w:rFonts w:ascii="Calibri" w:hAnsi="Calibri"/>
-          <w:sz w:val="18"/>
-          <w:lang w:val="en-US"/>
+          <w:sz w:val="18"/>
+        </w:rPr>
+      </w:pPr>
+      <w:r>
+        <w:rPr>
+          <w:sz w:val="18"/>
         </w:rPr>
         <w:t xml:space="preserve">the assets on which personal data rely (hardware, software, networks, people, paper or paper transmission channels) are identified; </w:t>
       </w:r>
@@ -4064,16 +2144,12 @@
           <w:numId w:val="7"/>
         </w:numPr>
         <w:rPr>
-          <w:rFonts w:ascii="Calibri" w:hAnsi="Calibri"/>
-          <w:sz w:val="18"/>
-          <w:lang w:val="en-US"/>
-        </w:rPr>
-      </w:pPr>
-      <w:r>
-        <w:rPr>
-          <w:rFonts w:ascii="Calibri" w:hAnsi="Calibri"/>
-          <w:sz w:val="18"/>
-          <w:lang w:val="en-US"/>
+          <w:sz w:val="18"/>
+        </w:rPr>
+      </w:pPr>
+      <w:r>
+        <w:rPr>
+          <w:sz w:val="18"/>
         </w:rPr>
         <w:t>compliance with approved codes of conduct is taken into account (Article 35(8));</w:t>
       </w:r>
@@ -4081,27 +2157,21 @@
     <w:p>
       <w:pPr>
         <w:rPr>
-          <w:rFonts w:ascii="Calibri" w:hAnsi="Calibri"/>
-          <w:sz w:val="18"/>
-          <w:lang w:val="en-US"/>
-        </w:rPr>
-      </w:pPr>
-    </w:p>
-    <w:p>
-      <w:pPr>
-        <w:rPr>
-          <w:rFonts w:ascii="Calibri" w:hAnsi="Calibri"/>
+          <w:sz w:val="18"/>
+        </w:rPr>
+      </w:pPr>
+    </w:p>
+    <w:p>
+      <w:pPr>
+        <w:rPr>
           <w:b/>
           <w:sz w:val="18"/>
-          <w:lang w:val="en-US"/>
-        </w:rPr>
-      </w:pPr>
-      <w:r>
-        <w:rPr>
-          <w:rFonts w:ascii="Calibri" w:hAnsi="Calibri"/>
+        </w:rPr>
+      </w:pPr>
+      <w:r>
+        <w:rPr>
           <w:b/>
           <w:sz w:val="18"/>
-          <w:lang w:val="en-US"/>
         </w:rPr>
         <w:t>Necessity and proportionality are assessed (Article 35(7)(b)):</w:t>
       </w:r>
@@ -4109,16 +2179,12 @@
     <w:p>
       <w:pPr>
         <w:rPr>
-          <w:rFonts w:ascii="Calibri" w:hAnsi="Calibri"/>
-          <w:sz w:val="18"/>
-          <w:lang w:val="en-US"/>
-        </w:rPr>
-      </w:pPr>
-      <w:r>
-        <w:rPr>
-          <w:rFonts w:ascii="Calibri" w:hAnsi="Calibri"/>
-          <w:sz w:val="18"/>
-          <w:lang w:val="en-US"/>
+          <w:sz w:val="18"/>
+        </w:rPr>
+      </w:pPr>
+      <w:r>
+        <w:rPr>
+          <w:sz w:val="18"/>
         </w:rPr>
         <w:t xml:space="preserve">Measures envisaged to comply with the Regulation are determined (Article 35(7)(d) and recital 90), taking into account: </w:t>
       </w:r>
@@ -4131,16 +2197,12 @@
           <w:numId w:val="14"/>
         </w:numPr>
         <w:rPr>
-          <w:rFonts w:ascii="Calibri" w:hAnsi="Calibri"/>
-          <w:sz w:val="18"/>
-          <w:lang w:val="en-US"/>
-        </w:rPr>
-      </w:pPr>
-      <w:r>
-        <w:rPr>
-          <w:rFonts w:ascii="Calibri" w:hAnsi="Calibri"/>
-          <w:sz w:val="18"/>
-          <w:lang w:val="en-US"/>
+          <w:sz w:val="18"/>
+        </w:rPr>
+      </w:pPr>
+      <w:r>
+        <w:rPr>
+          <w:sz w:val="18"/>
         </w:rPr>
         <w:t xml:space="preserve">measures contributing to the proportionality and the necessity of the processing on the basis of: </w:t>
       </w:r>
@@ -4153,16 +2215,12 @@
           <w:numId w:val="14"/>
         </w:numPr>
         <w:rPr>
-          <w:rFonts w:ascii="Calibri" w:hAnsi="Calibri"/>
-          <w:sz w:val="18"/>
-          <w:lang w:val="en-US"/>
-        </w:rPr>
-      </w:pPr>
-      <w:r>
-        <w:rPr>
-          <w:rFonts w:ascii="Calibri" w:hAnsi="Calibri"/>
-          <w:sz w:val="18"/>
-          <w:lang w:val="en-US"/>
+          <w:sz w:val="18"/>
+        </w:rPr>
+      </w:pPr>
+      <w:r>
+        <w:rPr>
+          <w:sz w:val="18"/>
         </w:rPr>
         <w:t xml:space="preserve">specified, explicit and legitimate purpose(s) (Article 5(1)(b)); </w:t>
       </w:r>
@@ -4175,16 +2233,12 @@
           <w:numId w:val="14"/>
         </w:numPr>
         <w:rPr>
-          <w:rFonts w:ascii="Calibri" w:hAnsi="Calibri"/>
-          <w:sz w:val="18"/>
-          <w:lang w:val="en-US"/>
-        </w:rPr>
-      </w:pPr>
-      <w:r>
-        <w:rPr>
-          <w:rFonts w:ascii="Calibri" w:hAnsi="Calibri"/>
-          <w:sz w:val="18"/>
-          <w:lang w:val="en-US"/>
+          <w:sz w:val="18"/>
+        </w:rPr>
+      </w:pPr>
+      <w:r>
+        <w:rPr>
+          <w:sz w:val="18"/>
         </w:rPr>
         <w:t xml:space="preserve">lawfulness of processing (Article 6); </w:t>
       </w:r>
@@ -4197,16 +2251,12 @@
           <w:numId w:val="14"/>
         </w:numPr>
         <w:rPr>
-          <w:rFonts w:ascii="Calibri" w:hAnsi="Calibri"/>
-          <w:sz w:val="18"/>
-          <w:lang w:val="en-US"/>
-        </w:rPr>
-      </w:pPr>
-      <w:r>
-        <w:rPr>
-          <w:rFonts w:ascii="Calibri" w:hAnsi="Calibri"/>
-          <w:sz w:val="18"/>
-          <w:lang w:val="en-US"/>
+          <w:sz w:val="18"/>
+        </w:rPr>
+      </w:pPr>
+      <w:r>
+        <w:rPr>
+          <w:sz w:val="18"/>
         </w:rPr>
         <w:t xml:space="preserve">adequate, relevant and limited to what is necessary data (Article 5(1)(c)); </w:t>
       </w:r>
@@ -4219,16 +2269,12 @@
           <w:numId w:val="14"/>
         </w:numPr>
         <w:rPr>
-          <w:rFonts w:ascii="Calibri" w:hAnsi="Calibri"/>
-          <w:sz w:val="18"/>
-          <w:lang w:val="en-US"/>
-        </w:rPr>
-      </w:pPr>
-      <w:r>
-        <w:rPr>
-          <w:rFonts w:ascii="Calibri" w:hAnsi="Calibri"/>
-          <w:sz w:val="18"/>
-          <w:lang w:val="en-US"/>
+          <w:sz w:val="18"/>
+        </w:rPr>
+      </w:pPr>
+      <w:r>
+        <w:rPr>
+          <w:sz w:val="18"/>
         </w:rPr>
         <w:t xml:space="preserve">limited storage duration (Article 5(1)(e)); </w:t>
       </w:r>
@@ -4241,16 +2287,12 @@
           <w:numId w:val="14"/>
         </w:numPr>
         <w:rPr>
-          <w:rFonts w:ascii="Calibri" w:hAnsi="Calibri"/>
-          <w:sz w:val="18"/>
-          <w:lang w:val="en-US"/>
-        </w:rPr>
-      </w:pPr>
-      <w:r>
-        <w:rPr>
-          <w:rFonts w:ascii="Calibri" w:hAnsi="Calibri"/>
-          <w:sz w:val="18"/>
-          <w:lang w:val="en-US"/>
+          <w:sz w:val="18"/>
+        </w:rPr>
+      </w:pPr>
+      <w:r>
+        <w:rPr>
+          <w:sz w:val="18"/>
         </w:rPr>
         <w:t xml:space="preserve">measures contributing to the rights of the data subjects: </w:t>
       </w:r>
@@ -4263,16 +2305,12 @@
           <w:numId w:val="14"/>
         </w:numPr>
         <w:rPr>
-          <w:rFonts w:ascii="Calibri" w:hAnsi="Calibri"/>
-          <w:sz w:val="18"/>
-          <w:lang w:val="en-US"/>
-        </w:rPr>
-      </w:pPr>
-      <w:r>
-        <w:rPr>
-          <w:rFonts w:ascii="Calibri" w:hAnsi="Calibri"/>
-          <w:sz w:val="18"/>
-          <w:lang w:val="en-US"/>
+          <w:sz w:val="18"/>
+        </w:rPr>
+      </w:pPr>
+      <w:r>
+        <w:rPr>
+          <w:sz w:val="18"/>
         </w:rPr>
         <w:t xml:space="preserve">information provided to the data subject (Articles 12, 13 and 14); </w:t>
       </w:r>
@@ -4285,16 +2323,12 @@
           <w:numId w:val="14"/>
         </w:numPr>
         <w:rPr>
-          <w:rFonts w:ascii="Calibri" w:hAnsi="Calibri"/>
-          <w:sz w:val="18"/>
-          <w:lang w:val="en-US"/>
-        </w:rPr>
-      </w:pPr>
-      <w:r>
-        <w:rPr>
-          <w:rFonts w:ascii="Calibri" w:hAnsi="Calibri"/>
-          <w:sz w:val="18"/>
-          <w:lang w:val="en-US"/>
+          <w:sz w:val="18"/>
+        </w:rPr>
+      </w:pPr>
+      <w:r>
+        <w:rPr>
+          <w:sz w:val="18"/>
         </w:rPr>
         <w:t xml:space="preserve">right of access and to data portability (Articles 15 and 20); </w:t>
       </w:r>
@@ -4307,16 +2341,12 @@
           <w:numId w:val="14"/>
         </w:numPr>
         <w:rPr>
-          <w:rFonts w:ascii="Calibri" w:hAnsi="Calibri"/>
-          <w:sz w:val="18"/>
-          <w:lang w:val="en-US"/>
-        </w:rPr>
-      </w:pPr>
-      <w:r>
-        <w:rPr>
-          <w:rFonts w:ascii="Calibri" w:hAnsi="Calibri"/>
-          <w:sz w:val="18"/>
-          <w:lang w:val="en-US"/>
+          <w:sz w:val="18"/>
+        </w:rPr>
+      </w:pPr>
+      <w:r>
+        <w:rPr>
+          <w:sz w:val="18"/>
         </w:rPr>
         <w:t xml:space="preserve">right to rectification and to erasure (Articles 16, 17 and 19); </w:t>
       </w:r>
@@ -4329,16 +2359,12 @@
           <w:numId w:val="14"/>
         </w:numPr>
         <w:rPr>
-          <w:rFonts w:ascii="Calibri" w:hAnsi="Calibri"/>
-          <w:sz w:val="18"/>
-          <w:lang w:val="en-US"/>
-        </w:rPr>
-      </w:pPr>
-      <w:r>
-        <w:rPr>
-          <w:rFonts w:ascii="Calibri" w:hAnsi="Calibri"/>
-          <w:sz w:val="18"/>
-          <w:lang w:val="en-US"/>
+          <w:sz w:val="18"/>
+        </w:rPr>
+      </w:pPr>
+      <w:r>
+        <w:rPr>
+          <w:sz w:val="18"/>
         </w:rPr>
         <w:t>right to object and to restriction of processing (Article 18, 19 and 21);</w:t>
       </w:r>
@@ -4351,16 +2377,12 @@
           <w:numId w:val="14"/>
         </w:numPr>
         <w:rPr>
-          <w:rFonts w:ascii="Calibri" w:hAnsi="Calibri"/>
-          <w:sz w:val="18"/>
-          <w:lang w:val="en-US"/>
-        </w:rPr>
-      </w:pPr>
-      <w:r>
-        <w:rPr>
-          <w:rFonts w:ascii="Calibri" w:hAnsi="Calibri"/>
-          <w:sz w:val="18"/>
-          <w:lang w:val="en-US"/>
+          <w:sz w:val="18"/>
+        </w:rPr>
+      </w:pPr>
+      <w:r>
+        <w:rPr>
+          <w:sz w:val="18"/>
         </w:rPr>
         <w:t xml:space="preserve">relationships with processors (Article 28); </w:t>
       </w:r>
@@ -4373,16 +2395,12 @@
           <w:numId w:val="14"/>
         </w:numPr>
         <w:rPr>
-          <w:rFonts w:ascii="Calibri" w:hAnsi="Calibri"/>
-          <w:sz w:val="18"/>
-          <w:lang w:val="en-US"/>
-        </w:rPr>
-      </w:pPr>
-      <w:r>
-        <w:rPr>
-          <w:rFonts w:ascii="Calibri" w:hAnsi="Calibri"/>
-          <w:sz w:val="18"/>
-          <w:lang w:val="en-US"/>
+          <w:sz w:val="18"/>
+        </w:rPr>
+      </w:pPr>
+      <w:r>
+        <w:rPr>
+          <w:sz w:val="18"/>
         </w:rPr>
         <w:t xml:space="preserve">safeguards surrounding international transfer(s) (Chapter V); </w:t>
       </w:r>
@@ -4395,46 +2413,34 @@
           <w:numId w:val="14"/>
         </w:numPr>
         <w:rPr>
-          <w:rFonts w:ascii="Calibri" w:hAnsi="Calibri"/>
-          <w:sz w:val="18"/>
-          <w:lang w:val="en-US"/>
-        </w:rPr>
-      </w:pPr>
-      <w:r>
-        <w:rPr>
-          <w:rFonts w:ascii="Calibri" w:hAnsi="Calibri"/>
-          <w:sz w:val="18"/>
-          <w:lang w:val="en-US"/>
+          <w:sz w:val="18"/>
+        </w:rPr>
+      </w:pPr>
+      <w:r>
+        <w:rPr>
+          <w:sz w:val="18"/>
         </w:rPr>
         <w:t>prior consultation (Article 36).</w:t>
       </w:r>
-      <w:bookmarkStart w:id="0" w:name="_GoBack"/>
-      <w:bookmarkEnd w:id="0"/>
-    </w:p>
-    <w:p>
-      <w:pPr>
-        <w:rPr>
-          <w:rFonts w:ascii="Calibri" w:hAnsi="Calibri"/>
-          <w:sz w:val="18"/>
-          <w:lang w:val="en-US"/>
-        </w:rPr>
-      </w:pPr>
-    </w:p>
-    <w:p>
-      <w:pPr>
-        <w:rPr>
-          <w:rFonts w:ascii="Calibri" w:hAnsi="Calibri"/>
+    </w:p>
+    <w:p>
+      <w:pPr>
+        <w:rPr>
+          <w:sz w:val="18"/>
+        </w:rPr>
+      </w:pPr>
+    </w:p>
+    <w:p>
+      <w:pPr>
+        <w:rPr>
           <w:b/>
           <w:sz w:val="18"/>
-          <w:lang w:val="en-US"/>
-        </w:rPr>
-      </w:pPr>
-      <w:r>
-        <w:rPr>
-          <w:rFonts w:ascii="Calibri" w:hAnsi="Calibri"/>
+        </w:rPr>
+      </w:pPr>
+      <w:r>
+        <w:rPr>
           <w:b/>
           <w:sz w:val="18"/>
-          <w:lang w:val="en-US"/>
         </w:rPr>
         <w:t xml:space="preserve">Risks to the rights and freedoms of data subjects are managed (Article 35(7)(c)): </w:t>
       </w:r>
@@ -4447,16 +2453,12 @@
           <w:numId w:val="16"/>
         </w:numPr>
         <w:rPr>
-          <w:rFonts w:ascii="Calibri" w:hAnsi="Calibri"/>
-          <w:sz w:val="18"/>
-          <w:lang w:val="en-US"/>
-        </w:rPr>
-      </w:pPr>
-      <w:r>
-        <w:rPr>
-          <w:rFonts w:ascii="Calibri" w:hAnsi="Calibri"/>
-          <w:sz w:val="18"/>
-          <w:lang w:val="en-US"/>
+          <w:sz w:val="18"/>
+        </w:rPr>
+      </w:pPr>
+      <w:r>
+        <w:rPr>
+          <w:sz w:val="18"/>
         </w:rPr>
         <w:t xml:space="preserve">origin, nature, particularity and severity of the risks are appreciated (cf. recital 84) or, more specifically, for each risk (illegitimate access, undesired modification, and disappearance of data) from the perspective of the data subjects: </w:t>
       </w:r>
@@ -4469,16 +2471,12 @@
           <w:numId w:val="16"/>
         </w:numPr>
         <w:rPr>
-          <w:rFonts w:ascii="Calibri" w:hAnsi="Calibri"/>
-          <w:sz w:val="18"/>
-          <w:lang w:val="en-US"/>
-        </w:rPr>
-      </w:pPr>
-      <w:r>
-        <w:rPr>
-          <w:rFonts w:ascii="Calibri" w:hAnsi="Calibri"/>
-          <w:sz w:val="18"/>
-          <w:lang w:val="en-US"/>
+          <w:sz w:val="18"/>
+        </w:rPr>
+      </w:pPr>
+      <w:r>
+        <w:rPr>
+          <w:sz w:val="18"/>
         </w:rPr>
         <w:t xml:space="preserve">risks sources are taken into account (recital 90); </w:t>
       </w:r>
@@ -4491,16 +2489,12 @@
           <w:numId w:val="16"/>
         </w:numPr>
         <w:rPr>
-          <w:rFonts w:ascii="Calibri" w:hAnsi="Calibri"/>
-          <w:sz w:val="18"/>
-          <w:lang w:val="en-US"/>
-        </w:rPr>
-      </w:pPr>
-      <w:r>
-        <w:rPr>
-          <w:rFonts w:ascii="Calibri" w:hAnsi="Calibri"/>
-          <w:sz w:val="18"/>
-          <w:lang w:val="en-US"/>
+          <w:sz w:val="18"/>
+        </w:rPr>
+      </w:pPr>
+      <w:r>
+        <w:rPr>
+          <w:sz w:val="18"/>
         </w:rPr>
         <w:t xml:space="preserve">potential impacts to the rights and freedoms of data subjects are identified in case of events including illegitimate access, undesired modification and disappearance of data; </w:t>
       </w:r>
@@ -4513,16 +2507,12 @@
           <w:numId w:val="16"/>
         </w:numPr>
         <w:rPr>
-          <w:rFonts w:ascii="Calibri" w:hAnsi="Calibri"/>
-          <w:sz w:val="18"/>
-          <w:lang w:val="en-US"/>
-        </w:rPr>
-      </w:pPr>
-      <w:r>
-        <w:rPr>
-          <w:rFonts w:ascii="Calibri" w:hAnsi="Calibri"/>
-          <w:sz w:val="18"/>
-          <w:lang w:val="en-US"/>
+          <w:sz w:val="18"/>
+        </w:rPr>
+      </w:pPr>
+      <w:r>
+        <w:rPr>
+          <w:sz w:val="18"/>
         </w:rPr>
         <w:t xml:space="preserve">threats that could lead to illegitimate access, undesired modification and disappearance of data are identified; </w:t>
       </w:r>
@@ -4535,16 +2525,12 @@
           <w:numId w:val="16"/>
         </w:numPr>
         <w:rPr>
-          <w:rFonts w:ascii="Calibri" w:hAnsi="Calibri"/>
-          <w:sz w:val="18"/>
-          <w:lang w:val="en-US"/>
-        </w:rPr>
-      </w:pPr>
-      <w:r>
-        <w:rPr>
-          <w:rFonts w:ascii="Calibri" w:hAnsi="Calibri"/>
-          <w:sz w:val="18"/>
-          <w:lang w:val="en-US"/>
+          <w:sz w:val="18"/>
+        </w:rPr>
+      </w:pPr>
+      <w:r>
+        <w:rPr>
+          <w:sz w:val="18"/>
         </w:rPr>
         <w:t xml:space="preserve">likelihood and severity are estimated (recital 90); </w:t>
       </w:r>
@@ -4557,16 +2543,12 @@
           <w:numId w:val="16"/>
         </w:numPr>
         <w:rPr>
-          <w:rFonts w:ascii="Calibri" w:hAnsi="Calibri"/>
-          <w:sz w:val="18"/>
-          <w:lang w:val="en-US"/>
-        </w:rPr>
-      </w:pPr>
-      <w:r>
-        <w:rPr>
-          <w:rFonts w:ascii="Calibri" w:hAnsi="Calibri"/>
-          <w:sz w:val="18"/>
-          <w:lang w:val="en-US"/>
+          <w:sz w:val="18"/>
+        </w:rPr>
+      </w:pPr>
+      <w:r>
+        <w:rPr>
+          <w:sz w:val="18"/>
         </w:rPr>
         <w:t>measures envisaged to treat those risks are determined (Article 35(7)(d) and recital 90);</w:t>
       </w:r>
@@ -4574,27 +2556,21 @@
     <w:p>
       <w:pPr>
         <w:rPr>
-          <w:rFonts w:ascii="Calibri" w:hAnsi="Calibri"/>
-          <w:sz w:val="18"/>
-          <w:lang w:val="en-US"/>
-        </w:rPr>
-      </w:pPr>
-    </w:p>
-    <w:p>
-      <w:pPr>
-        <w:rPr>
-          <w:rFonts w:ascii="Calibri" w:hAnsi="Calibri"/>
+          <w:sz w:val="18"/>
+        </w:rPr>
+      </w:pPr>
+    </w:p>
+    <w:p>
+      <w:pPr>
+        <w:rPr>
           <w:b/>
           <w:sz w:val="18"/>
-          <w:lang w:val="en-US"/>
-        </w:rPr>
-      </w:pPr>
-      <w:r>
-        <w:rPr>
-          <w:rFonts w:ascii="Calibri" w:hAnsi="Calibri"/>
+        </w:rPr>
+      </w:pPr>
+      <w:r>
+        <w:rPr>
           <w:b/>
           <w:sz w:val="18"/>
-          <w:lang w:val="en-US"/>
         </w:rPr>
         <w:t xml:space="preserve">Interested parties are involved: </w:t>
       </w:r>
@@ -4607,16 +2583,12 @@
           <w:numId w:val="14"/>
         </w:numPr>
         <w:rPr>
-          <w:rFonts w:ascii="Calibri" w:hAnsi="Calibri"/>
-          <w:sz w:val="18"/>
-          <w:lang w:val="en-US"/>
-        </w:rPr>
-      </w:pPr>
-      <w:r>
-        <w:rPr>
-          <w:rFonts w:ascii="Calibri" w:hAnsi="Calibri"/>
-          <w:sz w:val="18"/>
-          <w:lang w:val="en-US"/>
+          <w:sz w:val="18"/>
+        </w:rPr>
+      </w:pPr>
+      <w:r>
+        <w:rPr>
+          <w:sz w:val="18"/>
         </w:rPr>
         <w:t xml:space="preserve">the advice of the DPO is sought (Article 35(2)); </w:t>
       </w:r>
@@ -4629,16 +2601,12 @@
           <w:numId w:val="14"/>
         </w:numPr>
         <w:rPr>
-          <w:rFonts w:ascii="Calibri" w:hAnsi="Calibri"/>
-          <w:sz w:val="18"/>
-          <w:lang w:val="en-US"/>
-        </w:rPr>
-      </w:pPr>
-      <w:r>
-        <w:rPr>
-          <w:rFonts w:ascii="Calibri" w:hAnsi="Calibri"/>
-          <w:sz w:val="18"/>
-          <w:lang w:val="en-US"/>
+          <w:sz w:val="18"/>
+        </w:rPr>
+      </w:pPr>
+      <w:r>
+        <w:rPr>
+          <w:sz w:val="18"/>
         </w:rPr>
         <w:t>the views of data subjects or their representatives are sought, where appropriate (Article 35(9)).</w:t>
       </w:r>
@@ -4646,9 +2614,7 @@
     <w:p>
       <w:pPr>
         <w:rPr>
-          <w:rFonts w:ascii="Calibri" w:hAnsi="Calibri"/>
-          <w:sz w:val="18"/>
-          <w:lang w:val="en-US"/>
+          <w:sz w:val="18"/>
         </w:rPr>
       </w:pPr>
     </w:p>
@@ -4656,9 +2622,7 @@
       <w:pPr>
         <w:pStyle w:val="ListParagraph"/>
         <w:rPr>
-          <w:rFonts w:ascii="Calibri" w:hAnsi="Calibri"/>
-          <w:sz w:val="18"/>
-          <w:lang w:val="en-US"/>
+          <w:sz w:val="18"/>
         </w:rPr>
       </w:pPr>
     </w:p>
@@ -4676,7 +2640,7 @@
 </file>
 
 <file path=word/endnotes.xml><?xml version="1.0" encoding="utf-8"?>
-<w:endnotes xmlns:wpc="http://schemas.microsoft.com/office/word/2010/wordprocessingCanvas" xmlns:cx="http://schemas.microsoft.com/office/drawing/2014/chartex" xmlns:cx1="http://schemas.microsoft.com/office/drawing/2015/9/8/chartex" xmlns:cx2="http://schemas.microsoft.com/office/drawing/2015/10/21/chartex" xmlns:cx3="http://schemas.microsoft.com/office/drawing/2016/5/9/chartex" xmlns:cx4="http://schemas.microsoft.com/office/drawing/2016/5/10/chartex" xmlns:cx5="http://schemas.microsoft.com/office/drawing/2016/5/11/chartex" xmlns:cx6="http://schemas.microsoft.com/office/drawing/2016/5/12/chartex" xmlns:cx7="http://schemas.microsoft.com/office/drawing/2016/5/13/chartex" xmlns:cx8="http://schemas.microsoft.com/office/drawing/2016/5/14/chartex" xmlns:mc="http://schemas.openxmlformats.org/markup-compatibility/2006" xmlns:aink="http://schemas.microsoft.com/office/drawing/2016/ink" xmlns:am3d="http://schemas.microsoft.com/office/drawing/2017/model3d" xmlns:o="urn:schemas-microsoft-com:office:office" xmlns:r="http://schemas.openxmlformats.org/officeDocument/2006/relationships" xmlns:m="http://schemas.openxmlformats.org/officeDocument/2006/math" xmlns:v="urn:schemas-microsoft-com:vml" xmlns:wp14="http://schemas.microsoft.com/office/word/2010/wordprocessingDrawing" xmlns:wp="http://schemas.openxmlformats.org/drawingml/2006/wordprocessingDrawing" xmlns:w10="urn:schemas-microsoft-com:office:word" xmlns:w="http://schemas.openxmlformats.org/wordprocessingml/2006/main" xmlns:w14="http://schemas.microsoft.com/office/word/2010/wordml" xmlns:w15="http://schemas.microsoft.com/office/word/2012/wordml" xmlns:w16cid="http://schemas.microsoft.com/office/word/2016/wordml/cid" xmlns:w16se="http://schemas.microsoft.com/office/word/2015/wordml/symex" xmlns:wpg="http://schemas.microsoft.com/office/word/2010/wordprocessingGroup" xmlns:wpi="http://schemas.microsoft.com/office/word/2010/wordprocessingInk" xmlns:wne="http://schemas.microsoft.com/office/word/2006/wordml" xmlns:wps="http://schemas.microsoft.com/office/word/2010/wordprocessingShape" mc:Ignorable="w14 w15 w16se w16cid wp14">
+<w:endnotes xmlns:wpc="http://schemas.microsoft.com/office/word/2010/wordprocessingCanvas" xmlns:cx="http://schemas.microsoft.com/office/drawing/2014/chartex" xmlns:cx1="http://schemas.microsoft.com/office/drawing/2015/9/8/chartex" xmlns:cx2="http://schemas.microsoft.com/office/drawing/2015/10/21/chartex" xmlns:cx3="http://schemas.microsoft.com/office/drawing/2016/5/9/chartex" xmlns:cx4="http://schemas.microsoft.com/office/drawing/2016/5/10/chartex" xmlns:cx5="http://schemas.microsoft.com/office/drawing/2016/5/11/chartex" xmlns:cx6="http://schemas.microsoft.com/office/drawing/2016/5/12/chartex" xmlns:cx7="http://schemas.microsoft.com/office/drawing/2016/5/13/chartex" xmlns:cx8="http://schemas.microsoft.com/office/drawing/2016/5/14/chartex" xmlns:mc="http://schemas.openxmlformats.org/markup-compatibility/2006" xmlns:aink="http://schemas.microsoft.com/office/drawing/2016/ink" xmlns:am3d="http://schemas.microsoft.com/office/drawing/2017/model3d" xmlns:o="urn:schemas-microsoft-com:office:office" xmlns:oel="http://schemas.microsoft.com/office/2019/extlst" xmlns:r="http://schemas.openxmlformats.org/officeDocument/2006/relationships" xmlns:m="http://schemas.openxmlformats.org/officeDocument/2006/math" xmlns:v="urn:schemas-microsoft-com:vml" xmlns:wp14="http://schemas.microsoft.com/office/word/2010/wordprocessingDrawing" xmlns:wp="http://schemas.openxmlformats.org/drawingml/2006/wordprocessingDrawing" xmlns:w10="urn:schemas-microsoft-com:office:word" xmlns:w="http://schemas.openxmlformats.org/wordprocessingml/2006/main" xmlns:w14="http://schemas.microsoft.com/office/word/2010/wordml" xmlns:w15="http://schemas.microsoft.com/office/word/2012/wordml" xmlns:w16cei="http://schemas.microsoft.com/office/word/2026/wordml/cei" xmlns:w16cex="http://schemas.microsoft.com/office/word/2018/wordml/cex" xmlns:w16cid="http://schemas.microsoft.com/office/word/2016/wordml/cid" xmlns:w16="http://schemas.microsoft.com/office/word/2018/wordml" xmlns:w16du="http://schemas.microsoft.com/office/word/2023/wordml/word16du" xmlns:w16sdtdh="http://schemas.microsoft.com/office/word/2020/wordml/sdtdatahash" xmlns:w16sdtfl="http://schemas.microsoft.com/office/word/2024/wordml/sdtformatlock" xmlns:w16se="http://schemas.microsoft.com/office/word/2015/wordml/symex" xmlns:wpg="http://schemas.microsoft.com/office/word/2010/wordprocessingGroup" xmlns:wpi="http://schemas.microsoft.com/office/word/2010/wordprocessingInk" xmlns:wne="http://schemas.microsoft.com/office/word/2006/wordml" xmlns:wps="http://schemas.microsoft.com/office/word/2010/wordprocessingShape" mc:Ignorable="w14 w15 w16se w16cid w16 w16cex w16sdtdh w16sdtfl w16du wp14">
   <w:endnote w:type="separator" w:id="-1">
     <w:p>
       <w:r>
@@ -4695,7 +2659,7 @@
 </file>
 
 <file path=word/footer1.xml><?xml version="1.0" encoding="utf-8"?>
-<w:ftr xmlns:wpc="http://schemas.microsoft.com/office/word/2010/wordprocessingCanvas" xmlns:cx="http://schemas.microsoft.com/office/drawing/2014/chartex" xmlns:cx1="http://schemas.microsoft.com/office/drawing/2015/9/8/chartex" xmlns:cx2="http://schemas.microsoft.com/office/drawing/2015/10/21/chartex" xmlns:cx3="http://schemas.microsoft.com/office/drawing/2016/5/9/chartex" xmlns:cx4="http://schemas.microsoft.com/office/drawing/2016/5/10/chartex" xmlns:cx5="http://schemas.microsoft.com/office/drawing/2016/5/11/chartex" xmlns:cx6="http://schemas.microsoft.com/office/drawing/2016/5/12/chartex" xmlns:cx7="http://schemas.microsoft.com/office/drawing/2016/5/13/chartex" xmlns:cx8="http://schemas.microsoft.com/office/drawing/2016/5/14/chartex" xmlns:mc="http://schemas.openxmlformats.org/markup-compatibility/2006" xmlns:aink="http://schemas.microsoft.com/office/drawing/2016/ink" xmlns:am3d="http://schemas.microsoft.com/office/drawing/2017/model3d" xmlns:o="urn:schemas-microsoft-com:office:office" xmlns:r="http://schemas.openxmlformats.org/officeDocument/2006/relationships" xmlns:m="http://schemas.openxmlformats.org/officeDocument/2006/math" xmlns:v="urn:schemas-microsoft-com:vml" xmlns:wp14="http://schemas.microsoft.com/office/word/2010/wordprocessingDrawing" xmlns:wp="http://schemas.openxmlformats.org/drawingml/2006/wordprocessingDrawing" xmlns:w10="urn:schemas-microsoft-com:office:word" xmlns:w="http://schemas.openxmlformats.org/wordprocessingml/2006/main" xmlns:w14="http://schemas.microsoft.com/office/word/2010/wordml" xmlns:w15="http://schemas.microsoft.com/office/word/2012/wordml" xmlns:w16cid="http://schemas.microsoft.com/office/word/2016/wordml/cid" xmlns:w16se="http://schemas.microsoft.com/office/word/2015/wordml/symex" xmlns:wpg="http://schemas.microsoft.com/office/word/2010/wordprocessingGroup" xmlns:wpi="http://schemas.microsoft.com/office/word/2010/wordprocessingInk" xmlns:wne="http://schemas.microsoft.com/office/word/2006/wordml" xmlns:wps="http://schemas.microsoft.com/office/word/2010/wordprocessingShape" mc:Ignorable="w14 w15 w16se w16cid wp14">
+<w:ftr xmlns:wpc="http://schemas.microsoft.com/office/word/2010/wordprocessingCanvas" xmlns:cx="http://schemas.microsoft.com/office/drawing/2014/chartex" xmlns:cx1="http://schemas.microsoft.com/office/drawing/2015/9/8/chartex" xmlns:cx2="http://schemas.microsoft.com/office/drawing/2015/10/21/chartex" xmlns:cx3="http://schemas.microsoft.com/office/drawing/2016/5/9/chartex" xmlns:cx4="http://schemas.microsoft.com/office/drawing/2016/5/10/chartex" xmlns:cx5="http://schemas.microsoft.com/office/drawing/2016/5/11/chartex" xmlns:cx6="http://schemas.microsoft.com/office/drawing/2016/5/12/chartex" xmlns:cx7="http://schemas.microsoft.com/office/drawing/2016/5/13/chartex" xmlns:cx8="http://schemas.microsoft.com/office/drawing/2016/5/14/chartex" xmlns:mc="http://schemas.openxmlformats.org/markup-compatibility/2006" xmlns:aink="http://schemas.microsoft.com/office/drawing/2016/ink" xmlns:am3d="http://schemas.microsoft.com/office/drawing/2017/model3d" xmlns:o="urn:schemas-microsoft-com:office:office" xmlns:oel="http://schemas.microsoft.com/office/2019/extlst" xmlns:r="http://schemas.openxmlformats.org/officeDocument/2006/relationships" xmlns:m="http://schemas.openxmlformats.org/officeDocument/2006/math" xmlns:v="urn:schemas-microsoft-com:vml" xmlns:wp14="http://schemas.microsoft.com/office/word/2010/wordprocessingDrawing" xmlns:wp="http://schemas.openxmlformats.org/drawingml/2006/wordprocessingDrawing" xmlns:w10="urn:schemas-microsoft-com:office:word" xmlns:w="http://schemas.openxmlformats.org/wordprocessingml/2006/main" xmlns:w14="http://schemas.microsoft.com/office/word/2010/wordml" xmlns:w15="http://schemas.microsoft.com/office/word/2012/wordml" xmlns:w16cei="http://schemas.microsoft.com/office/word/2026/wordml/cei" xmlns:w16cex="http://schemas.microsoft.com/office/word/2018/wordml/cex" xmlns:w16cid="http://schemas.microsoft.com/office/word/2016/wordml/cid" xmlns:w16="http://schemas.microsoft.com/office/word/2018/wordml" xmlns:w16du="http://schemas.microsoft.com/office/word/2023/wordml/word16du" xmlns:w16sdtdh="http://schemas.microsoft.com/office/word/2020/wordml/sdtdatahash" xmlns:w16sdtfl="http://schemas.microsoft.com/office/word/2024/wordml/sdtformatlock" xmlns:w16se="http://schemas.microsoft.com/office/word/2015/wordml/symex" xmlns:wpg="http://schemas.microsoft.com/office/word/2010/wordprocessingGroup" xmlns:wpi="http://schemas.microsoft.com/office/word/2010/wordprocessingInk" xmlns:wne="http://schemas.microsoft.com/office/word/2006/wordml" xmlns:wps="http://schemas.microsoft.com/office/word/2010/wordprocessingShape" mc:Ignorable="w14 w15 w16se w16cid w16 w16cex w16sdtdh w16sdtfl w16du wp14">
   <w:p>
     <w:pPr>
       <w:pStyle w:val="Footer"/>
@@ -4732,7 +2696,7 @@
 </file>
 
 <file path=word/footer2.xml><?xml version="1.0" encoding="utf-8"?>
-<w:ftr xmlns:wpc="http://schemas.microsoft.com/office/word/2010/wordprocessingCanvas" xmlns:cx="http://schemas.microsoft.com/office/drawing/2014/chartex" xmlns:cx1="http://schemas.microsoft.com/office/drawing/2015/9/8/chartex" xmlns:cx2="http://schemas.microsoft.com/office/drawing/2015/10/21/chartex" xmlns:cx3="http://schemas.microsoft.com/office/drawing/2016/5/9/chartex" xmlns:cx4="http://schemas.microsoft.com/office/drawing/2016/5/10/chartex" xmlns:cx5="http://schemas.microsoft.com/office/drawing/2016/5/11/chartex" xmlns:cx6="http://schemas.microsoft.com/office/drawing/2016/5/12/chartex" xmlns:cx7="http://schemas.microsoft.com/office/drawing/2016/5/13/chartex" xmlns:cx8="http://schemas.microsoft.com/office/drawing/2016/5/14/chartex" xmlns:mc="http://schemas.openxmlformats.org/markup-compatibility/2006" xmlns:aink="http://schemas.microsoft.com/office/drawing/2016/ink" xmlns:am3d="http://schemas.microsoft.com/office/drawing/2017/model3d" xmlns:o="urn:schemas-microsoft-com:office:office" xmlns:r="http://schemas.openxmlformats.org/officeDocument/2006/relationships" xmlns:m="http://schemas.openxmlformats.org/officeDocument/2006/math" xmlns:v="urn:schemas-microsoft-com:vml" xmlns:wp14="http://schemas.microsoft.com/office/word/2010/wordprocessingDrawing" xmlns:wp="http://schemas.openxmlformats.org/drawingml/2006/wordprocessingDrawing" xmlns:w10="urn:schemas-microsoft-com:office:word" xmlns:w="http://schemas.openxmlformats.org/wordprocessingml/2006/main" xmlns:w14="http://schemas.microsoft.com/office/word/2010/wordml" xmlns:w15="http://schemas.microsoft.com/office/word/2012/wordml" xmlns:w16cid="http://schemas.microsoft.com/office/word/2016/wordml/cid" xmlns:w16se="http://schemas.microsoft.com/office/word/2015/wordml/symex" xmlns:wpg="http://schemas.microsoft.com/office/word/2010/wordprocessingGroup" xmlns:wpi="http://schemas.microsoft.com/office/word/2010/wordprocessingInk" xmlns:wne="http://schemas.microsoft.com/office/word/2006/wordml" xmlns:wps="http://schemas.microsoft.com/office/word/2010/wordprocessingShape" mc:Ignorable="w14 w15 w16se w16cid wp14">
+<w:ftr xmlns:wpc="http://schemas.microsoft.com/office/word/2010/wordprocessingCanvas" xmlns:cx="http://schemas.microsoft.com/office/drawing/2014/chartex" xmlns:cx1="http://schemas.microsoft.com/office/drawing/2015/9/8/chartex" xmlns:cx2="http://schemas.microsoft.com/office/drawing/2015/10/21/chartex" xmlns:cx3="http://schemas.microsoft.com/office/drawing/2016/5/9/chartex" xmlns:cx4="http://schemas.microsoft.com/office/drawing/2016/5/10/chartex" xmlns:cx5="http://schemas.microsoft.com/office/drawing/2016/5/11/chartex" xmlns:cx6="http://schemas.microsoft.com/office/drawing/2016/5/12/chartex" xmlns:cx7="http://schemas.microsoft.com/office/drawing/2016/5/13/chartex" xmlns:cx8="http://schemas.microsoft.com/office/drawing/2016/5/14/chartex" xmlns:mc="http://schemas.openxmlformats.org/markup-compatibility/2006" xmlns:aink="http://schemas.microsoft.com/office/drawing/2016/ink" xmlns:am3d="http://schemas.microsoft.com/office/drawing/2017/model3d" xmlns:o="urn:schemas-microsoft-com:office:office" xmlns:oel="http://schemas.microsoft.com/office/2019/extlst" xmlns:r="http://schemas.openxmlformats.org/officeDocument/2006/relationships" xmlns:m="http://schemas.openxmlformats.org/officeDocument/2006/math" xmlns:v="urn:schemas-microsoft-com:vml" xmlns:wp14="http://schemas.microsoft.com/office/word/2010/wordprocessingDrawing" xmlns:wp="http://schemas.openxmlformats.org/drawingml/2006/wordprocessingDrawing" xmlns:w10="urn:schemas-microsoft-com:office:word" xmlns:w="http://schemas.openxmlformats.org/wordprocessingml/2006/main" xmlns:w14="http://schemas.microsoft.com/office/word/2010/wordml" xmlns:w15="http://schemas.microsoft.com/office/word/2012/wordml" xmlns:w16cei="http://schemas.microsoft.com/office/word/2026/wordml/cei" xmlns:w16cex="http://schemas.microsoft.com/office/word/2018/wordml/cex" xmlns:w16cid="http://schemas.microsoft.com/office/word/2016/wordml/cid" xmlns:w16="http://schemas.microsoft.com/office/word/2018/wordml" xmlns:w16du="http://schemas.microsoft.com/office/word/2023/wordml/word16du" xmlns:w16sdtdh="http://schemas.microsoft.com/office/word/2020/wordml/sdtdatahash" xmlns:w16sdtfl="http://schemas.microsoft.com/office/word/2024/wordml/sdtformatlock" xmlns:w16se="http://schemas.microsoft.com/office/word/2015/wordml/symex" xmlns:wpg="http://schemas.microsoft.com/office/word/2010/wordprocessingGroup" xmlns:wpi="http://schemas.microsoft.com/office/word/2010/wordprocessingInk" xmlns:wne="http://schemas.microsoft.com/office/word/2006/wordml" xmlns:wps="http://schemas.microsoft.com/office/word/2010/wordprocessingShape" mc:Ignorable="w14 w15 w16se w16cid w16 w16cex w16sdtdh w16sdtfl w16du wp14">
   <w:p>
     <w:pPr>
       <w:pStyle w:val="Footer"/>
@@ -4782,7 +2746,7 @@
 </file>
 
 <file path=word/footnotes.xml><?xml version="1.0" encoding="utf-8"?>
-<w:footnotes xmlns:wpc="http://schemas.microsoft.com/office/word/2010/wordprocessingCanvas" xmlns:cx="http://schemas.microsoft.com/office/drawing/2014/chartex" xmlns:cx1="http://schemas.microsoft.com/office/drawing/2015/9/8/chartex" xmlns:cx2="http://schemas.microsoft.com/office/drawing/2015/10/21/chartex" xmlns:cx3="http://schemas.microsoft.com/office/drawing/2016/5/9/chartex" xmlns:cx4="http://schemas.microsoft.com/office/drawing/2016/5/10/chartex" xmlns:cx5="http://schemas.microsoft.com/office/drawing/2016/5/11/chartex" xmlns:cx6="http://schemas.microsoft.com/office/drawing/2016/5/12/chartex" xmlns:cx7="http://schemas.microsoft.com/office/drawing/2016/5/13/chartex" xmlns:cx8="http://schemas.microsoft.com/office/drawing/2016/5/14/chartex" xmlns:mc="http://schemas.openxmlformats.org/markup-compatibility/2006" xmlns:aink="http://schemas.microsoft.com/office/drawing/2016/ink" xmlns:am3d="http://schemas.microsoft.com/office/drawing/2017/model3d" xmlns:o="urn:schemas-microsoft-com:office:office" xmlns:r="http://schemas.openxmlformats.org/officeDocument/2006/relationships" xmlns:m="http://schemas.openxmlformats.org/officeDocument/2006/math" xmlns:v="urn:schemas-microsoft-com:vml" xmlns:wp14="http://schemas.microsoft.com/office/word/2010/wordprocessingDrawing" xmlns:wp="http://schemas.openxmlformats.org/drawingml/2006/wordprocessingDrawing" xmlns:w10="urn:schemas-microsoft-com:office:word" xmlns:w="http://schemas.openxmlformats.org/wordprocessingml/2006/main" xmlns:w14="http://schemas.microsoft.com/office/word/2010/wordml" xmlns:w15="http://schemas.microsoft.com/office/word/2012/wordml" xmlns:w16cid="http://schemas.microsoft.com/office/word/2016/wordml/cid" xmlns:w16se="http://schemas.microsoft.com/office/word/2015/wordml/symex" xmlns:wpg="http://schemas.microsoft.com/office/word/2010/wordprocessingGroup" xmlns:wpi="http://schemas.microsoft.com/office/word/2010/wordprocessingInk" xmlns:wne="http://schemas.microsoft.com/office/word/2006/wordml" xmlns:wps="http://schemas.microsoft.com/office/word/2010/wordprocessingShape" mc:Ignorable="w14 w15 w16se w16cid wp14">
+<w:footnotes xmlns:wpc="http://schemas.microsoft.com/office/word/2010/wordprocessingCanvas" xmlns:cx="http://schemas.microsoft.com/office/drawing/2014/chartex" xmlns:cx1="http://schemas.microsoft.com/office/drawing/2015/9/8/chartex" xmlns:cx2="http://schemas.microsoft.com/office/drawing/2015/10/21/chartex" xmlns:cx3="http://schemas.microsoft.com/office/drawing/2016/5/9/chartex" xmlns:cx4="http://schemas.microsoft.com/office/drawing/2016/5/10/chartex" xmlns:cx5="http://schemas.microsoft.com/office/drawing/2016/5/11/chartex" xmlns:cx6="http://schemas.microsoft.com/office/drawing/2016/5/12/chartex" xmlns:cx7="http://schemas.microsoft.com/office/drawing/2016/5/13/chartex" xmlns:cx8="http://schemas.microsoft.com/office/drawing/2016/5/14/chartex" xmlns:mc="http://schemas.openxmlformats.org/markup-compatibility/2006" xmlns:aink="http://schemas.microsoft.com/office/drawing/2016/ink" xmlns:am3d="http://schemas.microsoft.com/office/drawing/2017/model3d" xmlns:o="urn:schemas-microsoft-com:office:office" xmlns:oel="http://schemas.microsoft.com/office/2019/extlst" xmlns:r="http://schemas.openxmlformats.org/officeDocument/2006/relationships" xmlns:m="http://schemas.openxmlformats.org/officeDocument/2006/math" xmlns:v="urn:schemas-microsoft-com:vml" xmlns:wp14="http://schemas.microsoft.com/office/word/2010/wordprocessingDrawing" xmlns:wp="http://schemas.openxmlformats.org/drawingml/2006/wordprocessingDrawing" xmlns:w10="urn:schemas-microsoft-com:office:word" xmlns:w="http://schemas.openxmlformats.org/wordprocessingml/2006/main" xmlns:w14="http://schemas.microsoft.com/office/word/2010/wordml" xmlns:w15="http://schemas.microsoft.com/office/word/2012/wordml" xmlns:w16cei="http://schemas.microsoft.com/office/word/2026/wordml/cei" xmlns:w16cex="http://schemas.microsoft.com/office/word/2018/wordml/cex" xmlns:w16cid="http://schemas.microsoft.com/office/word/2016/wordml/cid" xmlns:w16="http://schemas.microsoft.com/office/word/2018/wordml" xmlns:w16du="http://schemas.microsoft.com/office/word/2023/wordml/word16du" xmlns:w16sdtdh="http://schemas.microsoft.com/office/word/2020/wordml/sdtdatahash" xmlns:w16sdtfl="http://schemas.microsoft.com/office/word/2024/wordml/sdtformatlock" xmlns:w16se="http://schemas.microsoft.com/office/word/2015/wordml/symex" xmlns:wpg="http://schemas.microsoft.com/office/word/2010/wordprocessingGroup" xmlns:wpi="http://schemas.microsoft.com/office/word/2010/wordprocessingInk" xmlns:wne="http://schemas.microsoft.com/office/word/2006/wordml" xmlns:wps="http://schemas.microsoft.com/office/word/2010/wordprocessingShape" mc:Ignorable="w14 w15 w16se w16cid w16 w16cex w16sdtdh w16sdtfl w16du wp14">
   <w:footnote w:type="separator" w:id="-1">
     <w:p>
       <w:r>
@@ -4801,7 +2765,7 @@
 </file>
 
 <file path=word/header1.xml><?xml version="1.0" encoding="utf-8"?>
-<w:hdr xmlns:wpc="http://schemas.microsoft.com/office/word/2010/wordprocessingCanvas" xmlns:cx="http://schemas.microsoft.com/office/drawing/2014/chartex" xmlns:cx1="http://schemas.microsoft.com/office/drawing/2015/9/8/chartex" xmlns:cx2="http://schemas.microsoft.com/office/drawing/2015/10/21/chartex" xmlns:cx3="http://schemas.microsoft.com/office/drawing/2016/5/9/chartex" xmlns:cx4="http://schemas.microsoft.com/office/drawing/2016/5/10/chartex" xmlns:cx5="http://schemas.microsoft.com/office/drawing/2016/5/11/chartex" xmlns:cx6="http://schemas.microsoft.com/office/drawing/2016/5/12/chartex" xmlns:cx7="http://schemas.microsoft.com/office/drawing/2016/5/13/chartex" xmlns:cx8="http://schemas.microsoft.com/office/drawing/2016/5/14/chartex" xmlns:mc="http://schemas.openxmlformats.org/markup-compatibility/2006" xmlns:aink="http://schemas.microsoft.com/office/drawing/2016/ink" xmlns:am3d="http://schemas.microsoft.com/office/drawing/2017/model3d" xmlns:o="urn:schemas-microsoft-com:office:office" xmlns:r="http://schemas.openxmlformats.org/officeDocument/2006/relationships" xmlns:m="http://schemas.openxmlformats.org/officeDocument/2006/math" xmlns:v="urn:schemas-microsoft-com:vml" xmlns:wp14="http://schemas.microsoft.com/office/word/2010/wordprocessingDrawing" xmlns:wp="http://schemas.openxmlformats.org/drawingml/2006/wordprocessingDrawing" xmlns:w10="urn:schemas-microsoft-com:office:word" xmlns:w="http://schemas.openxmlformats.org/wordprocessingml/2006/main" xmlns:w14="http://schemas.microsoft.com/office/word/2010/wordml" xmlns:w15="http://schemas.microsoft.com/office/word/2012/wordml" xmlns:w16cid="http://schemas.microsoft.com/office/word/2016/wordml/cid" xmlns:w16se="http://schemas.microsoft.com/office/word/2015/wordml/symex" xmlns:wpg="http://schemas.microsoft.com/office/word/2010/wordprocessingGroup" xmlns:wpi="http://schemas.microsoft.com/office/word/2010/wordprocessingInk" xmlns:wne="http://schemas.microsoft.com/office/word/2006/wordml" xmlns:wps="http://schemas.microsoft.com/office/word/2010/wordprocessingShape" mc:Ignorable="w14 w15 w16se w16cid wp14">
+<w:hdr xmlns:wpc="http://schemas.microsoft.com/office/word/2010/wordprocessingCanvas" xmlns:cx="http://schemas.microsoft.com/office/drawing/2014/chartex" xmlns:cx1="http://schemas.microsoft.com/office/drawing/2015/9/8/chartex" xmlns:cx2="http://schemas.microsoft.com/office/drawing/2015/10/21/chartex" xmlns:cx3="http://schemas.microsoft.com/office/drawing/2016/5/9/chartex" xmlns:cx4="http://schemas.microsoft.com/office/drawing/2016/5/10/chartex" xmlns:cx5="http://schemas.microsoft.com/office/drawing/2016/5/11/chartex" xmlns:cx6="http://schemas.microsoft.com/office/drawing/2016/5/12/chartex" xmlns:cx7="http://schemas.microsoft.com/office/drawing/2016/5/13/chartex" xmlns:cx8="http://schemas.microsoft.com/office/drawing/2016/5/14/chartex" xmlns:mc="http://schemas.openxmlformats.org/markup-compatibility/2006" xmlns:aink="http://schemas.microsoft.com/office/drawing/2016/ink" xmlns:am3d="http://schemas.microsoft.com/office/drawing/2017/model3d" xmlns:o="urn:schemas-microsoft-com:office:office" xmlns:oel="http://schemas.microsoft.com/office/2019/extlst" xmlns:r="http://schemas.openxmlformats.org/officeDocument/2006/relationships" xmlns:m="http://schemas.openxmlformats.org/officeDocument/2006/math" xmlns:v="urn:schemas-microsoft-com:vml" xmlns:wp14="http://schemas.microsoft.com/office/word/2010/wordprocessingDrawing" xmlns:wp="http://schemas.openxmlformats.org/drawingml/2006/wordprocessingDrawing" xmlns:w10="urn:schemas-microsoft-com:office:word" xmlns:w="http://schemas.openxmlformats.org/wordprocessingml/2006/main" xmlns:w14="http://schemas.microsoft.com/office/word/2010/wordml" xmlns:w15="http://schemas.microsoft.com/office/word/2012/wordml" xmlns:w16cei="http://schemas.microsoft.com/office/word/2026/wordml/cei" xmlns:w16cex="http://schemas.microsoft.com/office/word/2018/wordml/cex" xmlns:w16cid="http://schemas.microsoft.com/office/word/2016/wordml/cid" xmlns:w16="http://schemas.microsoft.com/office/word/2018/wordml" xmlns:w16du="http://schemas.microsoft.com/office/word/2023/wordml/word16du" xmlns:w16sdtdh="http://schemas.microsoft.com/office/word/2020/wordml/sdtdatahash" xmlns:w16sdtfl="http://schemas.microsoft.com/office/word/2024/wordml/sdtformatlock" xmlns:w16se="http://schemas.microsoft.com/office/word/2015/wordml/symex" xmlns:wpg="http://schemas.microsoft.com/office/word/2010/wordprocessingGroup" xmlns:wpi="http://schemas.microsoft.com/office/word/2010/wordprocessingInk" xmlns:wne="http://schemas.microsoft.com/office/word/2006/wordml" xmlns:wps="http://schemas.microsoft.com/office/word/2010/wordprocessingShape" mc:Ignorable="w14 w15 w16se w16cid w16 w16cex w16sdtdh w16sdtfl w16du wp14">
   <w:p>
     <w:pPr>
       <w:pStyle w:val="Header"/>
@@ -4813,7 +2777,7 @@
       <w:t xml:space="preserve"> V1.</w:t>
     </w:r>
     <w:r>
-      <w:t>2</w:t>
+      <w:t>3</w:t>
     </w:r>
     <w:r>
       <w:tab/>
@@ -4839,7 +2803,7 @@
 </file>
 
 <file path=word/numbering.xml><?xml version="1.0" encoding="utf-8"?>
-<w:numbering xmlns:wpc="http://schemas.microsoft.com/office/word/2010/wordprocessingCanvas" xmlns:cx="http://schemas.microsoft.com/office/drawing/2014/chartex" xmlns:cx1="http://schemas.microsoft.com/office/drawing/2015/9/8/chartex" xmlns:cx2="http://schemas.microsoft.com/office/drawing/2015/10/21/chartex" xmlns:cx3="http://schemas.microsoft.com/office/drawing/2016/5/9/chartex" xmlns:cx4="http://schemas.microsoft.com/office/drawing/2016/5/10/chartex" xmlns:cx5="http://schemas.microsoft.com/office/drawing/2016/5/11/chartex" xmlns:cx6="http://schemas.microsoft.com/office/drawing/2016/5/12/chartex" xmlns:cx7="http://schemas.microsoft.com/office/drawing/2016/5/13/chartex" xmlns:cx8="http://schemas.microsoft.com/office/drawing/2016/5/14/chartex" xmlns:mc="http://schemas.openxmlformats.org/markup-compatibility/2006" xmlns:aink="http://schemas.microsoft.com/office/drawing/2016/ink" xmlns:am3d="http://schemas.microsoft.com/office/drawing/2017/model3d" xmlns:o="urn:schemas-microsoft-com:office:office" xmlns:r="http://schemas.openxmlformats.org/officeDocument/2006/relationships" xmlns:m="http://schemas.openxmlformats.org/officeDocument/2006/math" xmlns:v="urn:schemas-microsoft-com:vml" xmlns:wp14="http://schemas.microsoft.com/office/word/2010/wordprocessingDrawing" xmlns:wp="http://schemas.openxmlformats.org/drawingml/2006/wordprocessingDrawing" xmlns:w10="urn:schemas-microsoft-com:office:word" xmlns:w="http://schemas.openxmlformats.org/wordprocessingml/2006/main" xmlns:w14="http://schemas.microsoft.com/office/word/2010/wordml" xmlns:w15="http://schemas.microsoft.com/office/word/2012/wordml" xmlns:w16cid="http://schemas.microsoft.com/office/word/2016/wordml/cid" xmlns:w16se="http://schemas.microsoft.com/office/word/2015/wordml/symex" xmlns:wpg="http://schemas.microsoft.com/office/word/2010/wordprocessingGroup" xmlns:wpi="http://schemas.microsoft.com/office/word/2010/wordprocessingInk" xmlns:wne="http://schemas.microsoft.com/office/word/2006/wordml" xmlns:wps="http://schemas.microsoft.com/office/word/2010/wordprocessingShape" mc:Ignorable="w14 w15 w16se w16cid wp14">
+<w:numbering xmlns:wpc="http://schemas.microsoft.com/office/word/2010/wordprocessingCanvas" xmlns:cx="http://schemas.microsoft.com/office/drawing/2014/chartex" xmlns:cx1="http://schemas.microsoft.com/office/drawing/2015/9/8/chartex" xmlns:cx2="http://schemas.microsoft.com/office/drawing/2015/10/21/chartex" xmlns:cx3="http://schemas.microsoft.com/office/drawing/2016/5/9/chartex" xmlns:cx4="http://schemas.microsoft.com/office/drawing/2016/5/10/chartex" xmlns:cx5="http://schemas.microsoft.com/office/drawing/2016/5/11/chartex" xmlns:cx6="http://schemas.microsoft.com/office/drawing/2016/5/12/chartex" xmlns:cx7="http://schemas.microsoft.com/office/drawing/2016/5/13/chartex" xmlns:cx8="http://schemas.microsoft.com/office/drawing/2016/5/14/chartex" xmlns:mc="http://schemas.openxmlformats.org/markup-compatibility/2006" xmlns:aink="http://schemas.microsoft.com/office/drawing/2016/ink" xmlns:am3d="http://schemas.microsoft.com/office/drawing/2017/model3d" xmlns:o="urn:schemas-microsoft-com:office:office" xmlns:oel="http://schemas.microsoft.com/office/2019/extlst" xmlns:r="http://schemas.openxmlformats.org/officeDocument/2006/relationships" xmlns:m="http://schemas.openxmlformats.org/officeDocument/2006/math" xmlns:v="urn:schemas-microsoft-com:vml" xmlns:wp14="http://schemas.microsoft.com/office/word/2010/wordprocessingDrawing" xmlns:wp="http://schemas.openxmlformats.org/drawingml/2006/wordprocessingDrawing" xmlns:w10="urn:schemas-microsoft-com:office:word" xmlns:w="http://schemas.openxmlformats.org/wordprocessingml/2006/main" xmlns:w14="http://schemas.microsoft.com/office/word/2010/wordml" xmlns:w15="http://schemas.microsoft.com/office/word/2012/wordml" xmlns:w16cei="http://schemas.microsoft.com/office/word/2026/wordml/cei" xmlns:w16cex="http://schemas.microsoft.com/office/word/2018/wordml/cex" xmlns:w16cid="http://schemas.microsoft.com/office/word/2016/wordml/cid" xmlns:w16="http://schemas.microsoft.com/office/word/2018/wordml" xmlns:w16du="http://schemas.microsoft.com/office/word/2023/wordml/word16du" xmlns:w16sdtdh="http://schemas.microsoft.com/office/word/2020/wordml/sdtdatahash" xmlns:w16sdtfl="http://schemas.microsoft.com/office/word/2024/wordml/sdtformatlock" xmlns:w16se="http://schemas.microsoft.com/office/word/2015/wordml/symex" xmlns:wpg="http://schemas.microsoft.com/office/word/2010/wordprocessingGroup" xmlns:wpi="http://schemas.microsoft.com/office/word/2010/wordprocessingInk" xmlns:wne="http://schemas.microsoft.com/office/word/2006/wordml" xmlns:wps="http://schemas.microsoft.com/office/word/2010/wordprocessingShape" mc:Ignorable="w14 w15 w16se w16cid w16 w16cex w16sdtdh w16sdtfl w16du wp14">
   <w:abstractNum w:abstractNumId="0" w15:restartNumberingAfterBreak="0">
     <w:nsid w:val="00000001"/>
     <w:multiLevelType w:val="hybridMultilevel"/>
@@ -6686,74 +4650,74 @@
       </w:rPr>
     </w:lvl>
   </w:abstractNum>
-  <w:num w:numId="1">
+  <w:num w:numId="1" w16cid:durableId="1750301771">
     <w:abstractNumId w:val="16"/>
   </w:num>
-  <w:num w:numId="2">
+  <w:num w:numId="2" w16cid:durableId="1264221139">
     <w:abstractNumId w:val="14"/>
   </w:num>
-  <w:num w:numId="3">
+  <w:num w:numId="3" w16cid:durableId="1047022087">
     <w:abstractNumId w:val="12"/>
   </w:num>
-  <w:num w:numId="4">
+  <w:num w:numId="4" w16cid:durableId="1040202908">
     <w:abstractNumId w:val="6"/>
   </w:num>
-  <w:num w:numId="5">
+  <w:num w:numId="5" w16cid:durableId="1219825352">
     <w:abstractNumId w:val="11"/>
   </w:num>
-  <w:num w:numId="6">
+  <w:num w:numId="6" w16cid:durableId="1500149870">
     <w:abstractNumId w:val="0"/>
   </w:num>
-  <w:num w:numId="7">
+  <w:num w:numId="7" w16cid:durableId="1828091947">
     <w:abstractNumId w:val="7"/>
   </w:num>
-  <w:num w:numId="8">
+  <w:num w:numId="8" w16cid:durableId="2021658099">
     <w:abstractNumId w:val="9"/>
   </w:num>
-  <w:num w:numId="9">
+  <w:num w:numId="9" w16cid:durableId="818812971">
     <w:abstractNumId w:val="1"/>
   </w:num>
-  <w:num w:numId="10">
+  <w:num w:numId="10" w16cid:durableId="221452043">
     <w:abstractNumId w:val="5"/>
   </w:num>
-  <w:num w:numId="11">
+  <w:num w:numId="11" w16cid:durableId="1189635654">
     <w:abstractNumId w:val="15"/>
   </w:num>
-  <w:num w:numId="12">
+  <w:num w:numId="12" w16cid:durableId="840967149">
     <w:abstractNumId w:val="3"/>
   </w:num>
-  <w:num w:numId="13">
+  <w:num w:numId="13" w16cid:durableId="895818576">
     <w:abstractNumId w:val="4"/>
   </w:num>
-  <w:num w:numId="14">
+  <w:num w:numId="14" w16cid:durableId="2012247310">
     <w:abstractNumId w:val="10"/>
   </w:num>
-  <w:num w:numId="15">
+  <w:num w:numId="15" w16cid:durableId="1491216405">
     <w:abstractNumId w:val="13"/>
   </w:num>
-  <w:num w:numId="16">
+  <w:num w:numId="16" w16cid:durableId="2108498876">
     <w:abstractNumId w:val="2"/>
   </w:num>
-  <w:num w:numId="17">
+  <w:num w:numId="17" w16cid:durableId="2121954234">
     <w:abstractNumId w:val="8"/>
   </w:num>
 </w:numbering>
 </file>
 
 <file path=word/styles.xml><?xml version="1.0" encoding="utf-8"?>
-<w:styles xmlns:mc="http://schemas.openxmlformats.org/markup-compatibility/2006" xmlns:r="http://schemas.openxmlformats.org/officeDocument/2006/relationships" xmlns:w="http://schemas.openxmlformats.org/wordprocessingml/2006/main" xmlns:w14="http://schemas.microsoft.com/office/word/2010/wordml" xmlns:w15="http://schemas.microsoft.com/office/word/2012/wordml" xmlns:w16cid="http://schemas.microsoft.com/office/word/2016/wordml/cid" xmlns:w16se="http://schemas.microsoft.com/office/word/2015/wordml/symex" mc:Ignorable="w14 w15 w16se w16cid">
+<w:styles xmlns:mc="http://schemas.openxmlformats.org/markup-compatibility/2006" xmlns:r="http://schemas.openxmlformats.org/officeDocument/2006/relationships" xmlns:w="http://schemas.openxmlformats.org/wordprocessingml/2006/main" xmlns:w14="http://schemas.microsoft.com/office/word/2010/wordml" xmlns:w15="http://schemas.microsoft.com/office/word/2012/wordml" xmlns:w16cex="http://schemas.microsoft.com/office/word/2018/wordml/cex" xmlns:w16cid="http://schemas.microsoft.com/office/word/2016/wordml/cid" xmlns:w16="http://schemas.microsoft.com/office/word/2018/wordml" xmlns:w16du="http://schemas.microsoft.com/office/word/2023/wordml/word16du" xmlns:w16sdtdh="http://schemas.microsoft.com/office/word/2020/wordml/sdtdatahash" xmlns:w16sdtfl="http://schemas.microsoft.com/office/word/2024/wordml/sdtformatlock" xmlns:w16se="http://schemas.microsoft.com/office/word/2015/wordml/symex" mc:Ignorable="w14 w15 w16se w16cid w16 w16cex w16sdtdh w16sdtfl w16du">
   <w:docDefaults>
     <w:rPrDefault>
       <w:rPr>
-        <w:rFonts w:asciiTheme="minorHAnsi" w:eastAsiaTheme="minorEastAsia" w:hAnsiTheme="minorHAnsi" w:cstheme="minorBidi"/>
-        <w:sz w:val="24"/>
+        <w:rFonts w:ascii="Calibri" w:eastAsiaTheme="minorEastAsia" w:hAnsi="Calibri" w:cs="Times New Roman"/>
+        <w:sz w:val="22"/>
         <w:szCs w:val="24"/>
         <w:lang w:val="en-US" w:eastAsia="en-US" w:bidi="ar-SA"/>
       </w:rPr>
     </w:rPrDefault>
     <w:pPrDefault/>
   </w:docDefaults>
-  <w:latentStyles w:defLockedState="0" w:defUIPriority="99" w:defSemiHidden="0" w:defUnhideWhenUsed="0" w:defQFormat="0" w:count="375">
+  <w:latentStyles w:defLockedState="0" w:defUIPriority="99" w:defSemiHidden="0" w:defUnhideWhenUsed="0" w:defQFormat="0" w:count="376">
     <w:lsdException w:name="Normal" w:uiPriority="0" w:qFormat="1"/>
     <w:lsdException w:name="heading 1" w:uiPriority="9" w:qFormat="1"/>
     <w:lsdException w:name="heading 2" w:semiHidden="1" w:uiPriority="9" w:unhideWhenUsed="1" w:qFormat="1"/>
@@ -7120,16 +5084,12 @@
     <w:lsdException w:name="Smart Hyperlink" w:semiHidden="1" w:unhideWhenUsed="1"/>
     <w:lsdException w:name="Hashtag" w:semiHidden="1" w:unhideWhenUsed="1"/>
     <w:lsdException w:name="Unresolved Mention" w:semiHidden="1" w:unhideWhenUsed="1"/>
+    <w:lsdException w:name="Smart Link" w:semiHidden="1" w:unhideWhenUsed="1"/>
   </w:latentStyles>
   <w:style w:type="paragraph" w:default="1" w:styleId="Normal">
     <w:name w:val="Normal"/>
     <w:qFormat/>
-    <w:rsid w:val="002D789E"/>
-    <w:rPr>
-      <w:rFonts w:ascii="Corbel" w:hAnsi="Corbel" w:cs="Times New Roman"/>
-      <w:sz w:val="22"/>
-      <w:lang w:val="nl-NL"/>
-    </w:rPr>
+    <w:rsid w:val="004E23D9"/>
   </w:style>
   <w:style w:type="paragraph" w:styleId="Heading1">
     <w:name w:val="heading 1"/>
